--- a/10-简历/乐宇辰-简历-2026.docx
+++ b/10-简历/乐宇辰-简历-2026.docx
@@ -1,6 +1,6 @@
 
 <file path=word/document.xml><?xml version="1.0" encoding="utf-8"?>
-<w:document xmlns:wpc="http://schemas.microsoft.com/office/word/2010/wordprocessingCanvas" xmlns:cx="http://schemas.microsoft.com/office/drawing/2014/chartex" xmlns:cx1="http://schemas.microsoft.com/office/drawing/2015/9/8/chartex" xmlns:cx2="http://schemas.microsoft.com/office/drawing/2015/10/21/chartex" xmlns:cx3="http://schemas.microsoft.com/office/drawing/2016/5/9/chartex" xmlns:cx4="http://schemas.microsoft.com/office/drawing/2016/5/10/chartex" xmlns:cx5="http://schemas.microsoft.com/office/drawing/2016/5/11/chartex" xmlns:cx6="http://schemas.microsoft.com/office/drawing/2016/5/12/chartex" xmlns:cx7="http://schemas.microsoft.com/office/drawing/2016/5/13/chartex" xmlns:cx8="http://schemas.microsoft.com/office/drawing/2016/5/14/chartex" xmlns:mc="http://schemas.openxmlformats.org/markup-compatibility/2006" xmlns:aink="http://schemas.microsoft.com/office/drawing/2016/ink" xmlns:am3d="http://schemas.microsoft.com/office/drawing/2017/model3d" xmlns:o="urn:schemas-microsoft-com:office:office" xmlns:oel="http://schemas.microsoft.com/office/2019/extlst" xmlns:r="http://schemas.openxmlformats.org/officeDocument/2006/relationships" xmlns:m="http://schemas.openxmlformats.org/officeDocument/2006/math" xmlns:v="urn:schemas-microsoft-com:vml" xmlns:wp14="http://schemas.microsoft.com/office/word/2010/wordprocessingDrawing" xmlns:wp="http://schemas.openxmlformats.org/drawingml/2006/wordprocessingDrawing" xmlns:w10="urn:schemas-microsoft-com:office:word" xmlns:w="http://schemas.openxmlformats.org/wordprocessingml/2006/main" xmlns:w14="http://schemas.microsoft.com/office/word/2010/wordml" xmlns:w15="http://schemas.microsoft.com/office/word/2012/wordml" xmlns:w16cex="http://schemas.microsoft.com/office/word/2018/wordml/cex" xmlns:w16cid="http://schemas.microsoft.com/office/word/2016/wordml/cid" xmlns:w16="http://schemas.microsoft.com/office/word/2018/wordml" xmlns:w16du="http://schemas.microsoft.com/office/word/2023/wordml/word16du" xmlns:w16sdtdh="http://schemas.microsoft.com/office/word/2020/wordml/sdtdatahash" xmlns:w16sdtfl="http://schemas.microsoft.com/office/word/2024/wordml/sdtformatlock" xmlns:w16se="http://schemas.microsoft.com/office/word/2015/wordml/symex" xmlns:wpg="http://schemas.microsoft.com/office/word/2010/wordprocessingGroup" xmlns:wpi="http://schemas.microsoft.com/office/word/2010/wordprocessingInk" xmlns:wne="http://schemas.microsoft.com/office/word/2006/wordml" xmlns:wps="http://schemas.microsoft.com/office/word/2010/wordprocessingShape" mc:Ignorable="w14 w15 w16se w16cid w16 w16cex w16sdtdh w16sdtfl w16du wp14">
+<w:document xmlns:wpc="http://schemas.microsoft.com/office/word/2010/wordprocessingCanvas" xmlns:cx="http://schemas.microsoft.com/office/drawing/2014/chartex" xmlns:cx1="http://schemas.microsoft.com/office/drawing/2015/9/8/chartex" xmlns:cx2="http://schemas.microsoft.com/office/drawing/2015/10/21/chartex" xmlns:cx3="http://schemas.microsoft.com/office/drawing/2016/5/9/chartex" xmlns:cx4="http://schemas.microsoft.com/office/drawing/2016/5/10/chartex" xmlns:cx5="http://schemas.microsoft.com/office/drawing/2016/5/11/chartex" xmlns:cx6="http://schemas.microsoft.com/office/drawing/2016/5/12/chartex" xmlns:cx7="http://schemas.microsoft.com/office/drawing/2016/5/13/chartex" xmlns:cx8="http://schemas.microsoft.com/office/drawing/2016/5/14/chartex" xmlns:mc="http://schemas.openxmlformats.org/markup-compatibility/2006" xmlns:aink="http://schemas.microsoft.com/office/drawing/2016/ink" xmlns:am3d="http://schemas.microsoft.com/office/drawing/2017/model3d" xmlns:o="urn:schemas-microsoft-com:office:office" xmlns:oel="http://schemas.microsoft.com/office/2019/extlst" xmlns:r="http://schemas.openxmlformats.org/officeDocument/2006/relationships" xmlns:m="http://schemas.openxmlformats.org/officeDocument/2006/math" xmlns:v="urn:schemas-microsoft-com:vml" xmlns:wp14="http://schemas.microsoft.com/office/word/2010/wordprocessingDrawing" xmlns:wp="http://schemas.openxmlformats.org/drawingml/2006/wordprocessingDrawing" xmlns:w10="urn:schemas-microsoft-com:office:word" xmlns:w="http://schemas.openxmlformats.org/wordprocessingml/2006/main" xmlns:w14="http://schemas.microsoft.com/office/word/2010/wordml" xmlns:w15="http://schemas.microsoft.com/office/word/2012/wordml" xmlns:w16cex="http://schemas.microsoft.com/office/word/2018/wordml/cex" xmlns:w16cid="http://schemas.microsoft.com/office/word/2016/wordml/cid" xmlns:w16="http://schemas.microsoft.com/office/word/2018/wordml" xmlns:w16du="http://schemas.microsoft.com/office/word/2023/wordml/word16du" xmlns:w16sdtdh="http://schemas.microsoft.com/office/word/2020/wordml/sdtdatahash" xmlns:w16se="http://schemas.microsoft.com/office/word/2015/wordml/symex" xmlns:wpg="http://schemas.microsoft.com/office/word/2010/wordprocessingGroup" xmlns:wpi="http://schemas.microsoft.com/office/word/2010/wordprocessingInk" xmlns:wne="http://schemas.microsoft.com/office/word/2006/wordml" xmlns:wps="http://schemas.microsoft.com/office/word/2010/wordprocessingShape" mc:Ignorable="w14 w15 w16se w16cid w16 w16cex w16sdtdh w16du wp14">
   <w:body>
     <w:p>
       <w:pPr>
@@ -563,130 +563,56 @@
         <w:t>：</w:t>
       </w:r>
       <w:r>
-        <w:rPr>
-          <w:color w:val="000000"/>
-        </w:rPr>
         <w:t>主导</w:t>
       </w:r>
       <w:r>
         <w:rPr>
           <w:rFonts w:hint="eastAsia"/>
-          <w:color w:val="000000"/>
-        </w:rPr>
-        <w:t>云侧</w:t>
+        </w:rPr>
+        <w:t>建设腾讯云运营端可观测平台，</w:t>
+      </w:r>
+      <w:r>
+        <w:t>十亿级</w:t>
       </w:r>
       <w:r>
         <w:rPr>
           <w:rFonts w:hint="eastAsia"/>
-          <w:color w:val="000000"/>
-        </w:rPr>
-        <w:t>运</w:t>
-      </w:r>
-      <w:r>
-        <w:rPr>
-          <w:color w:val="000000"/>
-        </w:rPr>
-        <w:t>营端监控</w:t>
+        </w:rPr>
+        <w:t>时序</w:t>
+      </w:r>
+      <w:r>
+        <w:t>数据规模下完成指标</w:t>
       </w:r>
       <w:r>
         <w:rPr>
           <w:rFonts w:hint="eastAsia"/>
-          <w:color w:val="000000"/>
-        </w:rPr>
-        <w:t>从</w:t>
-      </w:r>
-      <w:r>
-        <w:rPr>
-          <w:color w:val="000000"/>
-        </w:rPr>
-        <w:t xml:space="preserve"> 0 </w:t>
-      </w:r>
-      <w:r>
-        <w:rPr>
-          <w:color w:val="000000"/>
-        </w:rPr>
-        <w:t>到</w:t>
-      </w:r>
-      <w:r>
-        <w:rPr>
-          <w:color w:val="000000"/>
-        </w:rPr>
-        <w:t xml:space="preserve"> 1</w:t>
+        </w:rPr>
+        <w:t>/</w:t>
       </w:r>
       <w:r>
         <w:rPr>
           <w:rFonts w:hint="eastAsia"/>
-          <w:color w:val="000000"/>
-        </w:rPr>
-        <w:t>落地</w:t>
-      </w:r>
-      <w:r>
-        <w:rPr>
-          <w:color w:val="000000"/>
-        </w:rPr>
-        <w:t>，把各云产品割裂自建的监控能力收敛为统一平台能力</w:t>
+        </w:rPr>
+        <w:t>监控盘与</w:t>
+      </w:r>
+      <w:r>
+        <w:t>监控实体的统一建模、实体级看板自动编排及实时拓扑关联分析，提供高性能查询、故障影响面评估与根因定位能力。</w:t>
       </w:r>
       <w:r>
         <w:rPr>
           <w:rFonts w:hint="eastAsia"/>
-          <w:color w:val="000000"/>
-        </w:rPr>
-        <w:t>。</w:t>
-      </w:r>
-      <w:r>
-        <w:rPr>
-          <w:color w:val="000000"/>
-        </w:rPr>
-        <w:t>完成核心</w:t>
-      </w:r>
-      <w:r>
-        <w:rPr>
-          <w:color w:val="000000"/>
-        </w:rPr>
-        <w:t xml:space="preserve"> 100+ </w:t>
-      </w:r>
-      <w:r>
-        <w:rPr>
-          <w:color w:val="000000"/>
-        </w:rPr>
-        <w:t>云产品</w:t>
+        </w:rPr>
+        <w:t>并</w:t>
+      </w:r>
+      <w:r>
+        <w:rPr>
+          <w:color w:val="000000"/>
+        </w:rPr>
+        <w:t>把各云产品割裂自建的监控能力收敛为统一平台能力</w:t>
       </w:r>
       <w:r>
         <w:rPr>
           <w:rFonts w:hint="eastAsia"/>
-          <w:color w:val="000000"/>
-        </w:rPr>
-        <w:t>监控</w:t>
-      </w:r>
-      <w:r>
-        <w:rPr>
-          <w:rFonts w:hint="eastAsia"/>
-          <w:color w:val="000000"/>
-        </w:rPr>
-        <w:t>接</w:t>
-      </w:r>
-      <w:r>
-        <w:rPr>
-          <w:color w:val="000000"/>
-        </w:rPr>
-        <w:t>入，故障可观测率</w:t>
-      </w:r>
-      <w:r>
-        <w:rPr>
-          <w:color w:val="000000"/>
-        </w:rPr>
-        <w:t xml:space="preserve"> </w:t>
-      </w:r>
-      <w:r>
-        <w:rPr>
-          <w:b/>
-          <w:bCs/>
-          <w:color w:val="000000"/>
-        </w:rPr>
-        <w:t>55% → 85%</w:t>
-      </w:r>
-      <w:r>
-        <w:rPr>
           <w:color w:val="000000"/>
         </w:rPr>
         <w:t>。</w:t>
@@ -767,20 +693,53 @@
         <w:rPr>
           <w:color w:val="000000"/>
         </w:rPr>
-        <w:t>升级，使其从资源台账演进为支撑</w:t>
+        <w:t>升级，使其</w:t>
       </w:r>
       <w:r>
         <w:rPr>
           <w:rFonts w:hint="eastAsia"/>
           <w:color w:val="000000"/>
         </w:rPr>
+        <w:t>从一张计算资源表升级</w:t>
+      </w:r>
+      <w:r>
+        <w:rPr>
+          <w:rFonts w:hint="eastAsia"/>
+          <w:color w:val="000000"/>
+        </w:rPr>
+        <w:t>为</w:t>
+      </w:r>
+      <w:r>
+        <w:rPr>
+          <w:color w:val="000000"/>
+        </w:rPr>
+        <w:t>支撑</w:t>
+      </w:r>
+      <w:r>
+        <w:rPr>
+          <w:rFonts w:hint="eastAsia"/>
+          <w:color w:val="000000"/>
+        </w:rPr>
         <w:t>全云</w:t>
       </w:r>
       <w:r>
         <w:rPr>
           <w:color w:val="000000"/>
         </w:rPr>
-        <w:t>监控、变更与故障定位的核心元数据底座。</w:t>
+        <w:t>监控、变更与故障定位的</w:t>
+      </w:r>
+      <w:r>
+        <w:rPr>
+          <w:rFonts w:hint="eastAsia"/>
+          <w:color w:val="000000"/>
+        </w:rPr>
+        <w:t>云</w:t>
+      </w:r>
+      <w:r>
+        <w:rPr>
+          <w:color w:val="000000"/>
+        </w:rPr>
+        <w:t>核心元数据底座。</w:t>
       </w:r>
     </w:p>
     <w:p>
@@ -1110,9 +1069,6 @@
           <w:numId w:val="2"/>
         </w:numPr>
         <w:spacing w:after="20" w:line="250" w:lineRule="auto"/>
-        <w:rPr>
-          <w:rFonts w:hint="eastAsia"/>
-        </w:rPr>
       </w:pPr>
       <w:r>
         <w:rPr>
@@ -1303,9 +1259,6 @@
           <w:numId w:val="2"/>
         </w:numPr>
         <w:spacing w:after="20" w:line="250" w:lineRule="auto"/>
-        <w:rPr>
-          <w:rFonts w:hint="eastAsia"/>
-        </w:rPr>
       </w:pPr>
       <w:r>
         <w:rPr>
@@ -1537,73 +1490,13 @@
         <w:ind w:left="170"/>
       </w:pPr>
       <w:r>
-        <w:rPr>
-          <w:color w:val="000000"/>
-        </w:rPr>
-        <w:t>负责从</w:t>
-      </w:r>
-      <w:r>
-        <w:rPr>
-          <w:color w:val="000000"/>
-        </w:rPr>
-        <w:t xml:space="preserve"> 0 </w:t>
-      </w:r>
-      <w:r>
-        <w:rPr>
-          <w:color w:val="000000"/>
-        </w:rPr>
-        <w:t>到</w:t>
-      </w:r>
-      <w:r>
-        <w:rPr>
-          <w:color w:val="000000"/>
-        </w:rPr>
-        <w:t xml:space="preserve"> 1 </w:t>
-      </w:r>
-      <w:r>
-        <w:rPr>
-          <w:color w:val="000000"/>
-        </w:rPr>
-        <w:t>搭建腾讯云运营端统一可观测底座，解决各云产品自建监控</w:t>
-      </w:r>
-      <w:r>
-        <w:rPr>
-          <w:rFonts w:hint="eastAsia"/>
-          <w:color w:val="000000"/>
-        </w:rPr>
-        <w:t>的监控结构松散、</w:t>
-      </w:r>
-      <w:r>
-        <w:rPr>
-          <w:color w:val="000000"/>
-        </w:rPr>
-        <w:t>协议割裂、</w:t>
-      </w:r>
-      <w:r>
-        <w:rPr>
-          <w:rFonts w:hint="eastAsia"/>
-          <w:color w:val="000000"/>
-        </w:rPr>
-        <w:t>指标语义不明等</w:t>
-      </w:r>
-      <w:r>
-        <w:rPr>
-          <w:color w:val="000000"/>
-        </w:rPr>
-        <w:t>问题，</w:t>
-      </w:r>
-      <w:r>
-        <w:rPr>
-          <w:rFonts w:hint="eastAsia"/>
-          <w:color w:val="000000"/>
-        </w:rPr>
-        <w:t>提升全云监控率和故障发现覆盖率</w:t>
-      </w:r>
-      <w:r>
-        <w:rPr>
-          <w:color w:val="000000"/>
-        </w:rPr>
-        <w:t>。</w:t>
+        <w:t>建设面向十亿级监控数据的统一可观测平台，覆盖异构时序存储与查询计算、监控指标接入与实体化看板、</w:t>
+      </w:r>
+      <w:r>
+        <w:t xml:space="preserve">SLO </w:t>
+      </w:r>
+      <w:r>
+        <w:t>可用性管理及基于拓扑的故障影响面分析能力。</w:t>
       </w:r>
     </w:p>
     <w:p>
@@ -1614,257 +1507,33 @@
           <w:numId w:val="2"/>
         </w:numPr>
         <w:spacing w:after="20" w:line="250" w:lineRule="auto"/>
-        <w:rPr>
-          <w:rFonts w:hint="eastAsia"/>
-        </w:rPr>
-      </w:pPr>
-      <w:r>
-        <w:rPr>
-          <w:rFonts w:hint="eastAsia"/>
-          <w:b/>
-          <w:bCs/>
-          <w:color w:val="000000"/>
-        </w:rPr>
-        <w:t>高性能监控计算和存储模块建设</w:t>
-      </w:r>
-      <w:r>
-        <w:rPr>
-          <w:b/>
-          <w:bCs/>
-          <w:color w:val="000000"/>
-        </w:rPr>
-        <w:t>：</w:t>
-      </w:r>
-      <w:r>
-        <w:rPr>
-          <w:rFonts w:hint="eastAsia"/>
-          <w:color w:val="000000"/>
-        </w:rPr>
+      </w:pPr>
+      <w:r>
+        <w:rPr>
+          <w:b/>
+        </w:rPr>
+        <w:t>大规模时序存储与查询计算：</w:t>
+      </w:r>
+      <w:r>
         <w:t>构建</w:t>
       </w:r>
       <w:r>
-        <w:rPr>
-          <w:rFonts w:hint="eastAsia"/>
-          <w:color w:val="000000"/>
-        </w:rPr>
-        <w:t>高性能</w:t>
-      </w:r>
-      <w:r>
-        <w:rPr>
-          <w:color w:val="000000"/>
-        </w:rPr>
-        <w:t xml:space="preserve">  Prometheus/</w:t>
-      </w:r>
-      <w:proofErr w:type="spellStart"/>
-      <w:r>
-        <w:rPr>
-          <w:color w:val="000000"/>
-        </w:rPr>
-        <w:t>OpenTelemetry</w:t>
-      </w:r>
-      <w:proofErr w:type="spellEnd"/>
-      <w:r>
-        <w:rPr>
-          <w:rFonts w:hint="eastAsia"/>
-          <w:color w:val="000000"/>
-        </w:rPr>
-        <w:t>/</w:t>
-      </w:r>
-      <w:r>
-        <w:rPr>
-          <w:color w:val="000000"/>
-        </w:rPr>
-        <w:t>Barad</w:t>
-      </w:r>
-      <w:r>
-        <w:rPr>
-          <w:rFonts w:hint="eastAsia"/>
-          <w:color w:val="000000"/>
-        </w:rPr>
-        <w:t xml:space="preserve"> </w:t>
-      </w:r>
-      <w:r>
-        <w:rPr>
-          <w:rFonts w:hint="eastAsia"/>
-          <w:color w:val="000000"/>
-        </w:rPr>
-        <w:t>异构协议</w:t>
-      </w:r>
-      <w:r>
-        <w:rPr>
-          <w:rFonts w:hint="eastAsia"/>
-          <w:color w:val="000000"/>
-        </w:rPr>
-        <w:t>网</w:t>
-      </w:r>
-      <w:r>
-        <w:rPr>
-          <w:color w:val="000000"/>
-        </w:rPr>
-        <w:t>关</w:t>
-      </w:r>
-      <w:r>
-        <w:rPr>
-          <w:rFonts w:hint="eastAsia"/>
-          <w:color w:val="000000"/>
-        </w:rPr>
-        <w:t>；</w:t>
-      </w:r>
-      <w:r>
-        <w:rPr>
-          <w:color w:val="000000"/>
-        </w:rPr>
-        <w:t>构建</w:t>
-      </w:r>
-      <w:r>
-        <w:rPr>
-          <w:color w:val="000000"/>
-        </w:rPr>
-        <w:t xml:space="preserve"> </w:t>
-      </w:r>
-      <w:proofErr w:type="spellStart"/>
-      <w:r>
-        <w:rPr>
-          <w:color w:val="000000"/>
-        </w:rPr>
-        <w:t>XStor</w:t>
-      </w:r>
-      <w:proofErr w:type="spellEnd"/>
-      <w:r>
-        <w:rPr>
-          <w:color w:val="000000"/>
-        </w:rPr>
-        <w:t xml:space="preserve">/ </w:t>
-      </w:r>
-      <w:proofErr w:type="spellStart"/>
-      <w:r>
-        <w:rPr>
-          <w:color w:val="000000"/>
-        </w:rPr>
+        <w:t xml:space="preserve"> XStor</w:t>
+      </w:r>
+      <w:r>
+        <w:t>、</w:t>
+      </w:r>
+      <w:r>
         <w:t>VictoriaMetrics</w:t>
       </w:r>
-      <w:proofErr w:type="spellEnd"/>
-      <w:r>
-        <w:rPr>
-          <w:color w:val="000000"/>
-        </w:rPr>
-        <w:t>/</w:t>
-      </w:r>
-      <w:proofErr w:type="spellStart"/>
-      <w:r>
-        <w:rPr>
-          <w:color w:val="000000"/>
-        </w:rPr>
-        <w:t>ClickHouse</w:t>
-      </w:r>
-      <w:proofErr w:type="spellEnd"/>
-      <w:r>
-        <w:rPr>
-          <w:color w:val="000000"/>
-        </w:rPr>
-        <w:t xml:space="preserve"> </w:t>
-      </w:r>
-      <w:r>
-        <w:rPr>
-          <w:rFonts w:hint="eastAsia"/>
-          <w:color w:val="000000"/>
-        </w:rPr>
-        <w:t>的</w:t>
-      </w:r>
-      <w:r>
-        <w:rPr>
-          <w:color w:val="000000"/>
-        </w:rPr>
-        <w:t>三</w:t>
-      </w:r>
-      <w:r>
-        <w:rPr>
-          <w:rFonts w:hint="eastAsia"/>
-          <w:color w:val="000000"/>
-        </w:rPr>
-        <w:t>层高性能</w:t>
-      </w:r>
-      <w:r>
-        <w:rPr>
-          <w:color w:val="000000"/>
-        </w:rPr>
-        <w:t>存储架构</w:t>
-      </w:r>
-      <w:r>
-        <w:rPr>
-          <w:rFonts w:hint="eastAsia"/>
-          <w:color w:val="000000"/>
-        </w:rPr>
-        <w:t>，</w:t>
-      </w:r>
-      <w:r>
-        <w:rPr>
-          <w:color w:val="000000"/>
-        </w:rPr>
-        <w:t>支撑数亿级时序数据写入</w:t>
-      </w:r>
-      <w:r>
-        <w:rPr>
-          <w:rFonts w:hint="eastAsia"/>
-          <w:color w:val="000000"/>
-        </w:rPr>
-        <w:t>；</w:t>
-      </w:r>
-      <w:r>
-        <w:rPr>
-          <w:rFonts w:hint="eastAsia"/>
-          <w:color w:val="000000"/>
-        </w:rPr>
-        <w:t>依赖流式计算能力实现指标的预计算能力，大幅提升高基数、长周期数据的存储和查询性能；</w:t>
-      </w:r>
-      <w:r>
-        <w:rPr>
-          <w:rFonts w:hint="eastAsia"/>
-          <w:color w:val="000000"/>
-        </w:rPr>
-        <w:t>可观测核心领域模型按</w:t>
-      </w:r>
-      <w:r>
-        <w:rPr>
-          <w:rFonts w:hint="eastAsia"/>
-          <w:color w:val="000000"/>
-        </w:rPr>
-        <w:t>腾讯云产品实体</w:t>
-      </w:r>
-      <w:r>
-        <w:rPr>
-          <w:rFonts w:hint="eastAsia"/>
-          <w:color w:val="000000"/>
-        </w:rPr>
-        <w:t>拓扑图</w:t>
-      </w:r>
-      <w:r>
-        <w:rPr>
-          <w:rFonts w:hint="eastAsia"/>
-          <w:color w:val="000000"/>
-        </w:rPr>
-        <w:t>建模，赋予所有监控大盘</w:t>
-      </w:r>
-      <w:r>
-        <w:rPr>
-          <w:rFonts w:hint="eastAsia"/>
-          <w:color w:val="000000"/>
-        </w:rPr>
-        <w:t>/</w:t>
-      </w:r>
-      <w:r>
-        <w:rPr>
-          <w:rFonts w:hint="eastAsia"/>
-          <w:color w:val="000000"/>
-        </w:rPr>
-        <w:t>指标以业务语义可读性</w:t>
-      </w:r>
-      <w:r>
-        <w:rPr>
-          <w:rFonts w:hint="eastAsia"/>
-          <w:color w:val="000000"/>
-        </w:rPr>
-        <w:t>；提供一套云产品自主接入可观测能力的白屏化产品，大幅提升云产品接入效率。</w:t>
+      <w:r>
+        <w:t>、</w:t>
+      </w:r>
+      <w:r>
+        <w:t xml:space="preserve">ClickHouse </w:t>
+      </w:r>
+      <w:r>
+        <w:t>异构时序存储集群，统一承载指标接入、预计算与查询路由；支撑十亿级时序数据的高吞吐写入和聚合查询，提升高基数、长周期监控数据的查询性能。</w:t>
       </w:r>
     </w:p>
     <w:p>
@@ -1875,239 +1544,21 @@
           <w:numId w:val="2"/>
         </w:numPr>
         <w:spacing w:after="20" w:line="250" w:lineRule="auto"/>
-        <w:rPr>
-          <w:rFonts w:hint="eastAsia"/>
-        </w:rPr>
-      </w:pPr>
-      <w:r>
-        <w:rPr>
-          <w:b/>
-          <w:bCs/>
-          <w:color w:val="000000"/>
-        </w:rPr>
-        <w:lastRenderedPageBreak/>
-        <w:t xml:space="preserve">SLO </w:t>
-      </w:r>
-      <w:r>
-        <w:rPr>
-          <w:rFonts w:hint="eastAsia"/>
-          <w:b/>
-          <w:bCs/>
-          <w:color w:val="000000"/>
-        </w:rPr>
-        <w:t>监控体系</w:t>
-      </w:r>
-      <w:r>
-        <w:rPr>
-          <w:b/>
-          <w:bCs/>
-          <w:color w:val="000000"/>
-        </w:rPr>
-        <w:t>与实时</w:t>
-      </w:r>
-      <w:r>
-        <w:rPr>
-          <w:b/>
-          <w:bCs/>
-          <w:color w:val="000000"/>
-        </w:rPr>
-        <w:t xml:space="preserve"> SLI </w:t>
-      </w:r>
-      <w:r>
-        <w:rPr>
-          <w:b/>
-          <w:bCs/>
-          <w:color w:val="000000"/>
-        </w:rPr>
-        <w:t>计算：</w:t>
-      </w:r>
-      <w:r>
-        <w:rPr>
-          <w:rFonts w:hint="eastAsia"/>
-          <w:color w:val="000000"/>
-        </w:rPr>
-        <w:t>建设统一可用性（</w:t>
-      </w:r>
-      <w:r>
-        <w:rPr>
-          <w:rFonts w:hint="eastAsia"/>
-          <w:color w:val="000000"/>
-        </w:rPr>
-        <w:t>SLO</w:t>
-      </w:r>
-      <w:r>
-        <w:rPr>
-          <w:rFonts w:hint="eastAsia"/>
-          <w:color w:val="000000"/>
-        </w:rPr>
-        <w:t>）大盘，根据域名拨测</w:t>
-      </w:r>
-      <w:r>
-        <w:rPr>
-          <w:rFonts w:hint="eastAsia"/>
-          <w:color w:val="000000"/>
-        </w:rPr>
-        <w:t>/</w:t>
-      </w:r>
-      <w:r>
-        <w:rPr>
-          <w:rFonts w:hint="eastAsia"/>
-          <w:color w:val="000000"/>
-        </w:rPr>
-        <w:t>云</w:t>
-      </w:r>
-      <w:r>
-        <w:rPr>
-          <w:rFonts w:hint="eastAsia"/>
-          <w:color w:val="000000"/>
-        </w:rPr>
-        <w:t>API</w:t>
-      </w:r>
-      <w:r>
-        <w:rPr>
-          <w:rFonts w:hint="eastAsia"/>
-          <w:color w:val="000000"/>
-        </w:rPr>
-        <w:t>可用性</w:t>
-      </w:r>
-      <w:r>
-        <w:rPr>
-          <w:rFonts w:hint="eastAsia"/>
-          <w:color w:val="000000"/>
-        </w:rPr>
-        <w:t>/</w:t>
-      </w:r>
-      <w:r>
-        <w:rPr>
-          <w:rFonts w:hint="eastAsia"/>
-          <w:color w:val="000000"/>
-        </w:rPr>
-        <w:t>云实例可用性</w:t>
-      </w:r>
-      <w:r>
-        <w:rPr>
-          <w:rFonts w:hint="eastAsia"/>
-          <w:color w:val="000000"/>
-        </w:rPr>
-        <w:t>/</w:t>
-      </w:r>
-      <w:r>
-        <w:rPr>
-          <w:rFonts w:hint="eastAsia"/>
-          <w:color w:val="000000"/>
-        </w:rPr>
-        <w:t>云产品核心监控等云产品统一</w:t>
-      </w:r>
-      <w:r>
-        <w:rPr>
-          <w:rFonts w:hint="eastAsia"/>
-          <w:color w:val="000000"/>
-        </w:rPr>
-        <w:t>SLI</w:t>
-      </w:r>
-      <w:r>
-        <w:rPr>
-          <w:rFonts w:hint="eastAsia"/>
-          <w:color w:val="000000"/>
-        </w:rPr>
-        <w:t>维度，构建腾讯云云产品多维度（地域、</w:t>
-      </w:r>
-      <w:r>
-        <w:rPr>
-          <w:rFonts w:hint="eastAsia"/>
-          <w:color w:val="000000"/>
-        </w:rPr>
-        <w:t>UIN</w:t>
-      </w:r>
-      <w:r>
-        <w:rPr>
-          <w:rFonts w:hint="eastAsia"/>
-          <w:color w:val="000000"/>
-        </w:rPr>
-        <w:t>）可用性衡量能力。通过</w:t>
-      </w:r>
-      <w:r>
-        <w:rPr>
-          <w:rFonts w:hint="eastAsia"/>
-          <w:color w:val="000000"/>
-        </w:rPr>
-        <w:t>Kafka</w:t>
-      </w:r>
-      <w:r>
-        <w:rPr>
-          <w:rFonts w:hint="eastAsia"/>
-          <w:color w:val="000000"/>
-        </w:rPr>
-        <w:t>、</w:t>
-      </w:r>
-      <w:r>
-        <w:rPr>
-          <w:rFonts w:hint="eastAsia"/>
-          <w:color w:val="000000"/>
-        </w:rPr>
-        <w:t>F</w:t>
-      </w:r>
-      <w:r>
-        <w:rPr>
-          <w:color w:val="000000"/>
-        </w:rPr>
-        <w:t>l</w:t>
-      </w:r>
-      <w:r>
-        <w:rPr>
-          <w:rFonts w:hint="eastAsia"/>
-          <w:color w:val="000000"/>
-        </w:rPr>
-        <w:t>ink</w:t>
-      </w:r>
-      <w:r>
-        <w:rPr>
-          <w:rFonts w:hint="eastAsia"/>
-          <w:color w:val="000000"/>
-        </w:rPr>
-        <w:t>流式计算、</w:t>
-      </w:r>
-      <w:r>
-        <w:rPr>
-          <w:rFonts w:hint="eastAsia"/>
-          <w:color w:val="000000"/>
-        </w:rPr>
-        <w:t>CK</w:t>
-      </w:r>
-      <w:r>
-        <w:rPr>
-          <w:rFonts w:hint="eastAsia"/>
-          <w:color w:val="000000"/>
-        </w:rPr>
-        <w:t>物化视图实现亿级指标</w:t>
-      </w:r>
-      <w:r>
-        <w:rPr>
-          <w:rFonts w:hint="eastAsia"/>
-          <w:color w:val="000000"/>
-        </w:rPr>
-        <w:t>detail</w:t>
-      </w:r>
-      <w:r>
-        <w:rPr>
-          <w:rFonts w:hint="eastAsia"/>
-          <w:color w:val="000000"/>
-        </w:rPr>
-        <w:t>数据转化为秒级可查询的</w:t>
-      </w:r>
-      <w:r>
-        <w:rPr>
-          <w:rFonts w:hint="eastAsia"/>
-          <w:color w:val="000000"/>
-        </w:rPr>
-        <w:t>SLO</w:t>
-      </w:r>
-      <w:r>
-        <w:rPr>
-          <w:rFonts w:hint="eastAsia"/>
-          <w:color w:val="000000"/>
-        </w:rPr>
-        <w:t>数据。</w:t>
+      </w:pPr>
+      <w:r>
+        <w:rPr>
+          <w:b/>
+        </w:rPr>
+        <w:t>监控指标接入与实体化看板：</w:t>
+      </w:r>
+      <w:r>
+        <w:t>建立指标、指标类型、标签与监控实体的统一配置模型，支持云产品监控指标的标准化接入及按实体自动关联；基于可复用</w:t>
+      </w:r>
+      <w:r>
+        <w:t xml:space="preserve"> Grafana </w:t>
+      </w:r>
+      <w:r>
+        <w:t>模板生成全局和实体级监控看板、实体跳转链路及白屏化接入配置，提升云产品监控接入和看板建设效率。</w:t>
       </w:r>
     </w:p>
     <w:p>
@@ -2122,316 +1573,77 @@
       <w:r>
         <w:rPr>
           <w:b/>
-          <w:bCs/>
-          <w:color w:val="000000"/>
-        </w:rPr>
-        <w:t>业务收益：</w:t>
-      </w:r>
-      <w:r>
-        <w:rPr>
-          <w:color w:val="000000"/>
-        </w:rPr>
-        <w:t>完成核心</w:t>
-      </w:r>
-      <w:r>
-        <w:rPr>
-          <w:color w:val="000000"/>
-        </w:rPr>
-        <w:t xml:space="preserve"> </w:t>
-      </w:r>
-      <w:r>
-        <w:rPr>
-          <w:b/>
-          <w:bCs/>
-          <w:color w:val="000000"/>
-        </w:rPr>
-        <w:t xml:space="preserve">100+ </w:t>
-      </w:r>
-      <w:r>
-        <w:rPr>
-          <w:b/>
-          <w:bCs/>
-          <w:color w:val="000000"/>
-        </w:rPr>
-        <w:t>云产品</w:t>
-      </w:r>
-      <w:r>
-        <w:rPr>
-          <w:color w:val="000000"/>
-        </w:rPr>
-        <w:t>监控告警接入（</w:t>
-      </w:r>
-      <w:r>
-        <w:rPr>
-          <w:color w:val="000000"/>
-        </w:rPr>
-        <w:t xml:space="preserve"> </w:t>
-      </w:r>
-      <w:r>
-        <w:rPr>
-          <w:color w:val="000000"/>
-        </w:rPr>
-        <w:t>计算</w:t>
-      </w:r>
-      <w:r>
-        <w:rPr>
-          <w:color w:val="000000"/>
-        </w:rPr>
-        <w:t xml:space="preserve"> / </w:t>
-      </w:r>
-      <w:r>
-        <w:rPr>
-          <w:color w:val="000000"/>
-        </w:rPr>
-        <w:t>存储</w:t>
-      </w:r>
-      <w:r>
-        <w:rPr>
-          <w:color w:val="000000"/>
-        </w:rPr>
-        <w:t xml:space="preserve"> / </w:t>
-      </w:r>
-      <w:r>
-        <w:rPr>
-          <w:color w:val="000000"/>
-        </w:rPr>
-        <w:t>网络</w:t>
-      </w:r>
-      <w:r>
-        <w:rPr>
-          <w:color w:val="000000"/>
-        </w:rPr>
-        <w:t xml:space="preserve"> / </w:t>
-      </w:r>
-      <w:r>
-        <w:rPr>
-          <w:color w:val="000000"/>
-        </w:rPr>
-        <w:t>数据库</w:t>
-      </w:r>
-      <w:r>
-        <w:rPr>
-          <w:color w:val="000000"/>
-        </w:rPr>
-        <w:t xml:space="preserve"> / </w:t>
-      </w:r>
-      <w:r>
-        <w:rPr>
-          <w:color w:val="000000"/>
-        </w:rPr>
-        <w:t>中间件</w:t>
-      </w:r>
-      <w:r>
-        <w:rPr>
-          <w:color w:val="000000"/>
-        </w:rPr>
-        <w:t xml:space="preserve"> / </w:t>
-      </w:r>
-      <w:r>
-        <w:rPr>
-          <w:color w:val="000000"/>
-        </w:rPr>
-        <w:t>大数据），核心云产品</w:t>
-      </w:r>
-      <w:r>
-        <w:rPr>
-          <w:rFonts w:hint="eastAsia"/>
-          <w:color w:val="000000"/>
-        </w:rPr>
-        <w:t>SLO</w:t>
-      </w:r>
-      <w:r>
-        <w:rPr>
-          <w:rFonts w:hint="eastAsia"/>
-          <w:color w:val="000000"/>
-        </w:rPr>
-        <w:t>覆</w:t>
-      </w:r>
-      <w:r>
-        <w:rPr>
-          <w:color w:val="000000"/>
-        </w:rPr>
-        <w:t>盖率</w:t>
-      </w:r>
-      <w:r>
-        <w:rPr>
-          <w:color w:val="000000"/>
-        </w:rPr>
-        <w:t xml:space="preserve"> 81%</w:t>
-      </w:r>
-      <w:r>
-        <w:rPr>
-          <w:color w:val="000000"/>
-        </w:rPr>
-        <w:t>；故障可观测率</w:t>
-      </w:r>
-      <w:r>
-        <w:rPr>
-          <w:color w:val="000000"/>
-        </w:rPr>
-        <w:t xml:space="preserve"> </w:t>
-      </w:r>
-      <w:r>
-        <w:rPr>
-          <w:b/>
-          <w:bCs/>
-          <w:color w:val="000000"/>
-        </w:rPr>
-        <w:t>55% → 85%</w:t>
-      </w:r>
-      <w:r>
-        <w:rPr>
-          <w:color w:val="000000"/>
-        </w:rPr>
-        <w:t>。</w:t>
-      </w:r>
-    </w:p>
-    <w:p>
-      <w:pPr>
-        <w:spacing w:after="20" w:line="250" w:lineRule="auto"/>
-        <w:rPr>
-          <w:rFonts w:hint="eastAsia"/>
-        </w:rPr>
-      </w:pPr>
-    </w:p>
-    <w:p>
-      <w:pPr>
-        <w:tabs>
-          <w:tab w:val="right" w:pos="9906"/>
-        </w:tabs>
-        <w:spacing w:before="100"/>
-      </w:pPr>
-      <w:r>
-        <w:rPr>
-          <w:b/>
-          <w:bCs/>
-          <w:color w:val="000000"/>
-          <w:sz w:val="21"/>
-          <w:szCs w:val="21"/>
-        </w:rPr>
-        <w:t>腾讯云统一</w:t>
-      </w:r>
-      <w:r>
-        <w:rPr>
-          <w:b/>
-          <w:bCs/>
-          <w:color w:val="000000"/>
-          <w:sz w:val="21"/>
-          <w:szCs w:val="21"/>
-        </w:rPr>
+        </w:rPr>
+        <w:t xml:space="preserve">SLO </w:t>
+      </w:r>
+      <w:r>
+        <w:rPr>
+          <w:b/>
+        </w:rPr>
+        <w:t>可用性管理与实时</w:t>
+      </w:r>
+      <w:r>
+        <w:rPr>
+          <w:b/>
+        </w:rPr>
+        <w:t xml:space="preserve"> SLI </w:t>
+      </w:r>
+      <w:r>
+        <w:rPr>
+          <w:b/>
+        </w:rPr>
+        <w:t>计算：</w:t>
+      </w:r>
+      <w:r>
+        <w:t>围绕域名拨测、云</w:t>
+      </w:r>
+      <w:r>
+        <w:t xml:space="preserve"> API</w:t>
+      </w:r>
+      <w:r>
+        <w:t>、云实例及核心监控等</w:t>
+      </w:r>
+      <w:r>
+        <w:t xml:space="preserve"> SLI </w:t>
+      </w:r>
+      <w:r>
+        <w:t>建设统一可用性大盘，支持地域、</w:t>
+      </w:r>
+      <w:r>
+        <w:t xml:space="preserve">UIN </w:t>
+      </w:r>
+      <w:r>
+        <w:t>等多维度评估与告警；通过</w:t>
+      </w:r>
+      <w:r>
+        <w:t xml:space="preserve"> Kafka</w:t>
+      </w:r>
+      <w:r>
+        <w:t>、</w:t>
+      </w:r>
+      <w:r>
+        <w:t xml:space="preserve">Flink </w:t>
+      </w:r>
+      <w:r>
+        <w:t>流式计算和</w:t>
+      </w:r>
+      <w:r>
+        <w:t xml:space="preserve"> ClickHouse </w:t>
+      </w:r>
+      <w:r>
+        <w:t>物化视图，将亿级明细指标实时计算、聚合为秒级可查询的</w:t>
+      </w:r>
+      <w:r>
+        <w:t xml:space="preserve"> SLO </w:t>
+      </w:r>
+      <w:r>
+        <w:t>数据，并结合</w:t>
+      </w:r>
+      <w:r>
         <w:t xml:space="preserve"> CMDB </w:t>
       </w:r>
       <w:r>
-        <w:rPr>
-          <w:b/>
-          <w:bCs/>
-          <w:color w:val="000000"/>
-          <w:sz w:val="21"/>
-          <w:szCs w:val="21"/>
-        </w:rPr>
-        <w:t>重构</w:t>
-      </w:r>
-      <w:r>
-        <w:rPr>
-          <w:b/>
-          <w:bCs/>
-          <w:color w:val="000000"/>
-          <w:sz w:val="20"/>
-          <w:szCs w:val="20"/>
-        </w:rPr>
-        <w:tab/>
-      </w:r>
-      <w:r>
-        <w:rPr>
-          <w:b/>
-          <w:bCs/>
-          <w:color w:val="000000"/>
-          <w:sz w:val="20"/>
-          <w:szCs w:val="20"/>
-        </w:rPr>
-        <w:t xml:space="preserve">项目负责人　</w:t>
-      </w:r>
-      <w:r>
-        <w:rPr>
-          <w:b/>
-          <w:bCs/>
-          <w:color w:val="000000"/>
-          <w:sz w:val="20"/>
-          <w:szCs w:val="20"/>
-        </w:rPr>
-        <w:t xml:space="preserve">2024.09 - </w:t>
-      </w:r>
-      <w:r>
-        <w:rPr>
-          <w:b/>
-          <w:bCs/>
-          <w:color w:val="000000"/>
-          <w:sz w:val="20"/>
-          <w:szCs w:val="20"/>
-        </w:rPr>
-        <w:t>至今</w:t>
-      </w:r>
-    </w:p>
-    <w:p>
-      <w:pPr>
-        <w:spacing w:after="30" w:line="250" w:lineRule="auto"/>
-        <w:ind w:left="170"/>
-      </w:pPr>
-      <w:r>
-        <w:rPr>
-          <w:color w:val="000000"/>
-        </w:rPr>
-        <w:t>接手腾讯云</w:t>
-      </w:r>
-      <w:r>
-        <w:rPr>
-          <w:color w:val="000000"/>
-        </w:rPr>
-        <w:t xml:space="preserve"> CMDB </w:t>
-      </w:r>
-      <w:r>
-        <w:rPr>
-          <w:color w:val="000000"/>
-        </w:rPr>
-        <w:t>后主导整体架构重构，并从计算资源查询平台升级为</w:t>
-      </w:r>
-      <w:r>
-        <w:rPr>
-          <w:rFonts w:hint="eastAsia"/>
-          <w:color w:val="000000"/>
-        </w:rPr>
-        <w:t>腾讯云</w:t>
-      </w:r>
-      <w:r>
-        <w:rPr>
-          <w:color w:val="000000"/>
-        </w:rPr>
-        <w:t>数据面</w:t>
-      </w:r>
-      <w:r>
-        <w:rPr>
-          <w:color w:val="000000"/>
-        </w:rPr>
-        <w:t xml:space="preserve"> / </w:t>
-      </w:r>
-      <w:r>
-        <w:rPr>
-          <w:color w:val="000000"/>
-        </w:rPr>
-        <w:t>管控面的统一元数据</w:t>
-      </w:r>
-      <w:r>
-        <w:rPr>
-          <w:rFonts w:hint="eastAsia"/>
-          <w:color w:val="000000"/>
-        </w:rPr>
-        <w:t>管理平台</w:t>
-      </w:r>
-      <w:r>
-        <w:rPr>
-          <w:color w:val="000000"/>
-        </w:rPr>
-        <w:t>。</w:t>
+        <w:t>拓扑分析故障影响范围。</w:t>
       </w:r>
     </w:p>
     <w:p>
@@ -2449,93 +1661,146 @@
           <w:bCs/>
           <w:color w:val="000000"/>
         </w:rPr>
-        <w:t>元模型（模型驱动）架构升级：</w:t>
-      </w:r>
-      <w:r>
-        <w:rPr>
-          <w:color w:val="000000"/>
-        </w:rPr>
-        <w:t>将原先</w:t>
+        <w:lastRenderedPageBreak/>
+        <w:t>业务收益：</w:t>
+      </w:r>
+      <w:r>
+        <w:rPr>
+          <w:color w:val="000000"/>
+        </w:rPr>
+        <w:t>完成核心</w:t>
+      </w:r>
+      <w:r>
+        <w:rPr>
+          <w:color w:val="000000"/>
+        </w:rPr>
+        <w:t xml:space="preserve"> </w:t>
+      </w:r>
+      <w:r>
+        <w:rPr>
+          <w:b/>
+          <w:bCs/>
+          <w:color w:val="000000"/>
+        </w:rPr>
+        <w:t xml:space="preserve">100+ </w:t>
+      </w:r>
+      <w:r>
+        <w:rPr>
+          <w:b/>
+          <w:bCs/>
+          <w:color w:val="000000"/>
+        </w:rPr>
+        <w:t>云产品</w:t>
+      </w:r>
+      <w:r>
+        <w:rPr>
+          <w:color w:val="000000"/>
+        </w:rPr>
+        <w:t>监控告警接入（</w:t>
+      </w:r>
+      <w:r>
+        <w:rPr>
+          <w:color w:val="000000"/>
+        </w:rPr>
+        <w:t xml:space="preserve"> </w:t>
+      </w:r>
+      <w:r>
+        <w:rPr>
+          <w:color w:val="000000"/>
+        </w:rPr>
+        <w:t>计算</w:t>
+      </w:r>
+      <w:r>
+        <w:rPr>
+          <w:color w:val="000000"/>
+        </w:rPr>
+        <w:t xml:space="preserve"> / </w:t>
+      </w:r>
+      <w:r>
+        <w:rPr>
+          <w:color w:val="000000"/>
+        </w:rPr>
+        <w:t>存储</w:t>
+      </w:r>
+      <w:r>
+        <w:rPr>
+          <w:color w:val="000000"/>
+        </w:rPr>
+        <w:t xml:space="preserve"> / </w:t>
+      </w:r>
+      <w:r>
+        <w:rPr>
+          <w:color w:val="000000"/>
+        </w:rPr>
+        <w:t>网络</w:t>
+      </w:r>
+      <w:r>
+        <w:rPr>
+          <w:color w:val="000000"/>
+        </w:rPr>
+        <w:t xml:space="preserve"> / </w:t>
+      </w:r>
+      <w:r>
+        <w:rPr>
+          <w:color w:val="000000"/>
+        </w:rPr>
+        <w:t>数据库</w:t>
+      </w:r>
+      <w:r>
+        <w:rPr>
+          <w:color w:val="000000"/>
+        </w:rPr>
+        <w:t xml:space="preserve"> / </w:t>
+      </w:r>
+      <w:r>
+        <w:rPr>
+          <w:color w:val="000000"/>
+        </w:rPr>
+        <w:t>中间件</w:t>
+      </w:r>
+      <w:r>
+        <w:rPr>
+          <w:color w:val="000000"/>
+        </w:rPr>
+        <w:t xml:space="preserve"> / </w:t>
+      </w:r>
+      <w:r>
+        <w:rPr>
+          <w:color w:val="000000"/>
+        </w:rPr>
+        <w:t>大数据），核心云产品</w:t>
       </w:r>
       <w:r>
         <w:rPr>
           <w:rFonts w:hint="eastAsia"/>
           <w:color w:val="000000"/>
         </w:rPr>
-        <w:t>代码写死</w:t>
+        <w:t>SLO</w:t>
       </w:r>
       <w:r>
         <w:rPr>
           <w:rFonts w:hint="eastAsia"/>
           <w:color w:val="000000"/>
         </w:rPr>
-        <w:t>的</w:t>
-      </w:r>
-      <w:r>
-        <w:rPr>
-          <w:color w:val="000000"/>
-        </w:rPr>
-        <w:t>数据模型重构为</w:t>
-      </w:r>
-      <w:r>
-        <w:rPr>
-          <w:color w:val="000000"/>
-        </w:rPr>
-        <w:t>“</w:t>
-      </w:r>
-      <w:r>
-        <w:rPr>
-          <w:color w:val="000000"/>
-        </w:rPr>
-        <w:t>模型组</w:t>
-      </w:r>
-      <w:r>
-        <w:rPr>
-          <w:color w:val="000000"/>
-        </w:rPr>
-        <w:t>—</w:t>
-      </w:r>
-      <w:r>
-        <w:rPr>
-          <w:color w:val="000000"/>
-        </w:rPr>
-        <w:t>模型</w:t>
-      </w:r>
-      <w:r>
-        <w:rPr>
-          <w:color w:val="000000"/>
-        </w:rPr>
-        <w:t>—</w:t>
-      </w:r>
-      <w:r>
-        <w:rPr>
-          <w:color w:val="000000"/>
-        </w:rPr>
-        <w:t>字段</w:t>
-      </w:r>
-      <w:r>
-        <w:rPr>
-          <w:color w:val="000000"/>
-        </w:rPr>
-        <w:t>—</w:t>
-      </w:r>
-      <w:r>
-        <w:rPr>
-          <w:color w:val="000000"/>
-        </w:rPr>
-        <w:t>模型关系</w:t>
-      </w:r>
-      <w:r>
-        <w:rPr>
-          <w:color w:val="000000"/>
-        </w:rPr>
-        <w:t>”</w:t>
-      </w:r>
-      <w:r>
-        <w:rPr>
-          <w:color w:val="000000"/>
-        </w:rPr>
-        <w:t>四层元模型，配套白屏化自定义模型能力与</w:t>
+        <w:t>覆</w:t>
+      </w:r>
+      <w:r>
+        <w:rPr>
+          <w:color w:val="000000"/>
+        </w:rPr>
+        <w:t>盖率</w:t>
+      </w:r>
+      <w:r>
+        <w:rPr>
+          <w:color w:val="000000"/>
+        </w:rPr>
+        <w:t xml:space="preserve"> 81%</w:t>
+      </w:r>
+      <w:r>
+        <w:rPr>
+          <w:color w:val="000000"/>
+        </w:rPr>
+        <w:t>；故障可观测率</w:t>
       </w:r>
       <w:r>
         <w:rPr>
@@ -2543,25 +1808,123 @@
         </w:rPr>
         <w:t xml:space="preserve"> </w:t>
       </w:r>
-      <w:proofErr w:type="spellStart"/>
-      <w:r>
-        <w:rPr>
-          <w:color w:val="000000"/>
-        </w:rPr>
-        <w:t>ModelRegistry</w:t>
-      </w:r>
-      <w:proofErr w:type="spellEnd"/>
-      <w:r>
-        <w:rPr>
-          <w:color w:val="000000"/>
-        </w:rPr>
-        <w:t xml:space="preserve"> </w:t>
-      </w:r>
-      <w:r>
-        <w:rPr>
-          <w:color w:val="000000"/>
-        </w:rPr>
-        <w:t>驱动路由，使新增模型无需改动代码，用户接入新模型周期从周级缩短至小时级。</w:t>
+      <w:r>
+        <w:rPr>
+          <w:b/>
+          <w:bCs/>
+          <w:color w:val="000000"/>
+        </w:rPr>
+        <w:t>55% → 85%</w:t>
+      </w:r>
+      <w:r>
+        <w:rPr>
+          <w:color w:val="000000"/>
+        </w:rPr>
+        <w:t>。</w:t>
+      </w:r>
+    </w:p>
+    <w:p>
+      <w:pPr>
+        <w:spacing w:after="20" w:line="250" w:lineRule="auto"/>
+      </w:pPr>
+    </w:p>
+    <w:p>
+      <w:pPr>
+        <w:tabs>
+          <w:tab w:val="right" w:pos="9906"/>
+        </w:tabs>
+        <w:spacing w:before="100"/>
+      </w:pPr>
+      <w:r>
+        <w:rPr>
+          <w:b/>
+          <w:bCs/>
+          <w:color w:val="000000"/>
+          <w:sz w:val="21"/>
+          <w:szCs w:val="21"/>
+        </w:rPr>
+        <w:t>腾讯云统一</w:t>
+      </w:r>
+      <w:r>
+        <w:rPr>
+          <w:b/>
+          <w:bCs/>
+          <w:color w:val="000000"/>
+          <w:sz w:val="21"/>
+          <w:szCs w:val="21"/>
+        </w:rPr>
+        <w:t xml:space="preserve"> CMDB </w:t>
+      </w:r>
+      <w:r>
+        <w:rPr>
+          <w:b/>
+          <w:bCs/>
+          <w:color w:val="000000"/>
+          <w:sz w:val="21"/>
+          <w:szCs w:val="21"/>
+        </w:rPr>
+        <w:t>重构</w:t>
+      </w:r>
+      <w:r>
+        <w:rPr>
+          <w:b/>
+          <w:bCs/>
+          <w:color w:val="000000"/>
+          <w:sz w:val="20"/>
+          <w:szCs w:val="20"/>
+        </w:rPr>
+        <w:tab/>
+      </w:r>
+      <w:r>
+        <w:rPr>
+          <w:b/>
+          <w:bCs/>
+          <w:color w:val="000000"/>
+          <w:sz w:val="20"/>
+          <w:szCs w:val="20"/>
+        </w:rPr>
+        <w:t xml:space="preserve">项目负责人　</w:t>
+      </w:r>
+      <w:r>
+        <w:rPr>
+          <w:b/>
+          <w:bCs/>
+          <w:color w:val="000000"/>
+          <w:sz w:val="20"/>
+          <w:szCs w:val="20"/>
+        </w:rPr>
+        <w:t xml:space="preserve">2024.09 - </w:t>
+      </w:r>
+      <w:r>
+        <w:rPr>
+          <w:b/>
+          <w:bCs/>
+          <w:color w:val="000000"/>
+          <w:sz w:val="20"/>
+          <w:szCs w:val="20"/>
+        </w:rPr>
+        <w:t>至今</w:t>
+      </w:r>
+    </w:p>
+    <w:p>
+      <w:pPr>
+        <w:spacing w:after="30" w:line="250" w:lineRule="auto"/>
+        <w:ind w:left="170"/>
+      </w:pPr>
+      <w:r>
+        <w:t>主导建设腾讯云公私有云统一</w:t>
+      </w:r>
+      <w:r>
+        <w:t xml:space="preserve"> CMDB </w:t>
+      </w:r>
+      <w:r>
+        <w:t>与资源拓扑平台，沉淀全云资源的统一模型、实时数据视图及依赖关系，为监控、变更、故障分析和</w:t>
+      </w:r>
+      <w:r>
+        <w:t xml:space="preserve"> AI </w:t>
+      </w:r>
+      <w:r>
+        <w:t>运维提供基础数据能力。</w:t>
       </w:r>
     </w:p>
     <w:p>
@@ -2576,278 +1939,53 @@
       <w:r>
         <w:rPr>
           <w:b/>
-          <w:bCs/>
-          <w:color w:val="000000"/>
-        </w:rPr>
-        <w:t>统一增量同步体系（主导设计）：</w:t>
-      </w:r>
-      <w:r>
-        <w:rPr>
-          <w:color w:val="000000"/>
-        </w:rPr>
-        <w:t>定义</w:t>
-      </w:r>
-      <w:r>
-        <w:rPr>
-          <w:color w:val="000000"/>
-        </w:rPr>
-        <w:t xml:space="preserve"> </w:t>
-      </w:r>
-      <w:proofErr w:type="spellStart"/>
-      <w:r>
-        <w:rPr>
-          <w:color w:val="000000"/>
-        </w:rPr>
-        <w:t>Protobuf</w:t>
-      </w:r>
-      <w:proofErr w:type="spellEnd"/>
-      <w:r>
-        <w:rPr>
-          <w:color w:val="000000"/>
-        </w:rPr>
-        <w:t xml:space="preserve"> </w:t>
-      </w:r>
-      <w:proofErr w:type="spellStart"/>
-      <w:r>
-        <w:rPr>
-          <w:b/>
-          <w:bCs/>
-          <w:color w:val="000000"/>
-        </w:rPr>
-        <w:t>SyncMessage</w:t>
-      </w:r>
-      <w:proofErr w:type="spellEnd"/>
-      <w:r>
-        <w:rPr>
-          <w:color w:val="000000"/>
-        </w:rPr>
-        <w:t xml:space="preserve"> </w:t>
-      </w:r>
-      <w:r>
-        <w:rPr>
-          <w:color w:val="000000"/>
-        </w:rPr>
-        <w:t>统一消息协议（</w:t>
-      </w:r>
-      <w:proofErr w:type="spellStart"/>
-      <w:r>
-        <w:rPr>
-          <w:color w:val="000000"/>
-        </w:rPr>
-        <w:t>trace_id</w:t>
-      </w:r>
-      <w:proofErr w:type="spellEnd"/>
-      <w:r>
-        <w:rPr>
-          <w:color w:val="000000"/>
-        </w:rPr>
-        <w:t xml:space="preserve"> / operation / </w:t>
-      </w:r>
-      <w:proofErr w:type="spellStart"/>
-      <w:r>
-        <w:rPr>
-          <w:color w:val="000000"/>
-        </w:rPr>
-        <w:t>model_type</w:t>
-      </w:r>
-      <w:proofErr w:type="spellEnd"/>
-      <w:r>
-        <w:rPr>
-          <w:color w:val="000000"/>
-        </w:rPr>
-        <w:t xml:space="preserve"> / </w:t>
-      </w:r>
-      <w:proofErr w:type="spellStart"/>
-      <w:r>
-        <w:rPr>
-          <w:color w:val="000000"/>
-        </w:rPr>
-        <w:t>event_time</w:t>
-      </w:r>
-      <w:proofErr w:type="spellEnd"/>
-      <w:r>
-        <w:rPr>
-          <w:color w:val="000000"/>
-        </w:rPr>
-        <w:t xml:space="preserve"> / payload </w:t>
-      </w:r>
-      <w:proofErr w:type="spellStart"/>
-      <w:r>
-        <w:rPr>
-          <w:color w:val="000000"/>
-        </w:rPr>
-        <w:t>oneof</w:t>
-      </w:r>
-      <w:proofErr w:type="spellEnd"/>
-      <w:r>
-        <w:rPr>
-          <w:color w:val="000000"/>
-        </w:rPr>
-        <w:t>），以</w:t>
-      </w:r>
-      <w:r>
-        <w:rPr>
-          <w:color w:val="000000"/>
-        </w:rPr>
-        <w:t xml:space="preserve"> </w:t>
-      </w:r>
-      <w:proofErr w:type="spellStart"/>
-      <w:r>
-        <w:rPr>
-          <w:color w:val="000000"/>
-        </w:rPr>
-        <w:t>event_time</w:t>
-      </w:r>
-      <w:proofErr w:type="spellEnd"/>
-      <w:r>
-        <w:rPr>
-          <w:color w:val="000000"/>
-        </w:rPr>
-        <w:t xml:space="preserve"> </w:t>
-      </w:r>
-      <w:r>
-        <w:rPr>
-          <w:color w:val="000000"/>
-        </w:rPr>
-        <w:t>毫秒时间戳作</w:t>
-      </w:r>
-      <w:r>
-        <w:rPr>
-          <w:b/>
-          <w:bCs/>
-          <w:color w:val="000000"/>
-        </w:rPr>
-        <w:t>乐观锁版本号</w:t>
-      </w:r>
-      <w:r>
-        <w:rPr>
-          <w:color w:val="000000"/>
-        </w:rPr>
-        <w:t>，通过</w:t>
-      </w:r>
-      <w:r>
-        <w:rPr>
-          <w:color w:val="000000"/>
-        </w:rPr>
-        <w:t xml:space="preserve"> </w:t>
-      </w:r>
-      <w:r>
-        <w:rPr>
-          <w:b/>
-          <w:bCs/>
-          <w:color w:val="000000"/>
-        </w:rPr>
-        <w:t xml:space="preserve">AOP </w:t>
-      </w:r>
-      <w:r>
-        <w:rPr>
-          <w:b/>
-          <w:bCs/>
-          <w:color w:val="000000"/>
-        </w:rPr>
-        <w:t>版本控制中间件三钩子</w:t>
-      </w:r>
-      <w:r>
-        <w:rPr>
-          <w:color w:val="000000"/>
-        </w:rPr>
-        <w:t>（</w:t>
-      </w:r>
-      <w:proofErr w:type="spellStart"/>
-      <w:r>
-        <w:rPr>
-          <w:color w:val="000000"/>
-        </w:rPr>
-        <w:t>BeforeCreate</w:t>
-      </w:r>
-      <w:proofErr w:type="spellEnd"/>
-      <w:r>
-        <w:rPr>
-          <w:color w:val="000000"/>
-        </w:rPr>
-        <w:t xml:space="preserve"> / Update / Delete</w:t>
-      </w:r>
-      <w:r>
-        <w:rPr>
-          <w:color w:val="000000"/>
-        </w:rPr>
-        <w:t>）非侵入拦截全部写入，一次开发全表生效；</w:t>
-      </w:r>
-      <w:r>
-        <w:rPr>
-          <w:color w:val="000000"/>
-        </w:rPr>
-        <w:t xml:space="preserve">Kafka </w:t>
-      </w:r>
-      <w:r>
-        <w:rPr>
-          <w:color w:val="000000"/>
-        </w:rPr>
-        <w:t>消费者关闭自动提交（</w:t>
-      </w:r>
-      <w:r>
-        <w:rPr>
-          <w:b/>
-          <w:bCs/>
-          <w:color w:val="000000"/>
-        </w:rPr>
-        <w:t>manual commit</w:t>
-      </w:r>
-      <w:r>
-        <w:rPr>
-          <w:color w:val="000000"/>
-        </w:rPr>
-        <w:t>）配合乐观锁幂等，在不引入分布式锁的前提下解决</w:t>
-      </w:r>
-      <w:r>
-        <w:rPr>
-          <w:color w:val="000000"/>
-        </w:rPr>
+        </w:rPr>
+        <w:t>模型驱动</w:t>
+      </w:r>
+      <w:r>
+        <w:rPr>
+          <w:b/>
+        </w:rPr>
+        <w:t xml:space="preserve"> CMDB</w:t>
+      </w:r>
+      <w:r>
+        <w:rPr>
+          <w:b/>
+        </w:rPr>
+        <w:t>：</w:t>
+      </w:r>
+      <w:r>
+        <w:t>构建</w:t>
+      </w:r>
+      <w:r>
         <w:t>“</w:t>
       </w:r>
       <w:r>
-        <w:rPr>
-          <w:color w:val="000000"/>
-        </w:rPr>
-        <w:t>全量与增量并存覆盖、消息乱序、多源冲突</w:t>
-      </w:r>
-      <w:r>
-        <w:rPr>
-          <w:color w:val="000000"/>
-        </w:rPr>
+        <w:t>模型组</w:t>
+      </w:r>
+      <w:r>
+        <w:t>—</w:t>
+      </w:r>
+      <w:r>
+        <w:t>模型</w:t>
+      </w:r>
+      <w:r>
+        <w:t>—</w:t>
+      </w:r>
+      <w:r>
+        <w:t>字段</w:t>
+      </w:r>
+      <w:r>
+        <w:t>—</w:t>
+      </w:r>
+      <w:r>
+        <w:t>关系</w:t>
+      </w:r>
+      <w:r>
         <w:t>”</w:t>
       </w:r>
       <w:r>
-        <w:rPr>
-          <w:color w:val="000000"/>
-        </w:rPr>
-        <w:t>三类问题，等价</w:t>
-      </w:r>
-      <w:r>
-        <w:rPr>
-          <w:color w:val="000000"/>
-        </w:rPr>
-        <w:t xml:space="preserve"> </w:t>
-      </w:r>
-      <w:r>
-        <w:rPr>
-          <w:b/>
-          <w:bCs/>
-          <w:color w:val="000000"/>
-        </w:rPr>
-        <w:t>exactly-once</w:t>
-      </w:r>
-      <w:r>
-        <w:rPr>
-          <w:color w:val="000000"/>
-        </w:rPr>
-        <w:t xml:space="preserve"> </w:t>
-      </w:r>
-      <w:r>
-        <w:rPr>
-          <w:color w:val="000000"/>
-        </w:rPr>
-        <w:t>语义。</w:t>
+        <w:t>四层元模型及配置化接入能力，实现多类型云资源的统一建模和自服务接入，缩短新资源模型的交付周期。</w:t>
       </w:r>
     </w:p>
     <w:p>
@@ -2862,210 +2000,29 @@
       <w:r>
         <w:rPr>
           <w:b/>
-          <w:bCs/>
-          <w:color w:val="000000"/>
-        </w:rPr>
-        <w:t>多形态数据接入与平滑迁移：</w:t>
-      </w:r>
-      <w:r>
-        <w:rPr>
-          <w:color w:val="000000"/>
-        </w:rPr>
-        <w:t>沉淀</w:t>
-      </w:r>
-      <w:r>
-        <w:rPr>
-          <w:color w:val="000000"/>
-        </w:rPr>
-        <w:t xml:space="preserve"> </w:t>
-      </w:r>
-      <w:r>
-        <w:rPr>
-          <w:b/>
-          <w:bCs/>
-          <w:color w:val="000000"/>
-        </w:rPr>
-        <w:t xml:space="preserve">SPI </w:t>
-      </w:r>
-      <w:r>
-        <w:rPr>
-          <w:b/>
-          <w:bCs/>
-          <w:color w:val="000000"/>
-        </w:rPr>
-        <w:t>拉取</w:t>
-      </w:r>
-      <w:r>
-        <w:rPr>
-          <w:b/>
-          <w:bCs/>
-          <w:color w:val="000000"/>
-        </w:rPr>
-        <w:t xml:space="preserve"> / </w:t>
-      </w:r>
-      <w:r>
-        <w:rPr>
-          <w:b/>
-          <w:bCs/>
-          <w:color w:val="000000"/>
-        </w:rPr>
-        <w:t>直连源库</w:t>
-      </w:r>
-      <w:r>
-        <w:rPr>
-          <w:b/>
-          <w:bCs/>
-          <w:color w:val="000000"/>
-        </w:rPr>
-        <w:t xml:space="preserve"> / </w:t>
-      </w:r>
-      <w:r>
-        <w:rPr>
-          <w:b/>
-          <w:bCs/>
-          <w:color w:val="000000"/>
-        </w:rPr>
-        <w:t>多</w:t>
-      </w:r>
-      <w:r>
-        <w:rPr>
-          <w:b/>
-          <w:bCs/>
-          <w:color w:val="000000"/>
-        </w:rPr>
-        <w:t xml:space="preserve"> Region </w:t>
-      </w:r>
-      <w:r>
-        <w:rPr>
-          <w:b/>
-          <w:bCs/>
-          <w:color w:val="000000"/>
-        </w:rPr>
-        <w:t>库</w:t>
-      </w:r>
-      <w:r>
-        <w:rPr>
-          <w:b/>
-          <w:bCs/>
-          <w:color w:val="000000"/>
-        </w:rPr>
-        <w:t xml:space="preserve"> / Kafka </w:t>
-      </w:r>
-      <w:r>
-        <w:rPr>
-          <w:b/>
-          <w:bCs/>
-          <w:color w:val="000000"/>
-        </w:rPr>
-        <w:t>消息</w:t>
-      </w:r>
-      <w:r>
-        <w:rPr>
-          <w:b/>
-          <w:bCs/>
-          <w:color w:val="000000"/>
-        </w:rPr>
-        <w:t xml:space="preserve"> / </w:t>
-      </w:r>
-      <w:proofErr w:type="spellStart"/>
-      <w:r>
-        <w:rPr>
-          <w:b/>
-          <w:bCs/>
-          <w:color w:val="000000"/>
-        </w:rPr>
-        <w:t>FlinkCDC</w:t>
-      </w:r>
-      <w:proofErr w:type="spellEnd"/>
-      <w:r>
-        <w:rPr>
-          <w:b/>
-          <w:bCs/>
-          <w:color w:val="000000"/>
-        </w:rPr>
-        <w:t xml:space="preserve"> </w:t>
-      </w:r>
-      <w:r>
-        <w:rPr>
-          <w:b/>
-          <w:bCs/>
-          <w:color w:val="000000"/>
-        </w:rPr>
-        <w:t>增量</w:t>
-      </w:r>
-      <w:r>
-        <w:rPr>
-          <w:color w:val="000000"/>
-        </w:rPr>
-        <w:t>五种接入通路，以及白屏化通用数据同步与高吞吐全文检索能力；主导核心数据链路重构与灰度切换，完成</w:t>
-      </w:r>
-      <w:r>
-        <w:rPr>
-          <w:color w:val="000000"/>
-        </w:rPr>
-        <w:t xml:space="preserve"> </w:t>
-      </w:r>
-      <w:r>
-        <w:rPr>
-          <w:b/>
-          <w:bCs/>
-          <w:color w:val="000000"/>
-        </w:rPr>
-        <w:t xml:space="preserve">500+ </w:t>
-      </w:r>
-      <w:r>
-        <w:rPr>
-          <w:b/>
-          <w:bCs/>
-          <w:color w:val="000000"/>
-        </w:rPr>
-        <w:t>核心接口</w:t>
-      </w:r>
-      <w:r>
-        <w:rPr>
-          <w:b/>
-          <w:bCs/>
-          <w:color w:val="000000"/>
-        </w:rPr>
-        <w:t xml:space="preserve"> 0 </w:t>
-      </w:r>
-      <w:r>
-        <w:rPr>
-          <w:b/>
-          <w:bCs/>
-          <w:color w:val="000000"/>
-        </w:rPr>
-        <w:t>故障迁移</w:t>
-      </w:r>
-      <w:r>
-        <w:rPr>
-          <w:color w:val="000000"/>
-        </w:rPr>
-        <w:t>，最大查询</w:t>
-      </w:r>
-      <w:r>
-        <w:rPr>
-          <w:color w:val="000000"/>
-        </w:rPr>
-        <w:t xml:space="preserve"> QPS </w:t>
-      </w:r>
-      <w:r>
-        <w:rPr>
-          <w:color w:val="000000"/>
-        </w:rPr>
-        <w:t>提升</w:t>
-      </w:r>
-      <w:r>
-        <w:rPr>
-          <w:color w:val="000000"/>
-        </w:rPr>
-        <w:t xml:space="preserve"> 100%</w:t>
-      </w:r>
-      <w:r>
-        <w:rPr>
-          <w:color w:val="000000"/>
-        </w:rPr>
-        <w:t>。</w:t>
+        </w:rPr>
+        <w:t>多源异构数据集成：</w:t>
+      </w:r>
+      <w:r>
+        <w:t>建设</w:t>
+      </w:r>
+      <w:r>
+        <w:t xml:space="preserve">“SPI </w:t>
+      </w:r>
+      <w:r>
+        <w:t>全量同步</w:t>
+      </w:r>
+      <w:r>
+        <w:t xml:space="preserve"> + Kafka </w:t>
+      </w:r>
+      <w:r>
+        <w:t>增量事件</w:t>
+      </w:r>
+      <w:r>
+        <w:t xml:space="preserve"> + Flink CDC”</w:t>
+      </w:r>
+      <w:r>
+        <w:t>的资源数据接入体系，覆盖源库直连及多类外部数据源；通过统一接入框架降低云产品接入成本，支撑公私有云资源数据的规模化覆盖、实时变更同步与最终一致。</w:t>
       </w:r>
     </w:p>
     <w:p>
@@ -3080,455 +2037,29 @@
       <w:r>
         <w:rPr>
           <w:b/>
-          <w:bCs/>
-          <w:color w:val="000000"/>
-        </w:rPr>
-        <w:t>业务收益：</w:t>
-      </w:r>
-      <w:r>
-        <w:rPr>
-          <w:color w:val="000000"/>
-        </w:rPr>
-        <w:t>纳管</w:t>
-      </w:r>
-      <w:r>
-        <w:rPr>
-          <w:color w:val="000000"/>
-        </w:rPr>
-        <w:t xml:space="preserve"> </w:t>
-      </w:r>
-      <w:r>
-        <w:rPr>
-          <w:b/>
-          <w:bCs/>
-          <w:color w:val="000000"/>
-        </w:rPr>
-        <w:t xml:space="preserve">100+ </w:t>
-      </w:r>
-      <w:r>
-        <w:rPr>
-          <w:b/>
-          <w:bCs/>
-          <w:color w:val="000000"/>
-        </w:rPr>
-        <w:t>云产品、</w:t>
-      </w:r>
-      <w:r>
-        <w:rPr>
-          <w:b/>
-          <w:bCs/>
-          <w:color w:val="000000"/>
-        </w:rPr>
-        <w:t xml:space="preserve">2000+ </w:t>
-      </w:r>
-      <w:r>
-        <w:rPr>
-          <w:b/>
-          <w:bCs/>
-          <w:color w:val="000000"/>
-        </w:rPr>
-        <w:t>拓扑级资源实例</w:t>
-      </w:r>
-      <w:r>
-        <w:rPr>
-          <w:color w:val="000000"/>
-        </w:rPr>
-        <w:t>（</w:t>
-      </w:r>
-      <w:r>
-        <w:rPr>
-          <w:color w:val="000000"/>
-        </w:rPr>
-        <w:t xml:space="preserve">IaaS / PaaS / SaaS </w:t>
-      </w:r>
-      <w:r>
-        <w:rPr>
-          <w:color w:val="000000"/>
-        </w:rPr>
-        <w:t>三层），单产品接入成本从</w:t>
-      </w:r>
-      <w:r>
-        <w:rPr>
-          <w:color w:val="000000"/>
-        </w:rPr>
-        <w:t xml:space="preserve"> 3~5 </w:t>
-      </w:r>
-      <w:r>
-        <w:rPr>
-          <w:color w:val="000000"/>
-        </w:rPr>
-        <w:t>人月降至</w:t>
-      </w:r>
-      <w:r>
-        <w:rPr>
-          <w:color w:val="000000"/>
-        </w:rPr>
-        <w:t xml:space="preserve"> </w:t>
-      </w:r>
-      <w:r>
-        <w:rPr>
-          <w:b/>
-          <w:bCs/>
-          <w:color w:val="000000"/>
-        </w:rPr>
-        <w:t xml:space="preserve">5~10 </w:t>
-      </w:r>
-      <w:r>
-        <w:rPr>
-          <w:b/>
-          <w:bCs/>
-          <w:color w:val="000000"/>
-        </w:rPr>
-        <w:t>人日</w:t>
-      </w:r>
-      <w:r>
-        <w:rPr>
-          <w:color w:val="000000"/>
-        </w:rPr>
-        <w:t>，与集团</w:t>
-      </w:r>
-      <w:r>
-        <w:rPr>
-          <w:color w:val="000000"/>
-        </w:rPr>
+        </w:rPr>
+        <w:t>配置拓扑知识图谱：</w:t>
+      </w:r>
+      <w:r>
+        <w:t>基于</w:t>
+      </w:r>
+      <w:r>
         <w:t xml:space="preserve"> CMDB </w:t>
       </w:r>
       <w:r>
-        <w:rPr>
-          <w:color w:val="000000"/>
-        </w:rPr>
-        <w:t>数据一致性从小时</w:t>
-      </w:r>
-      <w:r>
-        <w:rPr>
-          <w:color w:val="000000"/>
-        </w:rPr>
-        <w:t xml:space="preserve"> / </w:t>
-      </w:r>
-      <w:r>
-        <w:rPr>
-          <w:color w:val="000000"/>
-        </w:rPr>
-        <w:t>天级延迟收敛至</w:t>
-      </w:r>
-      <w:r>
-        <w:rPr>
-          <w:b/>
-          <w:bCs/>
-          <w:color w:val="000000"/>
-        </w:rPr>
-        <w:t>分钟级最终一致</w:t>
-      </w:r>
-      <w:r>
-        <w:rPr>
-          <w:color w:val="000000"/>
-        </w:rPr>
-        <w:t>；构建的关系拓扑与业务架构模型经</w:t>
-      </w:r>
-      <w:r>
-        <w:rPr>
-          <w:color w:val="000000"/>
-        </w:rPr>
-        <w:t xml:space="preserve"> MCP </w:t>
-      </w:r>
-      <w:r>
-        <w:rPr>
-          <w:color w:val="000000"/>
-        </w:rPr>
-        <w:t>供</w:t>
-      </w:r>
-      <w:r>
-        <w:rPr>
-          <w:color w:val="000000"/>
-        </w:rPr>
+        <w:t>配置项及依赖关系构建资源拓扑，并投影至</w:t>
+      </w:r>
+      <w:r>
+        <w:t xml:space="preserve"> Neo4j </w:t>
+      </w:r>
+      <w:r>
+        <w:t>图数据库，支持资源关联、监控实体关联、变更影响与故障影响面分析，为运维</w:t>
+      </w:r>
+      <w:r>
         <w:t xml:space="preserve"> AI Agent </w:t>
       </w:r>
       <w:r>
-        <w:rPr>
-          <w:color w:val="000000"/>
-        </w:rPr>
-        <w:t>消费，支撑指标标签补全与影响面定位，</w:t>
-      </w:r>
-      <w:r>
-        <w:rPr>
-          <w:b/>
-          <w:bCs/>
-          <w:color w:val="000000"/>
-        </w:rPr>
-        <w:t xml:space="preserve">CMDB </w:t>
-      </w:r>
-      <w:r>
-        <w:rPr>
-          <w:b/>
-          <w:bCs/>
-          <w:color w:val="000000"/>
-        </w:rPr>
-        <w:t>日活一年内提升</w:t>
-      </w:r>
-      <w:r>
-        <w:rPr>
-          <w:b/>
-          <w:bCs/>
-          <w:color w:val="000000"/>
-        </w:rPr>
-        <w:t xml:space="preserve"> 50%</w:t>
-      </w:r>
-      <w:r>
-        <w:rPr>
-          <w:color w:val="000000"/>
-        </w:rPr>
-        <w:t>。</w:t>
-      </w:r>
-    </w:p>
-    <w:p>
-      <w:pPr>
-        <w:tabs>
-          <w:tab w:val="right" w:pos="9906"/>
-        </w:tabs>
-        <w:spacing w:before="100"/>
-        <w:rPr>
-          <w:b/>
-          <w:bCs/>
-          <w:color w:val="000000"/>
-          <w:sz w:val="21"/>
-          <w:szCs w:val="21"/>
-        </w:rPr>
-      </w:pPr>
-    </w:p>
-    <w:p>
-      <w:pPr>
-        <w:tabs>
-          <w:tab w:val="right" w:pos="9906"/>
-        </w:tabs>
-        <w:spacing w:before="100"/>
-      </w:pPr>
-      <w:r>
-        <w:rPr>
-          <w:b/>
-          <w:bCs/>
-          <w:color w:val="000000"/>
-          <w:sz w:val="21"/>
-          <w:szCs w:val="21"/>
-        </w:rPr>
-        <w:t>腾讯云</w:t>
-      </w:r>
-      <w:r>
-        <w:rPr>
-          <w:b/>
-          <w:bCs/>
-          <w:color w:val="000000"/>
-          <w:sz w:val="21"/>
-          <w:szCs w:val="21"/>
-        </w:rPr>
-        <w:t xml:space="preserve"> AI </w:t>
-      </w:r>
-      <w:r>
-        <w:rPr>
-          <w:b/>
-          <w:bCs/>
-          <w:color w:val="000000"/>
-          <w:sz w:val="21"/>
-          <w:szCs w:val="21"/>
-        </w:rPr>
-        <w:t>运维底座（</w:t>
-      </w:r>
-      <w:r>
-        <w:rPr>
-          <w:b/>
-          <w:bCs/>
-          <w:color w:val="000000"/>
-          <w:sz w:val="21"/>
-          <w:szCs w:val="21"/>
-        </w:rPr>
-        <w:t>TCUM-AI</w:t>
-      </w:r>
-      <w:r>
-        <w:rPr>
-          <w:b/>
-          <w:bCs/>
-          <w:color w:val="000000"/>
-          <w:sz w:val="21"/>
-          <w:szCs w:val="21"/>
-        </w:rPr>
-        <w:t>）与多</w:t>
-      </w:r>
-      <w:r>
-        <w:rPr>
-          <w:b/>
-          <w:bCs/>
-          <w:color w:val="000000"/>
-          <w:sz w:val="21"/>
-          <w:szCs w:val="21"/>
-        </w:rPr>
-        <w:t xml:space="preserve"> Agent </w:t>
-      </w:r>
-      <w:r>
-        <w:rPr>
-          <w:b/>
-          <w:bCs/>
-          <w:color w:val="000000"/>
-          <w:sz w:val="21"/>
-          <w:szCs w:val="21"/>
-        </w:rPr>
-        <w:t>能力体系</w:t>
-      </w:r>
-      <w:r>
-        <w:rPr>
-          <w:b/>
-          <w:bCs/>
-          <w:color w:val="000000"/>
-          <w:sz w:val="20"/>
-          <w:szCs w:val="20"/>
-        </w:rPr>
-        <w:tab/>
-      </w:r>
-      <w:r>
-        <w:rPr>
-          <w:b/>
-          <w:bCs/>
-          <w:color w:val="000000"/>
-          <w:sz w:val="20"/>
-          <w:szCs w:val="20"/>
-        </w:rPr>
-        <w:t>架构师</w:t>
-      </w:r>
-      <w:r>
-        <w:rPr>
-          <w:b/>
-          <w:bCs/>
-          <w:color w:val="000000"/>
-          <w:sz w:val="20"/>
-          <w:szCs w:val="20"/>
-        </w:rPr>
-        <w:t xml:space="preserve"> / </w:t>
-      </w:r>
-      <w:r>
-        <w:rPr>
-          <w:b/>
-          <w:bCs/>
-          <w:color w:val="000000"/>
-          <w:sz w:val="20"/>
-          <w:szCs w:val="20"/>
-        </w:rPr>
-        <w:t xml:space="preserve">核心研发　</w:t>
-      </w:r>
-      <w:r>
-        <w:rPr>
-          <w:b/>
-          <w:bCs/>
-          <w:color w:val="000000"/>
-          <w:sz w:val="20"/>
-          <w:szCs w:val="20"/>
-        </w:rPr>
-        <w:t xml:space="preserve">2025.06 - </w:t>
-      </w:r>
-      <w:r>
-        <w:rPr>
-          <w:b/>
-          <w:bCs/>
-          <w:color w:val="000000"/>
-          <w:sz w:val="20"/>
-          <w:szCs w:val="20"/>
-        </w:rPr>
-        <w:t>至今</w:t>
-      </w:r>
-    </w:p>
-    <w:p>
-      <w:pPr>
-        <w:spacing w:after="30" w:line="250" w:lineRule="auto"/>
-        <w:ind w:left="170"/>
-      </w:pPr>
-      <w:r>
-        <w:rPr>
-          <w:color w:val="000000"/>
-        </w:rPr>
-        <w:t>负责从</w:t>
-      </w:r>
-      <w:r>
-        <w:rPr>
-          <w:color w:val="000000"/>
-        </w:rPr>
-        <w:t xml:space="preserve"> 0 </w:t>
-      </w:r>
-      <w:r>
-        <w:rPr>
-          <w:color w:val="000000"/>
-        </w:rPr>
-        <w:t>到</w:t>
-      </w:r>
-      <w:r>
-        <w:rPr>
-          <w:color w:val="000000"/>
-        </w:rPr>
-        <w:t xml:space="preserve"> 1 </w:t>
-      </w:r>
-      <w:r>
-        <w:rPr>
-          <w:color w:val="000000"/>
-        </w:rPr>
-        <w:t>搭建腾讯云运维端</w:t>
-      </w:r>
-      <w:r>
-        <w:rPr>
-          <w:color w:val="000000"/>
-        </w:rPr>
-        <w:t xml:space="preserve"> AI Agent </w:t>
-      </w:r>
-      <w:r>
-        <w:rPr>
-          <w:color w:val="000000"/>
-        </w:rPr>
-        <w:t>底座，基于</w:t>
-      </w:r>
-      <w:r>
-        <w:rPr>
-          <w:color w:val="000000"/>
-        </w:rPr>
-        <w:t xml:space="preserve"> </w:t>
-      </w:r>
-      <w:proofErr w:type="spellStart"/>
-      <w:r>
-        <w:rPr>
-          <w:color w:val="000000"/>
-        </w:rPr>
-        <w:t>eino</w:t>
-      </w:r>
-      <w:proofErr w:type="spellEnd"/>
-      <w:r>
-        <w:rPr>
-          <w:color w:val="000000"/>
-        </w:rPr>
-        <w:t xml:space="preserve"> ADK </w:t>
-      </w:r>
-      <w:r>
-        <w:rPr>
-          <w:color w:val="000000"/>
-        </w:rPr>
-        <w:t>构建多</w:t>
-      </w:r>
-      <w:r>
-        <w:rPr>
-          <w:color w:val="000000"/>
-        </w:rPr>
-        <w:t xml:space="preserve"> Agent </w:t>
-      </w:r>
-      <w:r>
-        <w:rPr>
-          <w:color w:val="000000"/>
-        </w:rPr>
-        <w:t>编排与上下文治理核心链路，并推动智能可观测、智能</w:t>
-      </w:r>
-      <w:r>
-        <w:rPr>
-          <w:color w:val="000000"/>
-        </w:rPr>
-        <w:t xml:space="preserve"> CMDB </w:t>
-      </w:r>
-      <w:r>
-        <w:rPr>
-          <w:color w:val="000000"/>
-        </w:rPr>
-        <w:t>等运维场景的智能化落地。</w:t>
+        <w:t>提供图谱上下文。</w:t>
       </w:r>
     </w:p>
     <w:p>
@@ -3546,13 +2077,282 @@
           <w:bCs/>
           <w:color w:val="000000"/>
         </w:rPr>
-        <w:t>多</w:t>
-      </w:r>
-      <w:r>
-        <w:rPr>
-          <w:b/>
-          <w:bCs/>
-          <w:color w:val="000000"/>
+        <w:t>业务收益：</w:t>
+      </w:r>
+      <w:r>
+        <w:rPr>
+          <w:color w:val="000000"/>
+        </w:rPr>
+        <w:t>纳管</w:t>
+      </w:r>
+      <w:r>
+        <w:rPr>
+          <w:color w:val="000000"/>
+        </w:rPr>
+        <w:t xml:space="preserve"> </w:t>
+      </w:r>
+      <w:r>
+        <w:rPr>
+          <w:b/>
+          <w:bCs/>
+          <w:color w:val="000000"/>
+        </w:rPr>
+        <w:t xml:space="preserve">100+ </w:t>
+      </w:r>
+      <w:r>
+        <w:rPr>
+          <w:b/>
+          <w:bCs/>
+          <w:color w:val="000000"/>
+        </w:rPr>
+        <w:t>云产品、</w:t>
+      </w:r>
+      <w:r>
+        <w:rPr>
+          <w:b/>
+          <w:bCs/>
+          <w:color w:val="000000"/>
+        </w:rPr>
+        <w:t xml:space="preserve">2000+ </w:t>
+      </w:r>
+      <w:r>
+        <w:rPr>
+          <w:b/>
+          <w:bCs/>
+          <w:color w:val="000000"/>
+        </w:rPr>
+        <w:t>拓扑级资源实例</w:t>
+      </w:r>
+      <w:r>
+        <w:rPr>
+          <w:color w:val="000000"/>
+        </w:rPr>
+        <w:t>（</w:t>
+      </w:r>
+      <w:r>
+        <w:rPr>
+          <w:color w:val="000000"/>
+        </w:rPr>
+        <w:t xml:space="preserve">IaaS / PaaS / SaaS </w:t>
+      </w:r>
+      <w:r>
+        <w:rPr>
+          <w:color w:val="000000"/>
+        </w:rPr>
+        <w:t>三层），单产品接入成本从</w:t>
+      </w:r>
+      <w:r>
+        <w:rPr>
+          <w:color w:val="000000"/>
+        </w:rPr>
+        <w:t xml:space="preserve"> 3~5 </w:t>
+      </w:r>
+      <w:r>
+        <w:rPr>
+          <w:color w:val="000000"/>
+        </w:rPr>
+        <w:t>人月降至</w:t>
+      </w:r>
+      <w:r>
+        <w:rPr>
+          <w:color w:val="000000"/>
+        </w:rPr>
+        <w:t xml:space="preserve"> </w:t>
+      </w:r>
+      <w:r>
+        <w:rPr>
+          <w:b/>
+          <w:bCs/>
+          <w:color w:val="000000"/>
+        </w:rPr>
+        <w:t xml:space="preserve">5~10 </w:t>
+      </w:r>
+      <w:r>
+        <w:rPr>
+          <w:b/>
+          <w:bCs/>
+          <w:color w:val="000000"/>
+        </w:rPr>
+        <w:t>人日</w:t>
+      </w:r>
+      <w:r>
+        <w:rPr>
+          <w:color w:val="000000"/>
+        </w:rPr>
+        <w:t>，与集团</w:t>
+      </w:r>
+      <w:r>
+        <w:rPr>
+          <w:color w:val="000000"/>
+        </w:rPr>
+        <w:t xml:space="preserve"> CMDB </w:t>
+      </w:r>
+      <w:r>
+        <w:rPr>
+          <w:color w:val="000000"/>
+        </w:rPr>
+        <w:t>数据一致性从小时</w:t>
+      </w:r>
+      <w:r>
+        <w:rPr>
+          <w:color w:val="000000"/>
+        </w:rPr>
+        <w:t xml:space="preserve"> / </w:t>
+      </w:r>
+      <w:r>
+        <w:rPr>
+          <w:color w:val="000000"/>
+        </w:rPr>
+        <w:t>天级延迟收敛至</w:t>
+      </w:r>
+      <w:r>
+        <w:rPr>
+          <w:b/>
+          <w:bCs/>
+          <w:color w:val="000000"/>
+        </w:rPr>
+        <w:t>分钟级最终一致</w:t>
+      </w:r>
+      <w:r>
+        <w:rPr>
+          <w:color w:val="000000"/>
+        </w:rPr>
+        <w:t>；构建的关系拓扑与业务架构模型经</w:t>
+      </w:r>
+      <w:r>
+        <w:rPr>
+          <w:color w:val="000000"/>
+        </w:rPr>
+        <w:t xml:space="preserve"> MCP </w:t>
+      </w:r>
+      <w:r>
+        <w:rPr>
+          <w:color w:val="000000"/>
+        </w:rPr>
+        <w:t>供</w:t>
+      </w:r>
+      <w:r>
+        <w:rPr>
+          <w:color w:val="000000"/>
+        </w:rPr>
+        <w:t xml:space="preserve"> AI Agent </w:t>
+      </w:r>
+      <w:r>
+        <w:rPr>
+          <w:color w:val="000000"/>
+        </w:rPr>
+        <w:t>消费，支撑指标标签补全与影响面定位，</w:t>
+      </w:r>
+      <w:r>
+        <w:rPr>
+          <w:b/>
+          <w:bCs/>
+          <w:color w:val="000000"/>
+        </w:rPr>
+        <w:t xml:space="preserve">CMDB </w:t>
+      </w:r>
+      <w:r>
+        <w:rPr>
+          <w:b/>
+          <w:bCs/>
+          <w:color w:val="000000"/>
+        </w:rPr>
+        <w:t>日活一年内提升</w:t>
+      </w:r>
+      <w:r>
+        <w:rPr>
+          <w:b/>
+          <w:bCs/>
+          <w:color w:val="000000"/>
+        </w:rPr>
+        <w:t xml:space="preserve"> 50%</w:t>
+      </w:r>
+      <w:r>
+        <w:rPr>
+          <w:color w:val="000000"/>
+        </w:rPr>
+        <w:t>。</w:t>
+      </w:r>
+    </w:p>
+    <w:p>
+      <w:pPr>
+        <w:tabs>
+          <w:tab w:val="right" w:pos="9906"/>
+        </w:tabs>
+        <w:spacing w:before="100"/>
+        <w:rPr>
+          <w:b/>
+          <w:bCs/>
+          <w:color w:val="000000"/>
+          <w:sz w:val="21"/>
+          <w:szCs w:val="21"/>
+        </w:rPr>
+      </w:pPr>
+    </w:p>
+    <w:p>
+      <w:pPr>
+        <w:tabs>
+          <w:tab w:val="right" w:pos="9906"/>
+        </w:tabs>
+        <w:spacing w:before="100"/>
+      </w:pPr>
+      <w:r>
+        <w:rPr>
+          <w:b/>
+          <w:bCs/>
+          <w:color w:val="000000"/>
+          <w:sz w:val="21"/>
+          <w:szCs w:val="21"/>
+        </w:rPr>
+        <w:t>腾讯云</w:t>
+      </w:r>
+      <w:r>
+        <w:rPr>
+          <w:b/>
+          <w:bCs/>
+          <w:color w:val="000000"/>
+          <w:sz w:val="21"/>
+          <w:szCs w:val="21"/>
+        </w:rPr>
+        <w:t xml:space="preserve"> AI </w:t>
+      </w:r>
+      <w:r>
+        <w:rPr>
+          <w:b/>
+          <w:bCs/>
+          <w:color w:val="000000"/>
+          <w:sz w:val="21"/>
+          <w:szCs w:val="21"/>
+        </w:rPr>
+        <w:t>运维底座（</w:t>
+      </w:r>
+      <w:r>
+        <w:rPr>
+          <w:b/>
+          <w:bCs/>
+          <w:color w:val="000000"/>
+          <w:sz w:val="21"/>
+          <w:szCs w:val="21"/>
+        </w:rPr>
+        <w:t>TCUM-AI</w:t>
+      </w:r>
+      <w:r>
+        <w:rPr>
+          <w:b/>
+          <w:bCs/>
+          <w:color w:val="000000"/>
+          <w:sz w:val="21"/>
+          <w:szCs w:val="21"/>
+        </w:rPr>
+        <w:t>）与多</w:t>
+      </w:r>
+      <w:r>
+        <w:rPr>
+          <w:b/>
+          <w:bCs/>
+          <w:color w:val="000000"/>
+          <w:sz w:val="21"/>
+          <w:szCs w:val="21"/>
         </w:rPr>
         <w:t xml:space="preserve"> Agent </w:t>
       </w:r>
@@ -3561,26 +2361,144 @@
           <w:b/>
           <w:bCs/>
           <w:color w:val="000000"/>
-        </w:rPr>
-        <w:t>编排底座：</w:t>
-      </w:r>
-      <w:r>
-        <w:rPr>
-          <w:color w:val="000000"/>
-        </w:rPr>
-        <w:t>主导设计</w:t>
-      </w:r>
-      <w:r>
-        <w:rPr>
-          <w:color w:val="000000"/>
-        </w:rPr>
-        <w:t xml:space="preserve"> 5 </w:t>
-      </w:r>
-      <w:r>
-        <w:rPr>
-          <w:color w:val="000000"/>
-        </w:rPr>
-        <w:t>种</w:t>
+          <w:sz w:val="21"/>
+          <w:szCs w:val="21"/>
+        </w:rPr>
+        <w:t>能力体系</w:t>
+      </w:r>
+      <w:r>
+        <w:rPr>
+          <w:b/>
+          <w:bCs/>
+          <w:color w:val="000000"/>
+          <w:sz w:val="20"/>
+          <w:szCs w:val="20"/>
+        </w:rPr>
+        <w:tab/>
+      </w:r>
+      <w:r>
+        <w:rPr>
+          <w:b/>
+          <w:bCs/>
+          <w:color w:val="000000"/>
+          <w:sz w:val="20"/>
+          <w:szCs w:val="20"/>
+        </w:rPr>
+        <w:t>架构师</w:t>
+      </w:r>
+      <w:r>
+        <w:rPr>
+          <w:b/>
+          <w:bCs/>
+          <w:color w:val="000000"/>
+          <w:sz w:val="20"/>
+          <w:szCs w:val="20"/>
+        </w:rPr>
+        <w:t xml:space="preserve"> / </w:t>
+      </w:r>
+      <w:r>
+        <w:rPr>
+          <w:b/>
+          <w:bCs/>
+          <w:color w:val="000000"/>
+          <w:sz w:val="20"/>
+          <w:szCs w:val="20"/>
+        </w:rPr>
+        <w:t xml:space="preserve">核心研发　</w:t>
+      </w:r>
+      <w:r>
+        <w:rPr>
+          <w:b/>
+          <w:bCs/>
+          <w:color w:val="000000"/>
+          <w:sz w:val="20"/>
+          <w:szCs w:val="20"/>
+        </w:rPr>
+        <w:t xml:space="preserve">2025.06 - </w:t>
+      </w:r>
+      <w:r>
+        <w:rPr>
+          <w:b/>
+          <w:bCs/>
+          <w:color w:val="000000"/>
+          <w:sz w:val="20"/>
+          <w:szCs w:val="20"/>
+        </w:rPr>
+        <w:t>至今</w:t>
+      </w:r>
+    </w:p>
+    <w:p>
+      <w:pPr>
+        <w:spacing w:after="30" w:line="250" w:lineRule="auto"/>
+        <w:ind w:left="170"/>
+      </w:pPr>
+      <w:r>
+        <w:rPr>
+          <w:color w:val="000000"/>
+        </w:rPr>
+        <w:t>负责从</w:t>
+      </w:r>
+      <w:r>
+        <w:rPr>
+          <w:color w:val="000000"/>
+        </w:rPr>
+        <w:t xml:space="preserve"> 0 </w:t>
+      </w:r>
+      <w:r>
+        <w:rPr>
+          <w:color w:val="000000"/>
+        </w:rPr>
+        <w:t>到</w:t>
+      </w:r>
+      <w:r>
+        <w:rPr>
+          <w:color w:val="000000"/>
+        </w:rPr>
+        <w:t xml:space="preserve"> 1 </w:t>
+      </w:r>
+      <w:r>
+        <w:rPr>
+          <w:color w:val="000000"/>
+        </w:rPr>
+        <w:t>搭建腾讯云运维端</w:t>
+      </w:r>
+      <w:r>
+        <w:rPr>
+          <w:color w:val="000000"/>
+        </w:rPr>
+        <w:t xml:space="preserve"> AI Agent </w:t>
+      </w:r>
+      <w:r>
+        <w:rPr>
+          <w:color w:val="000000"/>
+        </w:rPr>
+        <w:t>底座，基于</w:t>
+      </w:r>
+      <w:r>
+        <w:rPr>
+          <w:color w:val="000000"/>
+        </w:rPr>
+        <w:t xml:space="preserve"> </w:t>
+      </w:r>
+      <w:proofErr w:type="spellStart"/>
+      <w:r>
+        <w:rPr>
+          <w:color w:val="000000"/>
+        </w:rPr>
+        <w:t>eino</w:t>
+      </w:r>
+      <w:proofErr w:type="spellEnd"/>
+      <w:r>
+        <w:rPr>
+          <w:color w:val="000000"/>
+        </w:rPr>
+        <w:t xml:space="preserve"> ADK </w:t>
+      </w:r>
+      <w:r>
+        <w:rPr>
+          <w:color w:val="000000"/>
+        </w:rPr>
+        <w:t>构建多</w:t>
       </w:r>
       <w:r>
         <w:rPr>
@@ -3592,143 +2510,19 @@
         <w:rPr>
           <w:color w:val="000000"/>
         </w:rPr>
-        <w:t>执行形态与</w:t>
-      </w:r>
-      <w:r>
-        <w:rPr>
-          <w:color w:val="000000"/>
-        </w:rPr>
-        <w:t xml:space="preserve"> 3 </w:t>
-      </w:r>
-      <w:r>
-        <w:rPr>
-          <w:color w:val="000000"/>
-        </w:rPr>
-        <w:t>种协作拓扑：总入口</w:t>
-      </w:r>
-      <w:r>
-        <w:rPr>
-          <w:color w:val="000000"/>
-        </w:rPr>
-        <w:t xml:space="preserve"> Agent </w:t>
-      </w:r>
-      <w:r>
-        <w:rPr>
-          <w:color w:val="000000"/>
-        </w:rPr>
-        <w:t>在请求期查库动态装配子</w:t>
-      </w:r>
-      <w:r>
-        <w:rPr>
-          <w:color w:val="000000"/>
-        </w:rPr>
-        <w:t xml:space="preserve"> Agent </w:t>
-      </w:r>
-      <w:r>
-        <w:rPr>
-          <w:color w:val="000000"/>
-        </w:rPr>
-        <w:t>清单，子</w:t>
-      </w:r>
-      <w:r>
-        <w:rPr>
-          <w:color w:val="000000"/>
-        </w:rPr>
-        <w:t xml:space="preserve"> Agent </w:t>
-      </w:r>
-      <w:r>
-        <w:rPr>
-          <w:color w:val="000000"/>
-        </w:rPr>
-        <w:t>以</w:t>
-      </w:r>
-      <w:r>
-        <w:rPr>
-          <w:color w:val="000000"/>
-        </w:rPr>
-        <w:t xml:space="preserve"> </w:t>
-      </w:r>
-      <w:r>
-        <w:rPr>
-          <w:b/>
-          <w:bCs/>
-          <w:color w:val="000000"/>
-        </w:rPr>
-        <w:t>Agent-as-Tool</w:t>
-      </w:r>
-      <w:r>
-        <w:rPr>
-          <w:color w:val="000000"/>
-        </w:rPr>
-        <w:t xml:space="preserve"> </w:t>
-      </w:r>
-      <w:r>
-        <w:rPr>
-          <w:color w:val="000000"/>
-        </w:rPr>
-        <w:t>形式挂载实现上下文隔离与并行委派；跨进程</w:t>
-      </w:r>
-      <w:r>
-        <w:rPr>
-          <w:color w:val="000000"/>
-        </w:rPr>
-        <w:t xml:space="preserve"> Agent </w:t>
-      </w:r>
-      <w:r>
-        <w:rPr>
-          <w:color w:val="000000"/>
-        </w:rPr>
-        <w:t>通过</w:t>
-      </w:r>
-      <w:r>
-        <w:rPr>
-          <w:color w:val="000000"/>
-        </w:rPr>
-        <w:t xml:space="preserve"> </w:t>
-      </w:r>
-      <w:r>
-        <w:rPr>
-          <w:b/>
-          <w:bCs/>
-          <w:color w:val="000000"/>
-        </w:rPr>
-        <w:t>A2A / AG-UI</w:t>
-      </w:r>
-      <w:r>
-        <w:rPr>
-          <w:color w:val="000000"/>
-        </w:rPr>
-        <w:t xml:space="preserve"> </w:t>
-      </w:r>
-      <w:r>
-        <w:rPr>
-          <w:color w:val="000000"/>
-        </w:rPr>
-        <w:t>远程壳以</w:t>
-      </w:r>
-      <w:r>
-        <w:rPr>
-          <w:color w:val="000000"/>
-        </w:rPr>
-        <w:t xml:space="preserve"> HTTP + SSE </w:t>
-      </w:r>
-      <w:r>
-        <w:rPr>
-          <w:color w:val="000000"/>
-        </w:rPr>
-        <w:t>编排，实现</w:t>
-      </w:r>
-      <w:r>
-        <w:rPr>
-          <w:color w:val="000000"/>
-        </w:rPr>
-        <w:t xml:space="preserve"> Agent </w:t>
-      </w:r>
-      <w:r>
-        <w:rPr>
-          <w:color w:val="000000"/>
-        </w:rPr>
-        <w:t>能力的配置化注入与跨服务复用。</w:t>
+        <w:t>编排与上下文治理核心链路，并推动智能可观测、智能</w:t>
+      </w:r>
+      <w:r>
+        <w:rPr>
+          <w:color w:val="000000"/>
+        </w:rPr>
+        <w:t xml:space="preserve"> CMDB </w:t>
+      </w:r>
+      <w:r>
+        <w:rPr>
+          <w:color w:val="000000"/>
+        </w:rPr>
+        <w:t>等运维场景的智能化落地。</w:t>
       </w:r>
     </w:p>
     <w:p>
@@ -3746,13 +2540,101 @@
           <w:bCs/>
           <w:color w:val="000000"/>
         </w:rPr>
-        <w:t>上下文工程与七层压缩：</w:t>
-      </w:r>
-      <w:r>
-        <w:rPr>
-          <w:color w:val="000000"/>
-        </w:rPr>
-        <w:t>针对长会话频发</w:t>
+        <w:t>多</w:t>
+      </w:r>
+      <w:r>
+        <w:rPr>
+          <w:b/>
+          <w:bCs/>
+          <w:color w:val="000000"/>
+        </w:rPr>
+        <w:t xml:space="preserve"> Agent </w:t>
+      </w:r>
+      <w:r>
+        <w:rPr>
+          <w:b/>
+          <w:bCs/>
+          <w:color w:val="000000"/>
+        </w:rPr>
+        <w:t>编排底座：</w:t>
+      </w:r>
+      <w:r>
+        <w:rPr>
+          <w:color w:val="000000"/>
+        </w:rPr>
+        <w:t>主导设计</w:t>
+      </w:r>
+      <w:r>
+        <w:rPr>
+          <w:color w:val="000000"/>
+        </w:rPr>
+        <w:t xml:space="preserve"> 5 </w:t>
+      </w:r>
+      <w:r>
+        <w:rPr>
+          <w:color w:val="000000"/>
+        </w:rPr>
+        <w:t>种</w:t>
+      </w:r>
+      <w:r>
+        <w:rPr>
+          <w:color w:val="000000"/>
+        </w:rPr>
+        <w:t xml:space="preserve"> Agent </w:t>
+      </w:r>
+      <w:r>
+        <w:rPr>
+          <w:color w:val="000000"/>
+        </w:rPr>
+        <w:t>执行形态与</w:t>
+      </w:r>
+      <w:r>
+        <w:rPr>
+          <w:color w:val="000000"/>
+        </w:rPr>
+        <w:t xml:space="preserve"> 3 </w:t>
+      </w:r>
+      <w:r>
+        <w:rPr>
+          <w:color w:val="000000"/>
+        </w:rPr>
+        <w:t>种协作拓扑：总入口</w:t>
+      </w:r>
+      <w:r>
+        <w:rPr>
+          <w:color w:val="000000"/>
+        </w:rPr>
+        <w:t xml:space="preserve"> Agent </w:t>
+      </w:r>
+      <w:r>
+        <w:rPr>
+          <w:color w:val="000000"/>
+        </w:rPr>
+        <w:t>在请求期查库动态装配子</w:t>
+      </w:r>
+      <w:r>
+        <w:rPr>
+          <w:color w:val="000000"/>
+        </w:rPr>
+        <w:t xml:space="preserve"> Agent </w:t>
+      </w:r>
+      <w:r>
+        <w:rPr>
+          <w:color w:val="000000"/>
+        </w:rPr>
+        <w:t>清单，子</w:t>
+      </w:r>
+      <w:r>
+        <w:rPr>
+          <w:color w:val="000000"/>
+        </w:rPr>
+        <w:t xml:space="preserve"> Agent </w:t>
+      </w:r>
+      <w:r>
+        <w:rPr>
+          <w:color w:val="000000"/>
+        </w:rPr>
+        <w:t>以</w:t>
       </w:r>
       <w:r>
         <w:rPr>
@@ -3760,16 +2642,14 @@
         </w:rPr>
         <w:t xml:space="preserve"> </w:t>
       </w:r>
-      <w:proofErr w:type="spellStart"/>
-      <w:r>
-        <w:rPr>
-          <w:b/>
-          <w:bCs/>
-          <w:color w:val="000000"/>
-        </w:rPr>
-        <w:t>ContextWindowExceeded</w:t>
-      </w:r>
-      <w:proofErr w:type="spellEnd"/>
+      <w:r>
+        <w:rPr>
+          <w:b/>
+          <w:bCs/>
+          <w:color w:val="000000"/>
+        </w:rPr>
+        <w:t>Agent-as-Tool</w:t>
+      </w:r>
       <w:r>
         <w:rPr>
           <w:color w:val="000000"/>
@@ -3780,67 +2660,19 @@
         <w:rPr>
           <w:color w:val="000000"/>
         </w:rPr>
-        <w:t>的问题，设计</w:t>
-      </w:r>
-      <w:r>
-        <w:rPr>
-          <w:color w:val="000000"/>
-        </w:rPr>
-        <w:t>“</w:t>
-      </w:r>
-      <w:r>
-        <w:rPr>
-          <w:color w:val="000000"/>
-        </w:rPr>
-        <w:t>源头减少</w:t>
-      </w:r>
-      <w:r>
-        <w:rPr>
-          <w:color w:val="000000"/>
-        </w:rPr>
-        <w:t>—</w:t>
-      </w:r>
-      <w:r>
-        <w:rPr>
-          <w:color w:val="000000"/>
-        </w:rPr>
-        <w:t>中间隔离</w:t>
-      </w:r>
-      <w:r>
-        <w:rPr>
-          <w:color w:val="000000"/>
-        </w:rPr>
-        <w:t>—</w:t>
-      </w:r>
-      <w:r>
-        <w:rPr>
-          <w:color w:val="000000"/>
-        </w:rPr>
-        <w:t>事后压缩</w:t>
-      </w:r>
-      <w:r>
-        <w:rPr>
-          <w:color w:val="000000"/>
-        </w:rPr>
-        <w:t>”</w:t>
-      </w:r>
-      <w:r>
-        <w:rPr>
-          <w:color w:val="000000"/>
-        </w:rPr>
-        <w:t>三段式防御：工具结果超</w:t>
-      </w:r>
-      <w:r>
-        <w:rPr>
-          <w:color w:val="000000"/>
-        </w:rPr>
-        <w:t xml:space="preserve"> 64KB </w:t>
-      </w:r>
-      <w:r>
-        <w:rPr>
-          <w:color w:val="000000"/>
-        </w:rPr>
-        <w:t>结构化截断并卸载至</w:t>
+        <w:t>形式挂载实现上下文隔离与并行委派；跨进程</w:t>
+      </w:r>
+      <w:r>
+        <w:rPr>
+          <w:color w:val="000000"/>
+        </w:rPr>
+        <w:t xml:space="preserve"> Agent </w:t>
+      </w:r>
+      <w:r>
+        <w:rPr>
+          <w:color w:val="000000"/>
+        </w:rPr>
+        <w:t>通过</w:t>
       </w:r>
       <w:r>
         <w:rPr>
@@ -3854,36 +2686,8 @@
           <w:bCs/>
           <w:color w:val="000000"/>
         </w:rPr>
-        <w:t>COS</w:t>
-      </w:r>
-      <w:r>
-        <w:rPr>
-          <w:color w:val="000000"/>
-        </w:rPr>
-        <w:t>（沙箱按需回捞）、</w:t>
-      </w:r>
-      <w:r>
-        <w:rPr>
-          <w:color w:val="000000"/>
-        </w:rPr>
-        <w:t xml:space="preserve">Skill </w:t>
-      </w:r>
-      <w:r>
-        <w:rPr>
-          <w:color w:val="000000"/>
-        </w:rPr>
-        <w:t>说明书喂模型用精简版、</w:t>
-      </w:r>
-      <w:proofErr w:type="spellStart"/>
-      <w:r>
-        <w:rPr>
-          <w:b/>
-          <w:bCs/>
-          <w:color w:val="000000"/>
-        </w:rPr>
-        <w:t>RunLocalValue</w:t>
-      </w:r>
-      <w:proofErr w:type="spellEnd"/>
+        <w:t>A2A / AG-UI</w:t>
+      </w:r>
       <w:r>
         <w:rPr>
           <w:color w:val="000000"/>
@@ -3894,83 +2698,31 @@
         <w:rPr>
           <w:color w:val="000000"/>
         </w:rPr>
-        <w:t>哨兵保证一次性上下文只注入一次、周期性</w:t>
-      </w:r>
-      <w:r>
-        <w:rPr>
-          <w:color w:val="000000"/>
-        </w:rPr>
-        <w:t xml:space="preserve"> summarization </w:t>
-      </w:r>
-      <w:r>
-        <w:rPr>
-          <w:color w:val="000000"/>
-        </w:rPr>
-        <w:t>与撞限后自适应压缩重试；配套</w:t>
-      </w:r>
-      <w:r>
-        <w:rPr>
-          <w:color w:val="000000"/>
-        </w:rPr>
-        <w:t xml:space="preserve"> </w:t>
-      </w:r>
-      <w:r>
-        <w:rPr>
-          <w:b/>
-          <w:bCs/>
-          <w:color w:val="000000"/>
-        </w:rPr>
-        <w:t xml:space="preserve">Token </w:t>
-      </w:r>
-      <w:r>
-        <w:rPr>
-          <w:b/>
-          <w:bCs/>
-          <w:color w:val="000000"/>
-        </w:rPr>
-        <w:t>三级计数降级与熔断</w:t>
-      </w:r>
-      <w:r>
-        <w:rPr>
-          <w:color w:val="000000"/>
-        </w:rPr>
-        <w:t>，将单次工具注入从</w:t>
-      </w:r>
-      <w:r>
-        <w:rPr>
-          <w:color w:val="000000"/>
-        </w:rPr>
-        <w:t xml:space="preserve"> MB </w:t>
-      </w:r>
-      <w:r>
-        <w:rPr>
-          <w:color w:val="000000"/>
-        </w:rPr>
-        <w:t>级压到</w:t>
-      </w:r>
-      <w:r>
-        <w:rPr>
-          <w:color w:val="000000"/>
-        </w:rPr>
-        <w:t xml:space="preserve"> KB </w:t>
-      </w:r>
-      <w:r>
-        <w:rPr>
-          <w:color w:val="000000"/>
-        </w:rPr>
-        <w:t>级，支撑</w:t>
-      </w:r>
-      <w:r>
-        <w:rPr>
-          <w:color w:val="000000"/>
-        </w:rPr>
-        <w:t xml:space="preserve"> 20~30 </w:t>
-      </w:r>
-      <w:r>
-        <w:rPr>
-          <w:color w:val="000000"/>
-        </w:rPr>
-        <w:t>轮跨产品根因分析稳定收敛。</w:t>
+        <w:t>远程壳以</w:t>
+      </w:r>
+      <w:r>
+        <w:rPr>
+          <w:color w:val="000000"/>
+        </w:rPr>
+        <w:t xml:space="preserve"> HTTP + SSE </w:t>
+      </w:r>
+      <w:r>
+        <w:rPr>
+          <w:color w:val="000000"/>
+        </w:rPr>
+        <w:t>编排，实现</w:t>
+      </w:r>
+      <w:r>
+        <w:rPr>
+          <w:color w:val="000000"/>
+        </w:rPr>
+        <w:t xml:space="preserve"> Agent </w:t>
+      </w:r>
+      <w:r>
+        <w:rPr>
+          <w:color w:val="000000"/>
+        </w:rPr>
+        <w:t>能力的配置化注入与跨服务复用。</w:t>
       </w:r>
     </w:p>
     <w:p>
@@ -3988,118 +2740,170 @@
           <w:bCs/>
           <w:color w:val="000000"/>
         </w:rPr>
+        <w:t>上下文工程与七层压缩：</w:t>
+      </w:r>
+      <w:r>
+        <w:rPr>
+          <w:color w:val="000000"/>
+        </w:rPr>
+        <w:t>针对长会话频发</w:t>
+      </w:r>
+      <w:r>
+        <w:rPr>
+          <w:color w:val="000000"/>
+        </w:rPr>
+        <w:t xml:space="preserve"> </w:t>
+      </w:r>
+      <w:proofErr w:type="spellStart"/>
+      <w:r>
+        <w:rPr>
+          <w:b/>
+          <w:bCs/>
+          <w:color w:val="000000"/>
+        </w:rPr>
+        <w:t>ContextWindowExceeded</w:t>
+      </w:r>
+      <w:proofErr w:type="spellEnd"/>
+      <w:r>
+        <w:rPr>
+          <w:color w:val="000000"/>
+        </w:rPr>
+        <w:t xml:space="preserve"> </w:t>
+      </w:r>
+      <w:r>
+        <w:rPr>
+          <w:color w:val="000000"/>
+        </w:rPr>
+        <w:t>的问题，设计</w:t>
+      </w:r>
+      <w:r>
+        <w:rPr>
+          <w:color w:val="000000"/>
+        </w:rPr>
+        <w:t>“</w:t>
+      </w:r>
+      <w:r>
+        <w:rPr>
+          <w:color w:val="000000"/>
+        </w:rPr>
+        <w:t>源头减少</w:t>
+      </w:r>
+      <w:r>
+        <w:rPr>
+          <w:color w:val="000000"/>
+        </w:rPr>
+        <w:t>—</w:t>
+      </w:r>
+      <w:r>
+        <w:rPr>
+          <w:color w:val="000000"/>
+        </w:rPr>
+        <w:t>中间隔离</w:t>
+      </w:r>
+      <w:r>
+        <w:rPr>
+          <w:color w:val="000000"/>
+        </w:rPr>
+        <w:t>—</w:t>
+      </w:r>
+      <w:r>
+        <w:rPr>
+          <w:color w:val="000000"/>
+        </w:rPr>
+        <w:t>事后压缩</w:t>
+      </w:r>
+      <w:r>
+        <w:rPr>
+          <w:color w:val="000000"/>
+        </w:rPr>
+        <w:t>”</w:t>
+      </w:r>
+      <w:r>
+        <w:rPr>
+          <w:color w:val="000000"/>
+        </w:rPr>
+        <w:t>三段式防御：工具结果超</w:t>
+      </w:r>
+      <w:r>
+        <w:rPr>
+          <w:color w:val="000000"/>
+        </w:rPr>
+        <w:t xml:space="preserve"> 64KB </w:t>
+      </w:r>
+      <w:r>
+        <w:rPr>
+          <w:color w:val="000000"/>
+        </w:rPr>
+        <w:t>结构化截断并卸载至</w:t>
+      </w:r>
+      <w:r>
+        <w:rPr>
+          <w:color w:val="000000"/>
+        </w:rPr>
+        <w:t xml:space="preserve"> </w:t>
+      </w:r>
+      <w:r>
+        <w:rPr>
+          <w:b/>
+          <w:bCs/>
+          <w:color w:val="000000"/>
+        </w:rPr>
+        <w:t>COS</w:t>
+      </w:r>
+      <w:r>
+        <w:rPr>
+          <w:color w:val="000000"/>
+        </w:rPr>
+        <w:t>（沙箱按需回捞）、</w:t>
+      </w:r>
+      <w:r>
+        <w:rPr>
+          <w:color w:val="000000"/>
+        </w:rPr>
         <w:t xml:space="preserve">Skill </w:t>
       </w:r>
       <w:r>
         <w:rPr>
-          <w:b/>
-          <w:bCs/>
-          <w:color w:val="000000"/>
-        </w:rPr>
-        <w:t>与</w:t>
-      </w:r>
-      <w:r>
-        <w:rPr>
-          <w:b/>
-          <w:bCs/>
-          <w:color w:val="000000"/>
-        </w:rPr>
-        <w:t xml:space="preserve"> MCP </w:t>
-      </w:r>
-      <w:r>
-        <w:rPr>
-          <w:b/>
-          <w:bCs/>
-          <w:color w:val="000000"/>
-        </w:rPr>
-        <w:t>工具体系：</w:t>
-      </w:r>
-      <w:r>
-        <w:rPr>
-          <w:color w:val="000000"/>
-        </w:rPr>
-        <w:t>设计声明式</w:t>
-      </w:r>
-      <w:r>
-        <w:rPr>
-          <w:color w:val="000000"/>
-        </w:rPr>
-        <w:t xml:space="preserve"> Skill </w:t>
-      </w:r>
-      <w:r>
-        <w:rPr>
-          <w:color w:val="000000"/>
-        </w:rPr>
-        <w:t>体系（</w:t>
-      </w:r>
-      <w:r>
-        <w:rPr>
-          <w:color w:val="000000"/>
-        </w:rPr>
-        <w:t xml:space="preserve">4 </w:t>
-      </w:r>
-      <w:r>
-        <w:rPr>
-          <w:color w:val="000000"/>
-        </w:rPr>
-        <w:t>种</w:t>
-      </w:r>
-      <w:r>
-        <w:rPr>
-          <w:color w:val="000000"/>
-        </w:rPr>
-        <w:t xml:space="preserve"> Backend + </w:t>
-      </w:r>
-      <w:r>
-        <w:rPr>
-          <w:color w:val="000000"/>
-        </w:rPr>
-        <w:t>沙箱执行</w:t>
-      </w:r>
-      <w:r>
-        <w:rPr>
-          <w:color w:val="000000"/>
-        </w:rPr>
-        <w:t xml:space="preserve"> + </w:t>
-      </w:r>
-      <w:r>
-        <w:rPr>
-          <w:color w:val="000000"/>
-        </w:rPr>
-        <w:t>轮次距离淡出缓存）实现能力零代码扩展；</w:t>
-      </w:r>
-      <w:r>
-        <w:rPr>
-          <w:color w:val="000000"/>
-        </w:rPr>
-        <w:t xml:space="preserve">MCP </w:t>
-      </w:r>
-      <w:r>
-        <w:rPr>
-          <w:color w:val="000000"/>
-        </w:rPr>
-        <w:t>侧采用</w:t>
-      </w:r>
+          <w:color w:val="000000"/>
+        </w:rPr>
+        <w:t>说明书喂模型用精简版、</w:t>
+      </w:r>
+      <w:proofErr w:type="spellStart"/>
+      <w:r>
+        <w:rPr>
+          <w:b/>
+          <w:bCs/>
+          <w:color w:val="000000"/>
+        </w:rPr>
+        <w:t>RunLocalValue</w:t>
+      </w:r>
+      <w:proofErr w:type="spellEnd"/>
       <w:r>
         <w:rPr>
           <w:color w:val="000000"/>
         </w:rPr>
         <w:t xml:space="preserve"> </w:t>
       </w:r>
-      <w:proofErr w:type="spellStart"/>
-      <w:r>
-        <w:rPr>
-          <w:b/>
-          <w:bCs/>
-          <w:color w:val="000000"/>
-        </w:rPr>
-        <w:t>mcporter</w:t>
-      </w:r>
-      <w:proofErr w:type="spellEnd"/>
-      <w:r>
-        <w:rPr>
-          <w:b/>
-          <w:bCs/>
+      <w:r>
+        <w:rPr>
+          <w:color w:val="000000"/>
+        </w:rPr>
+        <w:t>哨兵保证一次性上下文只注入一次、周期性</w:t>
+      </w:r>
+      <w:r>
+        <w:rPr>
+          <w:color w:val="000000"/>
+        </w:rPr>
+        <w:t xml:space="preserve"> summarization </w:t>
+      </w:r>
+      <w:r>
+        <w:rPr>
+          <w:color w:val="000000"/>
+        </w:rPr>
+        <w:t>与撞限后自适应压缩重试；配套</w:t>
+      </w:r>
+      <w:r>
+        <w:rPr>
           <w:color w:val="000000"/>
         </w:rPr>
         <w:t xml:space="preserve"> </w:t>
@@ -4110,87 +2914,57 @@
           <w:bCs/>
           <w:color w:val="000000"/>
         </w:rPr>
-        <w:t>零</w:t>
-      </w:r>
-      <w:r>
-        <w:rPr>
-          <w:b/>
-          <w:bCs/>
-          <w:color w:val="000000"/>
-        </w:rPr>
-        <w:t xml:space="preserve"> tool-schema</w:t>
-      </w:r>
-      <w:r>
-        <w:rPr>
-          <w:color w:val="000000"/>
-        </w:rPr>
-        <w:t xml:space="preserve"> </w:t>
-      </w:r>
-      <w:r>
-        <w:rPr>
-          <w:color w:val="000000"/>
-        </w:rPr>
-        <w:t>路线，远端工具不注册为</w:t>
-      </w:r>
-      <w:r>
-        <w:rPr>
-          <w:color w:val="000000"/>
-        </w:rPr>
-        <w:t xml:space="preserve"> N </w:t>
-      </w:r>
-      <w:r>
-        <w:rPr>
-          <w:color w:val="000000"/>
-        </w:rPr>
-        <w:t>个</w:t>
-      </w:r>
-      <w:r>
-        <w:rPr>
-          <w:color w:val="000000"/>
-        </w:rPr>
-        <w:t xml:space="preserve"> tool schema</w:t>
-      </w:r>
-      <w:r>
-        <w:rPr>
-          <w:color w:val="000000"/>
-        </w:rPr>
-        <w:t>，改为加载</w:t>
-      </w:r>
-      <w:r>
-        <w:rPr>
-          <w:color w:val="000000"/>
-        </w:rPr>
-        <w:t xml:space="preserve"> Skill </w:t>
-      </w:r>
-      <w:r>
-        <w:rPr>
-          <w:color w:val="000000"/>
-        </w:rPr>
-        <w:t>后以</w:t>
-      </w:r>
-      <w:r>
-        <w:rPr>
-          <w:color w:val="000000"/>
-        </w:rPr>
-        <w:t xml:space="preserve"> tool result </w:t>
-      </w:r>
-      <w:r>
-        <w:rPr>
-          <w:color w:val="000000"/>
-        </w:rPr>
-        <w:t>按需呈现，从源头消除工具说明书的常驻</w:t>
-      </w:r>
-      <w:r>
-        <w:rPr>
-          <w:color w:val="000000"/>
-        </w:rPr>
-        <w:t xml:space="preserve"> token </w:t>
-      </w:r>
-      <w:r>
-        <w:rPr>
-          <w:color w:val="000000"/>
-        </w:rPr>
-        <w:t>占用。</w:t>
+        <w:t xml:space="preserve">Token </w:t>
+      </w:r>
+      <w:r>
+        <w:rPr>
+          <w:b/>
+          <w:bCs/>
+          <w:color w:val="000000"/>
+        </w:rPr>
+        <w:t>三级计数降级与熔断</w:t>
+      </w:r>
+      <w:r>
+        <w:rPr>
+          <w:color w:val="000000"/>
+        </w:rPr>
+        <w:t>，将单次工具注入从</w:t>
+      </w:r>
+      <w:r>
+        <w:rPr>
+          <w:color w:val="000000"/>
+        </w:rPr>
+        <w:t xml:space="preserve"> MB </w:t>
+      </w:r>
+      <w:r>
+        <w:rPr>
+          <w:color w:val="000000"/>
+        </w:rPr>
+        <w:t>级压到</w:t>
+      </w:r>
+      <w:r>
+        <w:rPr>
+          <w:color w:val="000000"/>
+        </w:rPr>
+        <w:t xml:space="preserve"> KB </w:t>
+      </w:r>
+      <w:r>
+        <w:rPr>
+          <w:color w:val="000000"/>
+        </w:rPr>
+        <w:t>级，支撑</w:t>
+      </w:r>
+      <w:r>
+        <w:rPr>
+          <w:color w:val="000000"/>
+        </w:rPr>
+        <w:t xml:space="preserve"> 20~30 </w:t>
+      </w:r>
+      <w:r>
+        <w:rPr>
+          <w:color w:val="000000"/>
+        </w:rPr>
+        <w:t>轮跨产品根因分析稳定收敛。</w:t>
       </w:r>
     </w:p>
     <w:p>
@@ -4208,33 +2982,97 @@
           <w:bCs/>
           <w:color w:val="000000"/>
         </w:rPr>
-        <w:t xml:space="preserve">SRE </w:t>
-      </w:r>
-      <w:r>
-        <w:rPr>
-          <w:b/>
-          <w:bCs/>
-          <w:color w:val="000000"/>
-        </w:rPr>
-        <w:t>数字分身：</w:t>
-      </w:r>
-      <w:r>
-        <w:rPr>
-          <w:color w:val="000000"/>
-        </w:rPr>
-        <w:t>设计运行时人格装配机制：同一</w:t>
-      </w:r>
-      <w:r>
-        <w:rPr>
-          <w:color w:val="000000"/>
-        </w:rPr>
-        <w:t xml:space="preserve"> Agent </w:t>
-      </w:r>
-      <w:r>
-        <w:rPr>
-          <w:color w:val="000000"/>
-        </w:rPr>
-        <w:t>实例通过</w:t>
+        <w:t xml:space="preserve">Skill </w:t>
+      </w:r>
+      <w:r>
+        <w:rPr>
+          <w:b/>
+          <w:bCs/>
+          <w:color w:val="000000"/>
+        </w:rPr>
+        <w:t>与</w:t>
+      </w:r>
+      <w:r>
+        <w:rPr>
+          <w:b/>
+          <w:bCs/>
+          <w:color w:val="000000"/>
+        </w:rPr>
+        <w:t xml:space="preserve"> MCP </w:t>
+      </w:r>
+      <w:r>
+        <w:rPr>
+          <w:b/>
+          <w:bCs/>
+          <w:color w:val="000000"/>
+        </w:rPr>
+        <w:t>工具体系：</w:t>
+      </w:r>
+      <w:r>
+        <w:rPr>
+          <w:color w:val="000000"/>
+        </w:rPr>
+        <w:t>设计声明式</w:t>
+      </w:r>
+      <w:r>
+        <w:rPr>
+          <w:color w:val="000000"/>
+        </w:rPr>
+        <w:t xml:space="preserve"> Skill </w:t>
+      </w:r>
+      <w:r>
+        <w:rPr>
+          <w:color w:val="000000"/>
+        </w:rPr>
+        <w:t>体系（</w:t>
+      </w:r>
+      <w:r>
+        <w:rPr>
+          <w:color w:val="000000"/>
+        </w:rPr>
+        <w:t xml:space="preserve">4 </w:t>
+      </w:r>
+      <w:r>
+        <w:rPr>
+          <w:color w:val="000000"/>
+        </w:rPr>
+        <w:t>种</w:t>
+      </w:r>
+      <w:r>
+        <w:rPr>
+          <w:color w:val="000000"/>
+        </w:rPr>
+        <w:t xml:space="preserve"> Backend + </w:t>
+      </w:r>
+      <w:r>
+        <w:rPr>
+          <w:color w:val="000000"/>
+        </w:rPr>
+        <w:t>沙箱执行</w:t>
+      </w:r>
+      <w:r>
+        <w:rPr>
+          <w:color w:val="000000"/>
+        </w:rPr>
+        <w:t xml:space="preserve"> + </w:t>
+      </w:r>
+      <w:r>
+        <w:rPr>
+          <w:color w:val="000000"/>
+        </w:rPr>
+        <w:t>轮次距离淡出缓存）实现能力零代码扩展；</w:t>
+      </w:r>
+      <w:r>
+        <w:rPr>
+          <w:color w:val="000000"/>
+        </w:rPr>
+        <w:t xml:space="preserve">MCP </w:t>
+      </w:r>
+      <w:r>
+        <w:rPr>
+          <w:color w:val="000000"/>
+        </w:rPr>
+        <w:t>侧采用</w:t>
       </w:r>
       <w:r>
         <w:rPr>
@@ -4249,7 +3087,7 @@
           <w:bCs/>
           <w:color w:val="000000"/>
         </w:rPr>
-        <w:t>BeforeAgent</w:t>
+        <w:t>mcporter</w:t>
       </w:r>
       <w:proofErr w:type="spellEnd"/>
       <w:r>
@@ -4266,25 +3104,15 @@
           <w:bCs/>
           <w:color w:val="000000"/>
         </w:rPr>
-        <w:t>中间件链</w:t>
-      </w:r>
-      <w:r>
-        <w:rPr>
-          <w:color w:val="000000"/>
-        </w:rPr>
-        <w:t>在请求期注入人格、工具白名单与知识库，</w:t>
-      </w:r>
-      <w:r>
-        <w:rPr>
-          <w:color w:val="000000"/>
-        </w:rPr>
-        <w:t xml:space="preserve">Tools </w:t>
-      </w:r>
-      <w:r>
-        <w:rPr>
-          <w:color w:val="000000"/>
-        </w:rPr>
-        <w:t>由空变非空触发</w:t>
+        <w:t>零</w:t>
+      </w:r>
+      <w:r>
+        <w:rPr>
+          <w:b/>
+          <w:bCs/>
+          <w:color w:val="000000"/>
+        </w:rPr>
+        <w:t xml:space="preserve"> tool-schema</w:t>
       </w:r>
       <w:r>
         <w:rPr>
@@ -4292,37 +3120,11 @@
         </w:rPr>
         <w:t xml:space="preserve"> </w:t>
       </w:r>
-      <w:proofErr w:type="spellStart"/>
-      <w:r>
-        <w:rPr>
-          <w:b/>
-          <w:bCs/>
-          <w:color w:val="000000"/>
-        </w:rPr>
-        <w:t>ReAct</w:t>
-      </w:r>
-      <w:proofErr w:type="spellEnd"/>
-      <w:r>
-        <w:rPr>
-          <w:b/>
-          <w:bCs/>
-          <w:color w:val="000000"/>
-        </w:rPr>
-        <w:t xml:space="preserve"> </w:t>
-      </w:r>
-      <w:r>
-        <w:rPr>
-          <w:b/>
-          <w:bCs/>
-          <w:color w:val="000000"/>
-        </w:rPr>
-        <w:t>图重编译</w:t>
-      </w:r>
-      <w:r>
-        <w:rPr>
-          <w:color w:val="000000"/>
-        </w:rPr>
-        <w:t>，实现一个实例服务</w:t>
+      <w:r>
+        <w:rPr>
+          <w:color w:val="000000"/>
+        </w:rPr>
+        <w:t>路线，远端工具不注册为</w:t>
       </w:r>
       <w:r>
         <w:rPr>
@@ -4334,7 +3136,55 @@
         <w:rPr>
           <w:color w:val="000000"/>
         </w:rPr>
-        <w:t>个不同权限边界的分身，承接主动式巡检与告警值守。</w:t>
+        <w:t>个</w:t>
+      </w:r>
+      <w:r>
+        <w:rPr>
+          <w:color w:val="000000"/>
+        </w:rPr>
+        <w:t xml:space="preserve"> tool schema</w:t>
+      </w:r>
+      <w:r>
+        <w:rPr>
+          <w:color w:val="000000"/>
+        </w:rPr>
+        <w:t>，改为加载</w:t>
+      </w:r>
+      <w:r>
+        <w:rPr>
+          <w:color w:val="000000"/>
+        </w:rPr>
+        <w:t xml:space="preserve"> Skill </w:t>
+      </w:r>
+      <w:r>
+        <w:rPr>
+          <w:color w:val="000000"/>
+        </w:rPr>
+        <w:t>后以</w:t>
+      </w:r>
+      <w:r>
+        <w:rPr>
+          <w:color w:val="000000"/>
+        </w:rPr>
+        <w:t xml:space="preserve"> tool result </w:t>
+      </w:r>
+      <w:r>
+        <w:rPr>
+          <w:color w:val="000000"/>
+        </w:rPr>
+        <w:t>按需呈现，从源头消除工具说明书的常驻</w:t>
+      </w:r>
+      <w:r>
+        <w:rPr>
+          <w:color w:val="000000"/>
+        </w:rPr>
+        <w:t xml:space="preserve"> token </w:t>
+      </w:r>
+      <w:r>
+        <w:rPr>
+          <w:color w:val="000000"/>
+        </w:rPr>
+        <w:t>占用。</w:t>
       </w:r>
     </w:p>
     <w:p>
@@ -4352,14 +3202,33 @@
           <w:bCs/>
           <w:color w:val="000000"/>
         </w:rPr>
-        <w:lastRenderedPageBreak/>
-        <w:t>生产可靠性与效果度量：</w:t>
-      </w:r>
-      <w:r>
-        <w:rPr>
-          <w:color w:val="000000"/>
-        </w:rPr>
-        <w:t>落地工具异常兜底中间件避免单点报错终止全会话、沙箱数据面失效自愈、工具超时与并发控制；接入</w:t>
+        <w:t xml:space="preserve">SRE </w:t>
+      </w:r>
+      <w:r>
+        <w:rPr>
+          <w:b/>
+          <w:bCs/>
+          <w:color w:val="000000"/>
+        </w:rPr>
+        <w:t>数字分身：</w:t>
+      </w:r>
+      <w:r>
+        <w:rPr>
+          <w:color w:val="000000"/>
+        </w:rPr>
+        <w:t>设计运行时人格装配机制：同一</w:t>
+      </w:r>
+      <w:r>
+        <w:rPr>
+          <w:color w:val="000000"/>
+        </w:rPr>
+        <w:t xml:space="preserve"> Agent </w:t>
+      </w:r>
+      <w:r>
+        <w:rPr>
+          <w:color w:val="000000"/>
+        </w:rPr>
+        <w:t>实例通过</w:t>
       </w:r>
       <w:r>
         <w:rPr>
@@ -4374,32 +3243,42 @@
           <w:bCs/>
           <w:color w:val="000000"/>
         </w:rPr>
-        <w:t>Langfuse</w:t>
+        <w:t>BeforeAgent</w:t>
       </w:r>
       <w:proofErr w:type="spellEnd"/>
       <w:r>
         <w:rPr>
+          <w:b/>
+          <w:bCs/>
           <w:color w:val="000000"/>
         </w:rPr>
         <w:t xml:space="preserve"> </w:t>
       </w:r>
       <w:r>
         <w:rPr>
-          <w:color w:val="000000"/>
-        </w:rPr>
-        <w:t>四层零侵入</w:t>
-      </w:r>
-      <w:r>
-        <w:rPr>
-          <w:color w:val="000000"/>
-        </w:rPr>
-        <w:t xml:space="preserve"> tracing</w:t>
-      </w:r>
-      <w:r>
-        <w:rPr>
-          <w:color w:val="000000"/>
-        </w:rPr>
-        <w:t>，并自建</w:t>
+          <w:b/>
+          <w:bCs/>
+          <w:color w:val="000000"/>
+        </w:rPr>
+        <w:t>中间件链</w:t>
+      </w:r>
+      <w:r>
+        <w:rPr>
+          <w:color w:val="000000"/>
+        </w:rPr>
+        <w:t>在请求期注入人格、工具白名单与知识库，</w:t>
+      </w:r>
+      <w:r>
+        <w:rPr>
+          <w:color w:val="000000"/>
+        </w:rPr>
+        <w:t xml:space="preserve">Tools </w:t>
+      </w:r>
+      <w:r>
+        <w:rPr>
+          <w:color w:val="000000"/>
+        </w:rPr>
+        <w:t>由空变非空触发</w:t>
       </w:r>
       <w:r>
         <w:rPr>
@@ -4414,92 +3293,42 @@
           <w:bCs/>
           <w:color w:val="000000"/>
         </w:rPr>
-        <w:t>eval_suite</w:t>
+        <w:t>ReAct</w:t>
       </w:r>
       <w:proofErr w:type="spellEnd"/>
       <w:r>
         <w:rPr>
+          <w:b/>
+          <w:bCs/>
           <w:color w:val="000000"/>
         </w:rPr>
         <w:t xml:space="preserve"> </w:t>
       </w:r>
       <w:r>
         <w:rPr>
-          <w:color w:val="000000"/>
-        </w:rPr>
-        <w:t>评测框架（</w:t>
-      </w:r>
-      <w:r>
-        <w:rPr>
-          <w:color w:val="000000"/>
-        </w:rPr>
-        <w:t xml:space="preserve">case / skill </w:t>
-      </w:r>
-      <w:r>
-        <w:rPr>
-          <w:color w:val="000000"/>
-        </w:rPr>
-        <w:t>服务</w:t>
-      </w:r>
-      <w:r>
-        <w:rPr>
-          <w:color w:val="000000"/>
-        </w:rPr>
-        <w:t xml:space="preserve"> + </w:t>
-      </w:r>
-      <w:r>
-        <w:rPr>
-          <w:color w:val="000000"/>
-        </w:rPr>
-        <w:t>多评分器），形成</w:t>
-      </w:r>
-      <w:r>
-        <w:rPr>
-          <w:color w:val="000000"/>
-        </w:rPr>
-        <w:t>“</w:t>
-      </w:r>
-      <w:r>
-        <w:rPr>
-          <w:color w:val="000000"/>
-        </w:rPr>
-        <w:t>上线</w:t>
-      </w:r>
-      <w:r>
-        <w:rPr>
-          <w:color w:val="000000"/>
-        </w:rPr>
-        <w:t>—</w:t>
-      </w:r>
-      <w:r>
-        <w:rPr>
-          <w:color w:val="000000"/>
-        </w:rPr>
-        <w:t>评测</w:t>
-      </w:r>
-      <w:r>
-        <w:rPr>
-          <w:color w:val="000000"/>
-        </w:rPr>
-        <w:t>—</w:t>
-      </w:r>
-      <w:r>
-        <w:rPr>
-          <w:color w:val="000000"/>
-        </w:rPr>
-        <w:t>回归</w:t>
-      </w:r>
-      <w:r>
-        <w:rPr>
-          <w:color w:val="000000"/>
-        </w:rPr>
-        <w:t>”</w:t>
-      </w:r>
-      <w:r>
-        <w:rPr>
-          <w:color w:val="000000"/>
-        </w:rPr>
-        <w:t>闭环。</w:t>
+          <w:b/>
+          <w:bCs/>
+          <w:color w:val="000000"/>
+        </w:rPr>
+        <w:t>图重编译</w:t>
+      </w:r>
+      <w:r>
+        <w:rPr>
+          <w:color w:val="000000"/>
+        </w:rPr>
+        <w:t>，实现一个实例服务</w:t>
+      </w:r>
+      <w:r>
+        <w:rPr>
+          <w:color w:val="000000"/>
+        </w:rPr>
+        <w:t xml:space="preserve"> N </w:t>
+      </w:r>
+      <w:r>
+        <w:rPr>
+          <w:color w:val="000000"/>
+        </w:rPr>
+        <w:t>个不同权限边界的分身，承接主动式巡检与告警值守。</w:t>
       </w:r>
     </w:p>
     <w:p>
@@ -4517,13 +3346,13 @@
           <w:bCs/>
           <w:color w:val="000000"/>
         </w:rPr>
-        <w:t>业务收益：</w:t>
-      </w:r>
-      <w:r>
-        <w:rPr>
-          <w:color w:val="000000"/>
-        </w:rPr>
-        <w:t>建成</w:t>
+        <w:t>生产可靠性与效果度量：</w:t>
+      </w:r>
+      <w:r>
+        <w:rPr>
+          <w:color w:val="000000"/>
+        </w:rPr>
+        <w:t>落地工具异常兜底中间件避免单点报错终止全会话、沙箱数据面失效自愈、工具超时与并发控制；接入</w:t>
       </w:r>
       <w:r>
         <w:rPr>
@@ -4531,128 +3360,54 @@
         </w:rPr>
         <w:t xml:space="preserve"> </w:t>
       </w:r>
-      <w:r>
-        <w:rPr>
-          <w:b/>
-          <w:bCs/>
-          <w:color w:val="000000"/>
-        </w:rPr>
-        <w:t xml:space="preserve">13 </w:t>
-      </w:r>
-      <w:r>
-        <w:rPr>
-          <w:b/>
-          <w:bCs/>
-          <w:color w:val="000000"/>
-        </w:rPr>
-        <w:t>个运维</w:t>
-      </w:r>
-      <w:r>
-        <w:rPr>
-          <w:b/>
-          <w:bCs/>
-          <w:color w:val="000000"/>
-        </w:rPr>
-        <w:t xml:space="preserve"> Agent</w:t>
-      </w:r>
-      <w:r>
-        <w:rPr>
-          <w:b/>
-          <w:bCs/>
-          <w:color w:val="000000"/>
-        </w:rPr>
-        <w:t>、</w:t>
-      </w:r>
-      <w:r>
-        <w:rPr>
-          <w:b/>
-          <w:bCs/>
-          <w:color w:val="000000"/>
-        </w:rPr>
-        <w:t xml:space="preserve">11 </w:t>
-      </w:r>
-      <w:r>
-        <w:rPr>
-          <w:b/>
-          <w:bCs/>
-          <w:color w:val="000000"/>
-        </w:rPr>
-        <w:t>个</w:t>
-      </w:r>
-      <w:r>
-        <w:rPr>
-          <w:b/>
-          <w:bCs/>
-          <w:color w:val="000000"/>
-        </w:rPr>
-        <w:t xml:space="preserve"> MCP Server</w:t>
-      </w:r>
-      <w:r>
-        <w:rPr>
-          <w:b/>
-          <w:bCs/>
-          <w:color w:val="000000"/>
-        </w:rPr>
-        <w:t>（约</w:t>
-      </w:r>
-      <w:r>
-        <w:rPr>
-          <w:b/>
-          <w:bCs/>
-          <w:color w:val="000000"/>
-        </w:rPr>
-        <w:t xml:space="preserve"> 128 </w:t>
-      </w:r>
-      <w:r>
-        <w:rPr>
-          <w:b/>
-          <w:bCs/>
-          <w:color w:val="000000"/>
-        </w:rPr>
-        <w:t>个工具）、</w:t>
-      </w:r>
-      <w:r>
-        <w:rPr>
-          <w:b/>
-          <w:bCs/>
-          <w:color w:val="000000"/>
-        </w:rPr>
-        <w:t xml:space="preserve">48 </w:t>
-      </w:r>
-      <w:r>
-        <w:rPr>
-          <w:b/>
-          <w:bCs/>
-          <w:color w:val="000000"/>
-        </w:rPr>
-        <w:t>个声明式技能</w:t>
-      </w:r>
-      <w:r>
-        <w:rPr>
-          <w:color w:val="000000"/>
-        </w:rPr>
-        <w:t>，覆盖告警诊断、指标问数、</w:t>
-      </w:r>
       <w:proofErr w:type="spellStart"/>
       <w:r>
         <w:rPr>
-          <w:color w:val="000000"/>
-        </w:rPr>
-        <w:t>PromQL</w:t>
+          <w:b/>
+          <w:bCs/>
+          <w:color w:val="000000"/>
+        </w:rPr>
+        <w:t>Langfuse</w:t>
       </w:r>
       <w:proofErr w:type="spellEnd"/>
       <w:r>
         <w:rPr>
           <w:color w:val="000000"/>
         </w:rPr>
-        <w:t xml:space="preserve"> / </w:t>
+        <w:t xml:space="preserve"> </w:t>
+      </w:r>
+      <w:r>
+        <w:rPr>
+          <w:color w:val="000000"/>
+        </w:rPr>
+        <w:t>四层零侵入</w:t>
+      </w:r>
+      <w:r>
+        <w:rPr>
+          <w:color w:val="000000"/>
+        </w:rPr>
+        <w:t xml:space="preserve"> tracing</w:t>
+      </w:r>
+      <w:r>
+        <w:rPr>
+          <w:color w:val="000000"/>
+        </w:rPr>
+        <w:t>，并自建</w:t>
+      </w:r>
+      <w:r>
+        <w:rPr>
+          <w:color w:val="000000"/>
+        </w:rPr>
+        <w:t xml:space="preserve"> </w:t>
       </w:r>
       <w:proofErr w:type="spellStart"/>
       <w:r>
         <w:rPr>
-          <w:color w:val="000000"/>
-        </w:rPr>
-        <w:t>InfluxQL</w:t>
+          <w:b/>
+          <w:bCs/>
+          <w:color w:val="000000"/>
+        </w:rPr>
+        <w:t>eval_suite</w:t>
       </w:r>
       <w:proofErr w:type="spellEnd"/>
       <w:r>
@@ -4665,203 +3420,79 @@
         <w:rPr>
           <w:color w:val="000000"/>
         </w:rPr>
-        <w:t>生成、巡检解读、变更观测与影响面分析；</w:t>
-      </w:r>
-      <w:r>
-        <w:rPr>
-          <w:b/>
-          <w:bCs/>
-          <w:color w:val="000000"/>
-        </w:rPr>
-        <w:t xml:space="preserve">20+ </w:t>
-      </w:r>
-      <w:r>
-        <w:rPr>
-          <w:b/>
-          <w:bCs/>
-          <w:color w:val="000000"/>
-        </w:rPr>
-        <w:t>核心云产品</w:t>
-      </w:r>
-      <w:r>
-        <w:rPr>
-          <w:color w:val="000000"/>
-        </w:rPr>
-        <w:t>接入</w:t>
-      </w:r>
-      <w:r>
-        <w:rPr>
-          <w:color w:val="000000"/>
-        </w:rPr>
-        <w:t xml:space="preserve"> AI </w:t>
-      </w:r>
-      <w:r>
-        <w:rPr>
-          <w:color w:val="000000"/>
-        </w:rPr>
-        <w:t>可观测体系，</w:t>
-      </w:r>
-      <w:r>
-        <w:rPr>
-          <w:b/>
-          <w:bCs/>
-          <w:color w:val="000000"/>
-        </w:rPr>
-        <w:t xml:space="preserve">30 </w:t>
-      </w:r>
-      <w:r>
-        <w:rPr>
-          <w:b/>
-          <w:bCs/>
-          <w:color w:val="000000"/>
-        </w:rPr>
-        <w:t>个云产品</w:t>
-      </w:r>
-      <w:r>
-        <w:rPr>
-          <w:color w:val="000000"/>
-        </w:rPr>
-        <w:t>低成本接入智能运维（月活</w:t>
-      </w:r>
-      <w:r>
-        <w:rPr>
-          <w:color w:val="000000"/>
-        </w:rPr>
-        <w:t xml:space="preserve"> UV 100+</w:t>
-      </w:r>
-      <w:r>
-        <w:rPr>
-          <w:color w:val="000000"/>
-        </w:rPr>
-        <w:t>），告警自动诊断覆盖率达</w:t>
-      </w:r>
-      <w:r>
-        <w:rPr>
-          <w:color w:val="000000"/>
-        </w:rPr>
-        <w:t xml:space="preserve"> </w:t>
-      </w:r>
-      <w:r>
-        <w:rPr>
-          <w:b/>
-          <w:bCs/>
-          <w:color w:val="000000"/>
-        </w:rPr>
-        <w:t>85%</w:t>
-      </w:r>
-      <w:r>
-        <w:rPr>
-          <w:color w:val="000000"/>
-        </w:rPr>
-        <w:t>。</w:t>
-      </w:r>
-    </w:p>
-    <w:p>
-      <w:pPr>
-        <w:tabs>
-          <w:tab w:val="right" w:pos="9906"/>
-        </w:tabs>
-        <w:spacing w:before="100"/>
-      </w:pPr>
-      <w:r>
-        <w:rPr>
-          <w:b/>
-          <w:bCs/>
-          <w:color w:val="000000"/>
-          <w:sz w:val="21"/>
-          <w:szCs w:val="21"/>
-        </w:rPr>
-        <w:t>蚂蚁自动化业务故障发现与根因定位</w:t>
-      </w:r>
-      <w:r>
-        <w:rPr>
-          <w:b/>
-          <w:bCs/>
-          <w:color w:val="000000"/>
-          <w:sz w:val="20"/>
-          <w:szCs w:val="20"/>
-        </w:rPr>
-        <w:tab/>
-      </w:r>
-      <w:r>
-        <w:rPr>
-          <w:b/>
-          <w:bCs/>
-          <w:color w:val="000000"/>
-          <w:sz w:val="20"/>
-          <w:szCs w:val="20"/>
-        </w:rPr>
-        <w:t xml:space="preserve">项目一号位　</w:t>
-      </w:r>
-      <w:r>
-        <w:rPr>
-          <w:b/>
-          <w:bCs/>
-          <w:color w:val="000000"/>
-          <w:sz w:val="20"/>
-          <w:szCs w:val="20"/>
-        </w:rPr>
-        <w:t>2020.09 - 2023.10</w:t>
-      </w:r>
-    </w:p>
-    <w:p>
-      <w:pPr>
-        <w:spacing w:after="30" w:line="250" w:lineRule="auto"/>
-        <w:ind w:left="170"/>
-      </w:pPr>
-      <w:r>
-        <w:rPr>
-          <w:color w:val="000000"/>
-        </w:rPr>
-        <w:t>从</w:t>
-      </w:r>
-      <w:r>
-        <w:rPr>
-          <w:color w:val="000000"/>
-        </w:rPr>
-        <w:t xml:space="preserve"> 0 </w:t>
-      </w:r>
-      <w:r>
-        <w:rPr>
-          <w:color w:val="000000"/>
-        </w:rPr>
-        <w:t>到</w:t>
-      </w:r>
-      <w:r>
-        <w:rPr>
-          <w:color w:val="000000"/>
-        </w:rPr>
-        <w:t xml:space="preserve"> 1 </w:t>
-      </w:r>
-      <w:r>
-        <w:rPr>
-          <w:color w:val="000000"/>
-        </w:rPr>
-        <w:t>建立业务问题自动化处理方案，解决蚂蚁长期存在的业务监控缺失、业务流量识别难、根因不准确三大应急难题，覆盖支付</w:t>
-      </w:r>
-      <w:r>
-        <w:rPr>
-          <w:color w:val="000000"/>
-        </w:rPr>
-        <w:t xml:space="preserve"> / </w:t>
-      </w:r>
-      <w:r>
-        <w:rPr>
-          <w:color w:val="000000"/>
-        </w:rPr>
-        <w:t>基金</w:t>
-      </w:r>
-      <w:r>
-        <w:rPr>
-          <w:color w:val="000000"/>
-        </w:rPr>
-        <w:t xml:space="preserve"> / </w:t>
-      </w:r>
-      <w:r>
-        <w:rPr>
-          <w:color w:val="000000"/>
-        </w:rPr>
-        <w:t>中间件等全栈域。</w:t>
+        <w:t>评测框架（</w:t>
+      </w:r>
+      <w:r>
+        <w:rPr>
+          <w:color w:val="000000"/>
+        </w:rPr>
+        <w:t xml:space="preserve">case / skill </w:t>
+      </w:r>
+      <w:r>
+        <w:rPr>
+          <w:color w:val="000000"/>
+        </w:rPr>
+        <w:t>服务</w:t>
+      </w:r>
+      <w:r>
+        <w:rPr>
+          <w:color w:val="000000"/>
+        </w:rPr>
+        <w:t xml:space="preserve"> + </w:t>
+      </w:r>
+      <w:r>
+        <w:rPr>
+          <w:color w:val="000000"/>
+        </w:rPr>
+        <w:t>多评分器），形成</w:t>
+      </w:r>
+      <w:r>
+        <w:rPr>
+          <w:color w:val="000000"/>
+        </w:rPr>
+        <w:t>“</w:t>
+      </w:r>
+      <w:r>
+        <w:rPr>
+          <w:color w:val="000000"/>
+        </w:rPr>
+        <w:t>上线</w:t>
+      </w:r>
+      <w:r>
+        <w:rPr>
+          <w:color w:val="000000"/>
+        </w:rPr>
+        <w:t>—</w:t>
+      </w:r>
+      <w:r>
+        <w:rPr>
+          <w:color w:val="000000"/>
+        </w:rPr>
+        <w:t>评测</w:t>
+      </w:r>
+      <w:r>
+        <w:rPr>
+          <w:color w:val="000000"/>
+        </w:rPr>
+        <w:t>—</w:t>
+      </w:r>
+      <w:r>
+        <w:rPr>
+          <w:color w:val="000000"/>
+        </w:rPr>
+        <w:t>回归</w:t>
+      </w:r>
+      <w:r>
+        <w:rPr>
+          <w:color w:val="000000"/>
+        </w:rPr>
+        <w:t>”</w:t>
+      </w:r>
+      <w:r>
+        <w:rPr>
+          <w:color w:val="000000"/>
+        </w:rPr>
+        <w:t>闭环。</w:t>
       </w:r>
     </w:p>
     <w:p>
@@ -4879,13 +3510,13 @@
           <w:bCs/>
           <w:color w:val="000000"/>
         </w:rPr>
-        <w:t>稳定性中间件与全站覆盖：</w:t>
-      </w:r>
-      <w:r>
-        <w:rPr>
-          <w:color w:val="000000"/>
-        </w:rPr>
-        <w:t>基于</w:t>
+        <w:t>业务收益：</w:t>
+      </w:r>
+      <w:r>
+        <w:rPr>
+          <w:color w:val="000000"/>
+        </w:rPr>
+        <w:t>建成</w:t>
       </w:r>
       <w:r>
         <w:rPr>
@@ -4893,26 +3524,128 @@
         </w:rPr>
         <w:t xml:space="preserve"> </w:t>
       </w:r>
+      <w:r>
+        <w:rPr>
+          <w:b/>
+          <w:bCs/>
+          <w:color w:val="000000"/>
+        </w:rPr>
+        <w:t xml:space="preserve">13 </w:t>
+      </w:r>
+      <w:r>
+        <w:rPr>
+          <w:b/>
+          <w:bCs/>
+          <w:color w:val="000000"/>
+        </w:rPr>
+        <w:t>个运维</w:t>
+      </w:r>
+      <w:r>
+        <w:rPr>
+          <w:b/>
+          <w:bCs/>
+          <w:color w:val="000000"/>
+        </w:rPr>
+        <w:t xml:space="preserve"> Agent</w:t>
+      </w:r>
+      <w:r>
+        <w:rPr>
+          <w:b/>
+          <w:bCs/>
+          <w:color w:val="000000"/>
+        </w:rPr>
+        <w:t>、</w:t>
+      </w:r>
+      <w:r>
+        <w:rPr>
+          <w:b/>
+          <w:bCs/>
+          <w:color w:val="000000"/>
+        </w:rPr>
+        <w:t xml:space="preserve">11 </w:t>
+      </w:r>
+      <w:r>
+        <w:rPr>
+          <w:b/>
+          <w:bCs/>
+          <w:color w:val="000000"/>
+        </w:rPr>
+        <w:t>个</w:t>
+      </w:r>
+      <w:r>
+        <w:rPr>
+          <w:b/>
+          <w:bCs/>
+          <w:color w:val="000000"/>
+        </w:rPr>
+        <w:t xml:space="preserve"> MCP Server</w:t>
+      </w:r>
+      <w:r>
+        <w:rPr>
+          <w:b/>
+          <w:bCs/>
+          <w:color w:val="000000"/>
+        </w:rPr>
+        <w:t>（约</w:t>
+      </w:r>
+      <w:r>
+        <w:rPr>
+          <w:b/>
+          <w:bCs/>
+          <w:color w:val="000000"/>
+        </w:rPr>
+        <w:t xml:space="preserve"> 128 </w:t>
+      </w:r>
+      <w:r>
+        <w:rPr>
+          <w:b/>
+          <w:bCs/>
+          <w:color w:val="000000"/>
+        </w:rPr>
+        <w:t>个工具）、</w:t>
+      </w:r>
+      <w:r>
+        <w:rPr>
+          <w:b/>
+          <w:bCs/>
+          <w:color w:val="000000"/>
+        </w:rPr>
+        <w:t xml:space="preserve">48 </w:t>
+      </w:r>
+      <w:r>
+        <w:rPr>
+          <w:b/>
+          <w:bCs/>
+          <w:color w:val="000000"/>
+        </w:rPr>
+        <w:t>个声明式技能</w:t>
+      </w:r>
+      <w:r>
+        <w:rPr>
+          <w:color w:val="000000"/>
+        </w:rPr>
+        <w:t>，覆盖告警诊断、指标问数、</w:t>
+      </w:r>
       <w:proofErr w:type="spellStart"/>
       <w:r>
         <w:rPr>
           <w:color w:val="000000"/>
         </w:rPr>
-        <w:t>JavaAgent</w:t>
+        <w:t>PromQL</w:t>
       </w:r>
       <w:proofErr w:type="spellEnd"/>
       <w:r>
         <w:rPr>
           <w:color w:val="000000"/>
         </w:rPr>
-        <w:t xml:space="preserve"> + </w:t>
+        <w:t xml:space="preserve"> / </w:t>
       </w:r>
       <w:proofErr w:type="spellStart"/>
       <w:r>
         <w:rPr>
           <w:color w:val="000000"/>
         </w:rPr>
-        <w:t>OpenTelemetry</w:t>
+        <w:t>InfluxQL</w:t>
       </w:r>
       <w:proofErr w:type="spellEnd"/>
       <w:r>
@@ -4925,31 +3658,203 @@
         <w:rPr>
           <w:color w:val="000000"/>
         </w:rPr>
-        <w:t>研发业务无感知的埋点与流量识别中间件，支撑业务监控自动化布防、业务流量画像、耗时优化点识别与错误码体系建设，并主导技术能力在全站的推广接入，覆盖</w:t>
-      </w:r>
-      <w:r>
-        <w:rPr>
-          <w:color w:val="000000"/>
-        </w:rPr>
-        <w:t xml:space="preserve"> 3000+ </w:t>
-      </w:r>
-      <w:r>
-        <w:rPr>
-          <w:color w:val="000000"/>
-        </w:rPr>
-        <w:t>标准</w:t>
-      </w:r>
-      <w:r>
-        <w:rPr>
-          <w:color w:val="000000"/>
-        </w:rPr>
-        <w:t xml:space="preserve"> Java </w:t>
-      </w:r>
-      <w:r>
-        <w:rPr>
-          <w:color w:val="000000"/>
-        </w:rPr>
-        <w:t>应用。</w:t>
+        <w:t>生成、巡检解读、变更观测与影响面分析；</w:t>
+      </w:r>
+      <w:r>
+        <w:rPr>
+          <w:b/>
+          <w:bCs/>
+          <w:color w:val="000000"/>
+        </w:rPr>
+        <w:t xml:space="preserve">20+ </w:t>
+      </w:r>
+      <w:r>
+        <w:rPr>
+          <w:b/>
+          <w:bCs/>
+          <w:color w:val="000000"/>
+        </w:rPr>
+        <w:t>核心云产品</w:t>
+      </w:r>
+      <w:r>
+        <w:rPr>
+          <w:color w:val="000000"/>
+        </w:rPr>
+        <w:t>接入</w:t>
+      </w:r>
+      <w:r>
+        <w:rPr>
+          <w:color w:val="000000"/>
+        </w:rPr>
+        <w:t xml:space="preserve"> AI </w:t>
+      </w:r>
+      <w:r>
+        <w:rPr>
+          <w:color w:val="000000"/>
+        </w:rPr>
+        <w:t>可观测体系，</w:t>
+      </w:r>
+      <w:r>
+        <w:rPr>
+          <w:b/>
+          <w:bCs/>
+          <w:color w:val="000000"/>
+        </w:rPr>
+        <w:t xml:space="preserve">30 </w:t>
+      </w:r>
+      <w:r>
+        <w:rPr>
+          <w:b/>
+          <w:bCs/>
+          <w:color w:val="000000"/>
+        </w:rPr>
+        <w:t>个云产品</w:t>
+      </w:r>
+      <w:r>
+        <w:rPr>
+          <w:color w:val="000000"/>
+        </w:rPr>
+        <w:t>低成本接入智能运维（月活</w:t>
+      </w:r>
+      <w:r>
+        <w:rPr>
+          <w:color w:val="000000"/>
+        </w:rPr>
+        <w:t xml:space="preserve"> UV 100+</w:t>
+      </w:r>
+      <w:r>
+        <w:rPr>
+          <w:color w:val="000000"/>
+        </w:rPr>
+        <w:t>），告警自动诊断覆盖率达</w:t>
+      </w:r>
+      <w:r>
+        <w:rPr>
+          <w:color w:val="000000"/>
+        </w:rPr>
+        <w:t xml:space="preserve"> </w:t>
+      </w:r>
+      <w:r>
+        <w:rPr>
+          <w:b/>
+          <w:bCs/>
+          <w:color w:val="000000"/>
+        </w:rPr>
+        <w:t>85%</w:t>
+      </w:r>
+      <w:r>
+        <w:rPr>
+          <w:color w:val="000000"/>
+        </w:rPr>
+        <w:t>。</w:t>
+      </w:r>
+    </w:p>
+    <w:p>
+      <w:pPr>
+        <w:tabs>
+          <w:tab w:val="right" w:pos="9906"/>
+        </w:tabs>
+        <w:spacing w:before="100"/>
+      </w:pPr>
+      <w:r>
+        <w:rPr>
+          <w:b/>
+          <w:bCs/>
+          <w:color w:val="000000"/>
+          <w:sz w:val="21"/>
+          <w:szCs w:val="21"/>
+        </w:rPr>
+        <w:t>蚂蚁自动化业务故障发现与根因定位</w:t>
+      </w:r>
+      <w:r>
+        <w:rPr>
+          <w:b/>
+          <w:bCs/>
+          <w:color w:val="000000"/>
+          <w:sz w:val="20"/>
+          <w:szCs w:val="20"/>
+        </w:rPr>
+        <w:tab/>
+      </w:r>
+      <w:r>
+        <w:rPr>
+          <w:b/>
+          <w:bCs/>
+          <w:color w:val="000000"/>
+          <w:sz w:val="20"/>
+          <w:szCs w:val="20"/>
+        </w:rPr>
+        <w:t xml:space="preserve">项目一号位　</w:t>
+      </w:r>
+      <w:r>
+        <w:rPr>
+          <w:b/>
+          <w:bCs/>
+          <w:color w:val="000000"/>
+          <w:sz w:val="20"/>
+          <w:szCs w:val="20"/>
+        </w:rPr>
+        <w:t>2020.09 - 2023.10</w:t>
+      </w:r>
+    </w:p>
+    <w:p>
+      <w:pPr>
+        <w:spacing w:after="30" w:line="250" w:lineRule="auto"/>
+        <w:ind w:left="170"/>
+      </w:pPr>
+      <w:r>
+        <w:rPr>
+          <w:color w:val="000000"/>
+        </w:rPr>
+        <w:t>从</w:t>
+      </w:r>
+      <w:r>
+        <w:rPr>
+          <w:color w:val="000000"/>
+        </w:rPr>
+        <w:t xml:space="preserve"> 0 </w:t>
+      </w:r>
+      <w:r>
+        <w:rPr>
+          <w:color w:val="000000"/>
+        </w:rPr>
+        <w:t>到</w:t>
+      </w:r>
+      <w:r>
+        <w:rPr>
+          <w:color w:val="000000"/>
+        </w:rPr>
+        <w:t xml:space="preserve"> 1 </w:t>
+      </w:r>
+      <w:r>
+        <w:rPr>
+          <w:color w:val="000000"/>
+        </w:rPr>
+        <w:t>建立业务问题自动化处理方案，解决蚂蚁长期存在的业务监控缺失、业务流量识别难、根因不准确三大应急难题，覆盖支付</w:t>
+      </w:r>
+      <w:r>
+        <w:rPr>
+          <w:color w:val="000000"/>
+        </w:rPr>
+        <w:t xml:space="preserve"> / </w:t>
+      </w:r>
+      <w:r>
+        <w:rPr>
+          <w:color w:val="000000"/>
+        </w:rPr>
+        <w:t>基金</w:t>
+      </w:r>
+      <w:r>
+        <w:rPr>
+          <w:color w:val="000000"/>
+        </w:rPr>
+        <w:t xml:space="preserve"> / </w:t>
+      </w:r>
+      <w:r>
+        <w:rPr>
+          <w:color w:val="000000"/>
+        </w:rPr>
+        <w:t>中间件等全栈域。</w:t>
       </w:r>
     </w:p>
     <w:p>
@@ -4967,6 +3872,95 @@
           <w:bCs/>
           <w:color w:val="000000"/>
         </w:rPr>
+        <w:t>稳定性中间件与全站覆盖：</w:t>
+      </w:r>
+      <w:r>
+        <w:rPr>
+          <w:color w:val="000000"/>
+        </w:rPr>
+        <w:t>基于</w:t>
+      </w:r>
+      <w:r>
+        <w:rPr>
+          <w:color w:val="000000"/>
+        </w:rPr>
+        <w:t xml:space="preserve"> </w:t>
+      </w:r>
+      <w:proofErr w:type="spellStart"/>
+      <w:r>
+        <w:rPr>
+          <w:color w:val="000000"/>
+        </w:rPr>
+        <w:t>JavaAgent</w:t>
+      </w:r>
+      <w:proofErr w:type="spellEnd"/>
+      <w:r>
+        <w:rPr>
+          <w:color w:val="000000"/>
+        </w:rPr>
+        <w:t xml:space="preserve"> + </w:t>
+      </w:r>
+      <w:proofErr w:type="spellStart"/>
+      <w:r>
+        <w:rPr>
+          <w:color w:val="000000"/>
+        </w:rPr>
+        <w:t>OpenTelemetry</w:t>
+      </w:r>
+      <w:proofErr w:type="spellEnd"/>
+      <w:r>
+        <w:rPr>
+          <w:color w:val="000000"/>
+        </w:rPr>
+        <w:t xml:space="preserve"> </w:t>
+      </w:r>
+      <w:r>
+        <w:rPr>
+          <w:color w:val="000000"/>
+        </w:rPr>
+        <w:t>研发业务无感知的埋点与流量识别中间件，支撑业务监控自动化布防、业务流量画像、耗时优化点识别与错误码体系建设，并主导技术能力在全站的推广接入，覆盖</w:t>
+      </w:r>
+      <w:r>
+        <w:rPr>
+          <w:color w:val="000000"/>
+        </w:rPr>
+        <w:t xml:space="preserve"> 3000+ </w:t>
+      </w:r>
+      <w:r>
+        <w:rPr>
+          <w:color w:val="000000"/>
+        </w:rPr>
+        <w:t>标准</w:t>
+      </w:r>
+      <w:r>
+        <w:rPr>
+          <w:color w:val="000000"/>
+        </w:rPr>
+        <w:t xml:space="preserve"> Java </w:t>
+      </w:r>
+      <w:r>
+        <w:rPr>
+          <w:color w:val="000000"/>
+        </w:rPr>
+        <w:t>应用。</w:t>
+      </w:r>
+    </w:p>
+    <w:p>
+      <w:pPr>
+        <w:pStyle w:val="a4"/>
+        <w:numPr>
+          <w:ilvl w:val="0"/>
+          <w:numId w:val="2"/>
+        </w:numPr>
+        <w:spacing w:after="20" w:line="250" w:lineRule="auto"/>
+      </w:pPr>
+      <w:r>
+        <w:rPr>
+          <w:b/>
+          <w:bCs/>
+          <w:color w:val="000000"/>
+        </w:rPr>
+        <w:lastRenderedPageBreak/>
         <w:t>自动化根因定位与租户级重保：</w:t>
       </w:r>
       <w:r>
@@ -5725,7 +4719,20 @@
           <w:color w:val="000000"/>
         </w:rPr>
         <w:tab/>
-        <w:t>Eino ADK</w:t>
+      </w:r>
+      <w:proofErr w:type="spellStart"/>
+      <w:r>
+        <w:rPr>
+          <w:color w:val="000000"/>
+        </w:rPr>
+        <w:t>Eino</w:t>
+      </w:r>
+      <w:proofErr w:type="spellEnd"/>
+      <w:r>
+        <w:rPr>
+          <w:color w:val="000000"/>
+        </w:rPr>
+        <w:t xml:space="preserve"> ADK</w:t>
       </w:r>
       <w:r>
         <w:rPr>
@@ -5757,37 +4764,41 @@
         </w:rPr>
         <w:t>协议、</w:t>
       </w:r>
-      <w:r>
-        <w:rPr>
-          <w:color w:val="000000"/>
-        </w:rPr>
-        <w:t xml:space="preserve">RAG </w:t>
-      </w:r>
-      <w:r>
-        <w:rPr>
-          <w:color w:val="000000"/>
-        </w:rPr>
-        <w:t>检索、</w:t>
-      </w:r>
       <w:proofErr w:type="spellStart"/>
       <w:r>
         <w:rPr>
-          <w:color w:val="000000"/>
-        </w:rPr>
-        <w:t>Langfuse</w:t>
+          <w:rFonts w:hint="eastAsia"/>
+          <w:color w:val="000000"/>
+        </w:rPr>
+        <w:t>AIAgent</w:t>
       </w:r>
       <w:proofErr w:type="spellEnd"/>
       <w:r>
         <w:rPr>
-          <w:color w:val="000000"/>
-        </w:rPr>
-        <w:t xml:space="preserve"> </w:t>
-      </w:r>
-      <w:r>
-        <w:rPr>
-          <w:color w:val="000000"/>
-        </w:rPr>
-        <w:t>可观测</w:t>
+          <w:rFonts w:hint="eastAsia"/>
+          <w:color w:val="000000"/>
+        </w:rPr>
+        <w:t>测评</w:t>
+      </w:r>
+      <w:r>
+        <w:rPr>
+          <w:rFonts w:hint="eastAsia"/>
+          <w:color w:val="000000"/>
+        </w:rPr>
+        <w:t>/</w:t>
+      </w:r>
+      <w:r>
+        <w:rPr>
+          <w:rFonts w:hint="eastAsia"/>
+          <w:color w:val="000000"/>
+        </w:rPr>
+        <w:t>可</w:t>
+      </w:r>
+      <w:r>
+        <w:rPr>
+          <w:color w:val="000000"/>
+        </w:rPr>
+        <w:t>观测</w:t>
       </w:r>
     </w:p>
     <w:p>
@@ -5867,18 +4878,6 @@
         <w:t>XStor</w:t>
       </w:r>
       <w:proofErr w:type="spellEnd"/>
-      <w:r>
-        <w:rPr>
-          <w:color w:val="000000"/>
-        </w:rPr>
-        <w:t>、</w:t>
-      </w:r>
-      <w:r>
-        <w:rPr>
-          <w:color w:val="000000"/>
-        </w:rPr>
-        <w:t>Elasticsearch</w:t>
-      </w:r>
       <w:r>
         <w:rPr>
           <w:color w:val="000000"/>
@@ -5949,7 +4948,7 @@
 </file>
 
 <file path=word/numbering.xml><?xml version="1.0" encoding="utf-8"?>
-<w:numbering xmlns:wpc="http://schemas.microsoft.com/office/word/2010/wordprocessingCanvas" xmlns:cx="http://schemas.microsoft.com/office/drawing/2014/chartex" xmlns:cx1="http://schemas.microsoft.com/office/drawing/2015/9/8/chartex" xmlns:cx2="http://schemas.microsoft.com/office/drawing/2015/10/21/chartex" xmlns:cx3="http://schemas.microsoft.com/office/drawing/2016/5/9/chartex" xmlns:cx4="http://schemas.microsoft.com/office/drawing/2016/5/10/chartex" xmlns:cx5="http://schemas.microsoft.com/office/drawing/2016/5/11/chartex" xmlns:cx6="http://schemas.microsoft.com/office/drawing/2016/5/12/chartex" xmlns:cx7="http://schemas.microsoft.com/office/drawing/2016/5/13/chartex" xmlns:cx8="http://schemas.microsoft.com/office/drawing/2016/5/14/chartex" xmlns:mc="http://schemas.openxmlformats.org/markup-compatibility/2006" xmlns:aink="http://schemas.microsoft.com/office/drawing/2016/ink" xmlns:am3d="http://schemas.microsoft.com/office/drawing/2017/model3d" xmlns:o="urn:schemas-microsoft-com:office:office" xmlns:oel="http://schemas.microsoft.com/office/2019/extlst" xmlns:r="http://schemas.openxmlformats.org/officeDocument/2006/relationships" xmlns:m="http://schemas.openxmlformats.org/officeDocument/2006/math" xmlns:v="urn:schemas-microsoft-com:vml" xmlns:wp14="http://schemas.microsoft.com/office/word/2010/wordprocessingDrawing" xmlns:wp="http://schemas.openxmlformats.org/drawingml/2006/wordprocessingDrawing" xmlns:w10="urn:schemas-microsoft-com:office:word" xmlns:w="http://schemas.openxmlformats.org/wordprocessingml/2006/main" xmlns:w14="http://schemas.microsoft.com/office/word/2010/wordml" xmlns:w15="http://schemas.microsoft.com/office/word/2012/wordml" xmlns:w16cex="http://schemas.microsoft.com/office/word/2018/wordml/cex" xmlns:w16cid="http://schemas.microsoft.com/office/word/2016/wordml/cid" xmlns:w16="http://schemas.microsoft.com/office/word/2018/wordml" xmlns:w16du="http://schemas.microsoft.com/office/word/2023/wordml/word16du" xmlns:w16sdtdh="http://schemas.microsoft.com/office/word/2020/wordml/sdtdatahash" xmlns:w16sdtfl="http://schemas.microsoft.com/office/word/2024/wordml/sdtformatlock" xmlns:w16se="http://schemas.microsoft.com/office/word/2015/wordml/symex" xmlns:wpg="http://schemas.microsoft.com/office/word/2010/wordprocessingGroup" xmlns:wpi="http://schemas.microsoft.com/office/word/2010/wordprocessingInk" xmlns:wne="http://schemas.microsoft.com/office/word/2006/wordml" xmlns:wps="http://schemas.microsoft.com/office/word/2010/wordprocessingShape" mc:Ignorable="w14 w15 w16se w16cid w16 w16cex w16sdtdh w16sdtfl w16du wp14">
+<w:numbering xmlns:wpc="http://schemas.microsoft.com/office/word/2010/wordprocessingCanvas" xmlns:cx="http://schemas.microsoft.com/office/drawing/2014/chartex" xmlns:cx1="http://schemas.microsoft.com/office/drawing/2015/9/8/chartex" xmlns:cx2="http://schemas.microsoft.com/office/drawing/2015/10/21/chartex" xmlns:cx3="http://schemas.microsoft.com/office/drawing/2016/5/9/chartex" xmlns:cx4="http://schemas.microsoft.com/office/drawing/2016/5/10/chartex" xmlns:cx5="http://schemas.microsoft.com/office/drawing/2016/5/11/chartex" xmlns:cx6="http://schemas.microsoft.com/office/drawing/2016/5/12/chartex" xmlns:cx7="http://schemas.microsoft.com/office/drawing/2016/5/13/chartex" xmlns:cx8="http://schemas.microsoft.com/office/drawing/2016/5/14/chartex" xmlns:mc="http://schemas.openxmlformats.org/markup-compatibility/2006" xmlns:aink="http://schemas.microsoft.com/office/drawing/2016/ink" xmlns:am3d="http://schemas.microsoft.com/office/drawing/2017/model3d" xmlns:o="urn:schemas-microsoft-com:office:office" xmlns:oel="http://schemas.microsoft.com/office/2019/extlst" xmlns:r="http://schemas.openxmlformats.org/officeDocument/2006/relationships" xmlns:m="http://schemas.openxmlformats.org/officeDocument/2006/math" xmlns:v="urn:schemas-microsoft-com:vml" xmlns:wp14="http://schemas.microsoft.com/office/word/2010/wordprocessingDrawing" xmlns:wp="http://schemas.openxmlformats.org/drawingml/2006/wordprocessingDrawing" xmlns:w10="urn:schemas-microsoft-com:office:word" xmlns:w="http://schemas.openxmlformats.org/wordprocessingml/2006/main" xmlns:w14="http://schemas.microsoft.com/office/word/2010/wordml" xmlns:w15="http://schemas.microsoft.com/office/word/2012/wordml" xmlns:w16cex="http://schemas.microsoft.com/office/word/2018/wordml/cex" xmlns:w16cid="http://schemas.microsoft.com/office/word/2016/wordml/cid" xmlns:w16="http://schemas.microsoft.com/office/word/2018/wordml" xmlns:w16du="http://schemas.microsoft.com/office/word/2023/wordml/word16du" xmlns:w16sdtdh="http://schemas.microsoft.com/office/word/2020/wordml/sdtdatahash" xmlns:w16se="http://schemas.microsoft.com/office/word/2015/wordml/symex" xmlns:wpg="http://schemas.microsoft.com/office/word/2010/wordprocessingGroup" xmlns:wpi="http://schemas.microsoft.com/office/word/2010/wordprocessingInk" xmlns:wne="http://schemas.microsoft.com/office/word/2006/wordml" xmlns:wps="http://schemas.microsoft.com/office/word/2010/wordprocessingShape" mc:Ignorable="w14 w15 w16se w16cid w16 w16cex w16sdtdh w16du wp14">
   <w:abstractNum w:abstractNumId="0" w15:restartNumberingAfterBreak="0">
     <w:nsid w:val="088E6E16"/>
     <w:multiLevelType w:val="hybridMultilevel"/>
@@ -6122,7 +5121,7 @@
 </file>
 
 <file path=word/styles.xml><?xml version="1.0" encoding="utf-8"?>
-<w:styles xmlns:mc="http://schemas.openxmlformats.org/markup-compatibility/2006" xmlns:r="http://schemas.openxmlformats.org/officeDocument/2006/relationships" xmlns:w="http://schemas.openxmlformats.org/wordprocessingml/2006/main" xmlns:w14="http://schemas.microsoft.com/office/word/2010/wordml" xmlns:w15="http://schemas.microsoft.com/office/word/2012/wordml" xmlns:w16cex="http://schemas.microsoft.com/office/word/2018/wordml/cex" xmlns:w16cid="http://schemas.microsoft.com/office/word/2016/wordml/cid" xmlns:w16="http://schemas.microsoft.com/office/word/2018/wordml" xmlns:w16du="http://schemas.microsoft.com/office/word/2023/wordml/word16du" xmlns:w16sdtdh="http://schemas.microsoft.com/office/word/2020/wordml/sdtdatahash" xmlns:w16sdtfl="http://schemas.microsoft.com/office/word/2024/wordml/sdtformatlock" xmlns:w16se="http://schemas.microsoft.com/office/word/2015/wordml/symex" mc:Ignorable="w14 w15 w16se w16cid w16 w16cex w16sdtdh w16sdtfl w16du">
+<w:styles xmlns:mc="http://schemas.openxmlformats.org/markup-compatibility/2006" xmlns:r="http://schemas.openxmlformats.org/officeDocument/2006/relationships" xmlns:w="http://schemas.openxmlformats.org/wordprocessingml/2006/main" xmlns:w14="http://schemas.microsoft.com/office/word/2010/wordml" xmlns:w15="http://schemas.microsoft.com/office/word/2012/wordml" xmlns:w16cex="http://schemas.microsoft.com/office/word/2018/wordml/cex" xmlns:w16cid="http://schemas.microsoft.com/office/word/2016/wordml/cid" xmlns:w16="http://schemas.microsoft.com/office/word/2018/wordml" xmlns:w16du="http://schemas.microsoft.com/office/word/2023/wordml/word16du" xmlns:w16sdtdh="http://schemas.microsoft.com/office/word/2020/wordml/sdtdatahash" xmlns:w16se="http://schemas.microsoft.com/office/word/2015/wordml/symex" mc:Ignorable="w14 w15 w16se w16cid w16 w16cex w16sdtdh w16du">
   <w:docDefaults>
     <w:rPrDefault>
       <w:rPr>
@@ -6650,6 +5649,9 @@
   <w:style w:type="paragraph" w:styleId="a4">
     <w:name w:val="List Paragraph"/>
     <w:qFormat/>
+    <w:rPr>
+      <w:sz w:val="18"/>
+    </w:rPr>
   </w:style>
   <w:style w:type="character" w:styleId="a5">
     <w:name w:val="Hyperlink"/>
@@ -6720,6 +5722,17 @@
     <w:rPr>
       <w:sz w:val="20"/>
       <w:szCs w:val="20"/>
+    </w:rPr>
+  </w:style>
+  <w:style w:type="character" w:styleId="ac">
+    <w:name w:val="Strong"/>
+    <w:basedOn w:val="a0"/>
+    <w:uiPriority w:val="22"/>
+    <w:qFormat/>
+    <w:rsid w:val="00013D54"/>
+    <w:rPr>
+      <w:b/>
+      <w:bCs/>
     </w:rPr>
   </w:style>
 </w:styles>

--- a/10-简历/乐宇辰-简历-2026.docx
+++ b/10-简历/乐宇辰-简历-2026.docx
@@ -1,6 +1,6 @@
 
 <file path=word/document.xml><?xml version="1.0" encoding="utf-8"?>
-<w:document xmlns:wpc="http://schemas.microsoft.com/office/word/2010/wordprocessingCanvas" xmlns:cx="http://schemas.microsoft.com/office/drawing/2014/chartex" xmlns:cx1="http://schemas.microsoft.com/office/drawing/2015/9/8/chartex" xmlns:cx2="http://schemas.microsoft.com/office/drawing/2015/10/21/chartex" xmlns:cx3="http://schemas.microsoft.com/office/drawing/2016/5/9/chartex" xmlns:cx4="http://schemas.microsoft.com/office/drawing/2016/5/10/chartex" xmlns:cx5="http://schemas.microsoft.com/office/drawing/2016/5/11/chartex" xmlns:cx6="http://schemas.microsoft.com/office/drawing/2016/5/12/chartex" xmlns:cx7="http://schemas.microsoft.com/office/drawing/2016/5/13/chartex" xmlns:cx8="http://schemas.microsoft.com/office/drawing/2016/5/14/chartex" xmlns:mc="http://schemas.openxmlformats.org/markup-compatibility/2006" xmlns:aink="http://schemas.microsoft.com/office/drawing/2016/ink" xmlns:am3d="http://schemas.microsoft.com/office/drawing/2017/model3d" xmlns:o="urn:schemas-microsoft-com:office:office" xmlns:oel="http://schemas.microsoft.com/office/2019/extlst" xmlns:r="http://schemas.openxmlformats.org/officeDocument/2006/relationships" xmlns:m="http://schemas.openxmlformats.org/officeDocument/2006/math" xmlns:v="urn:schemas-microsoft-com:vml" xmlns:wp14="http://schemas.microsoft.com/office/word/2010/wordprocessingDrawing" xmlns:wp="http://schemas.openxmlformats.org/drawingml/2006/wordprocessingDrawing" xmlns:w10="urn:schemas-microsoft-com:office:word" xmlns:w="http://schemas.openxmlformats.org/wordprocessingml/2006/main" xmlns:w14="http://schemas.microsoft.com/office/word/2010/wordml" xmlns:w15="http://schemas.microsoft.com/office/word/2012/wordml" xmlns:w16cex="http://schemas.microsoft.com/office/word/2018/wordml/cex" xmlns:w16cid="http://schemas.microsoft.com/office/word/2016/wordml/cid" xmlns:w16="http://schemas.microsoft.com/office/word/2018/wordml" xmlns:w16du="http://schemas.microsoft.com/office/word/2023/wordml/word16du" xmlns:w16sdtdh="http://schemas.microsoft.com/office/word/2020/wordml/sdtdatahash" xmlns:w16se="http://schemas.microsoft.com/office/word/2015/wordml/symex" xmlns:wpg="http://schemas.microsoft.com/office/word/2010/wordprocessingGroup" xmlns:wpi="http://schemas.microsoft.com/office/word/2010/wordprocessingInk" xmlns:wne="http://schemas.microsoft.com/office/word/2006/wordml" xmlns:wps="http://schemas.microsoft.com/office/word/2010/wordprocessingShape" mc:Ignorable="w14 w15 w16se w16cid w16 w16cex w16sdtdh w16du wp14">
+<w:document xmlns:wpc="http://schemas.microsoft.com/office/word/2010/wordprocessingCanvas" xmlns:cx="http://schemas.microsoft.com/office/drawing/2014/chartex" xmlns:cx1="http://schemas.microsoft.com/office/drawing/2015/9/8/chartex" xmlns:cx2="http://schemas.microsoft.com/office/drawing/2015/10/21/chartex" xmlns:cx3="http://schemas.microsoft.com/office/drawing/2016/5/9/chartex" xmlns:cx4="http://schemas.microsoft.com/office/drawing/2016/5/10/chartex" xmlns:cx5="http://schemas.microsoft.com/office/drawing/2016/5/11/chartex" xmlns:cx6="http://schemas.microsoft.com/office/drawing/2016/5/12/chartex" xmlns:cx7="http://schemas.microsoft.com/office/drawing/2016/5/13/chartex" xmlns:cx8="http://schemas.microsoft.com/office/drawing/2016/5/14/chartex" xmlns:mc="http://schemas.openxmlformats.org/markup-compatibility/2006" xmlns:aink="http://schemas.microsoft.com/office/drawing/2016/ink" xmlns:am3d="http://schemas.microsoft.com/office/drawing/2017/model3d" xmlns:o="urn:schemas-microsoft-com:office:office" xmlns:oel="http://schemas.microsoft.com/office/2019/extlst" xmlns:r="http://schemas.openxmlformats.org/officeDocument/2006/relationships" xmlns:m="http://schemas.openxmlformats.org/officeDocument/2006/math" xmlns:v="urn:schemas-microsoft-com:vml" xmlns:wp14="http://schemas.microsoft.com/office/word/2010/wordprocessingDrawing" xmlns:wp="http://schemas.openxmlformats.org/drawingml/2006/wordprocessingDrawing" xmlns:w10="urn:schemas-microsoft-com:office:word" xmlns:w="http://schemas.openxmlformats.org/wordprocessingml/2006/main" xmlns:w14="http://schemas.microsoft.com/office/word/2010/wordml" xmlns:w15="http://schemas.microsoft.com/office/word/2012/wordml" xmlns:w16cex="http://schemas.microsoft.com/office/word/2018/wordml/cex" xmlns:w16cid="http://schemas.microsoft.com/office/word/2016/wordml/cid" xmlns:w16="http://schemas.microsoft.com/office/word/2018/wordml" xmlns:w16du="http://schemas.microsoft.com/office/word/2023/wordml/word16du" xmlns:w16sdtdh="http://schemas.microsoft.com/office/word/2020/wordml/sdtdatahash" xmlns:w16sdtfl="http://schemas.microsoft.com/office/word/2024/wordml/sdtformatlock" xmlns:w16se="http://schemas.microsoft.com/office/word/2015/wordml/symex" xmlns:wpg="http://schemas.microsoft.com/office/word/2010/wordprocessingGroup" xmlns:wpi="http://schemas.microsoft.com/office/word/2010/wordprocessingInk" xmlns:wne="http://schemas.microsoft.com/office/word/2006/wordml" xmlns:wps="http://schemas.microsoft.com/office/word/2010/wordprocessingShape" mc:Ignorable="w14 w15 w16se w16cid w16 w16cex w16sdtdh w16sdtfl w16du wp14">
   <w:body>
     <w:p>
       <w:pPr>
@@ -569,7 +569,43 @@
         <w:rPr>
           <w:rFonts w:hint="eastAsia"/>
         </w:rPr>
-        <w:t>建设腾讯云运营端可观测平台，</w:t>
+        <w:t>腾讯云运营端可观测平台</w:t>
+      </w:r>
+      <w:r>
+        <w:rPr>
+          <w:rFonts w:hint="eastAsia"/>
+        </w:rPr>
+        <w:t>从</w:t>
+      </w:r>
+      <w:r>
+        <w:rPr>
+          <w:rFonts w:hint="eastAsia"/>
+        </w:rPr>
+        <w:t>0</w:t>
+      </w:r>
+      <w:r>
+        <w:rPr>
+          <w:rFonts w:hint="eastAsia"/>
+        </w:rPr>
+        <w:t>到</w:t>
+      </w:r>
+      <w:r>
+        <w:rPr>
+          <w:rFonts w:hint="eastAsia"/>
+        </w:rPr>
+        <w:t>1</w:t>
+      </w:r>
+      <w:r>
+        <w:rPr>
+          <w:rFonts w:hint="eastAsia"/>
+        </w:rPr>
+        <w:t>落地</w:t>
+      </w:r>
+      <w:r>
+        <w:rPr>
+          <w:rFonts w:hint="eastAsia"/>
+        </w:rPr>
+        <w:t>，</w:t>
       </w:r>
       <w:r>
         <w:t>十亿级</w:t>
@@ -1487,7 +1523,7 @@
     <w:p>
       <w:pPr>
         <w:spacing w:after="30" w:line="250" w:lineRule="auto"/>
-        <w:ind w:left="170"/>
+        <w:ind w:firstLine="170"/>
       </w:pPr>
       <w:r>
         <w:t>建设面向十亿级监控数据的统一可观测平台，覆盖异构时序存储与查询计算、监控指标接入与实体化看板、</w:t>
@@ -1507,33 +1543,42 @@
           <w:numId w:val="2"/>
         </w:numPr>
         <w:spacing w:after="20" w:line="250" w:lineRule="auto"/>
-      </w:pPr>
-      <w:r>
-        <w:rPr>
-          <w:b/>
-        </w:rPr>
-        <w:t>大规模时序存储与查询计算：</w:t>
-      </w:r>
-      <w:r>
-        <w:t>构建</w:t>
-      </w:r>
-      <w:r>
-        <w:t xml:space="preserve"> XStor</w:t>
-      </w:r>
-      <w:r>
-        <w:t>、</w:t>
-      </w:r>
-      <w:r>
-        <w:t>VictoriaMetrics</w:t>
-      </w:r>
-      <w:r>
-        <w:t>、</w:t>
-      </w:r>
-      <w:r>
-        <w:t xml:space="preserve">ClickHouse </w:t>
-      </w:r>
-      <w:r>
-        <w:t>异构时序存储集群，统一承载指标接入、预计算与查询路由；支撑十亿级时序数据的高吞吐写入和聚合查询，提升高基数、长周期监控数据的查询性能。</w:t>
+        <w:rPr>
+          <w:rFonts w:hint="eastAsia"/>
+        </w:rPr>
+      </w:pPr>
+      <w:r>
+        <w:rPr>
+          <w:b/>
+        </w:rPr>
+        <w:t>监控指标接入与实体化看板：</w:t>
+      </w:r>
+      <w:r>
+        <w:t>建立指标、指标类型、标签与监控实体的统一配置模型，支持云产品监控指标的标准化接入及按实体自动关联；基于可复用</w:t>
+      </w:r>
+      <w:r>
+        <w:t xml:space="preserve"> Grafana </w:t>
+      </w:r>
+      <w:r>
+        <w:t>模板生成全局和实体级监控看板、实体跳转链路及白屏化接入配置</w:t>
+      </w:r>
+      <w:r>
+        <w:rPr>
+          <w:rFonts w:hint="eastAsia"/>
+        </w:rPr>
+        <w:t>。</w:t>
+      </w:r>
+      <w:r>
+        <w:t>提升云产品监控接入和看板建设效率</w:t>
+      </w:r>
+      <w:r>
+        <w:rPr>
+          <w:rFonts w:hint="eastAsia"/>
+        </w:rPr>
+        <w:t>，提升腾讯云监控可读性</w:t>
+      </w:r>
+      <w:r>
+        <w:t>。</w:t>
       </w:r>
     </w:p>
     <w:p>
@@ -1549,16 +1594,40 @@
         <w:rPr>
           <w:b/>
         </w:rPr>
-        <w:t>监控指标接入与实体化看板：</w:t>
-      </w:r>
-      <w:r>
-        <w:t>建立指标、指标类型、标签与监控实体的统一配置模型，支持云产品监控指标的标准化接入及按实体自动关联；基于可复用</w:t>
-      </w:r>
-      <w:r>
-        <w:t xml:space="preserve"> Grafana </w:t>
-      </w:r>
-      <w:r>
-        <w:t>模板生成全局和实体级监控看板、实体跳转链路及白屏化接入配置，提升云产品监控接入和看板建设效率。</w:t>
+        <w:t>大规模时序存储与查询计算：</w:t>
+      </w:r>
+      <w:r>
+        <w:t>构建</w:t>
+      </w:r>
+      <w:r>
+        <w:t xml:space="preserve"> </w:t>
+      </w:r>
+      <w:proofErr w:type="spellStart"/>
+      <w:r>
+        <w:t>XStor</w:t>
+      </w:r>
+      <w:proofErr w:type="spellEnd"/>
+      <w:r>
+        <w:t>、</w:t>
+      </w:r>
+      <w:proofErr w:type="spellStart"/>
+      <w:r>
+        <w:t>VictoriaMetrics</w:t>
+      </w:r>
+      <w:proofErr w:type="spellEnd"/>
+      <w:r>
+        <w:t>、</w:t>
+      </w:r>
+      <w:proofErr w:type="spellStart"/>
+      <w:r>
+        <w:t>ClickHouse</w:t>
+      </w:r>
+      <w:proofErr w:type="spellEnd"/>
+      <w:r>
+        <w:t xml:space="preserve"> </w:t>
+      </w:r>
+      <w:r>
+        <w:t>异构时序存储集群，统一承载指标接入、预计算与查询路由；支撑十亿级时序数据的高吞吐写入和聚合查询，提升高基数、长周期监控数据的查询性能。</w:t>
       </w:r>
     </w:p>
     <w:p>
@@ -1628,7 +1697,15 @@
         <w:t>流式计算和</w:t>
       </w:r>
       <w:r>
-        <w:t xml:space="preserve"> ClickHouse </w:t>
+        <w:t xml:space="preserve"> </w:t>
+      </w:r>
+      <w:proofErr w:type="spellStart"/>
+      <w:r>
+        <w:t>ClickHouse</w:t>
+      </w:r>
+      <w:proofErr w:type="spellEnd"/>
+      <w:r>
+        <w:t xml:space="preserve"> </w:t>
       </w:r>
       <w:r>
         <w:t>物化视图，将亿级明细指标实时计算、聚合为秒级可查询的</w:t>
@@ -1909,7 +1986,7 @@
     <w:p>
       <w:pPr>
         <w:spacing w:after="30" w:line="250" w:lineRule="auto"/>
-        <w:ind w:left="170"/>
+        <w:ind w:firstLine="170"/>
       </w:pPr>
       <w:r>
         <w:t>主导建设腾讯云公私有云统一</w:t>
@@ -1985,7 +2062,16 @@
         <w:t>”</w:t>
       </w:r>
       <w:r>
-        <w:t>四层元模型及配置化接入能力，实现多类型云资源的统一建模和自服务接入，缩短新资源模型的交付周期。</w:t>
+        <w:t>四层元模型及配置化接入能力，实现多类型云资源的统一建模和自服务接入，</w:t>
+      </w:r>
+      <w:r>
+        <w:rPr>
+          <w:rFonts w:hint="eastAsia"/>
+        </w:rPr>
+        <w:t>大幅</w:t>
+      </w:r>
+      <w:r>
+        <w:t>缩短新资源模型的交付周期。</w:t>
       </w:r>
     </w:p>
     <w:p>
@@ -2019,10 +2105,49 @@
         <w:t>增量事件</w:t>
       </w:r>
       <w:r>
-        <w:t xml:space="preserve"> + Flink CDC”</w:t>
-      </w:r>
-      <w:r>
-        <w:t>的资源数据接入体系，覆盖源库直连及多类外部数据源；通过统一接入框架降低云产品接入成本，支撑公私有云资源数据的规模化覆盖、实时变更同步与最终一致。</w:t>
+        <w:t xml:space="preserve"> </w:t>
+      </w:r>
+      <w:r>
+        <w:rPr>
+          <w:rFonts w:hint="eastAsia"/>
+        </w:rPr>
+        <w:t xml:space="preserve"> </w:t>
+      </w:r>
+      <w:r>
+        <w:t>+</w:t>
+      </w:r>
+      <w:r>
+        <w:rPr>
+          <w:rFonts w:hint="eastAsia"/>
+        </w:rPr>
+        <w:t>RO</w:t>
+      </w:r>
+      <w:r>
+        <w:rPr>
+          <w:rFonts w:hint="eastAsia"/>
+        </w:rPr>
+        <w:t>库直连</w:t>
+      </w:r>
+      <w:r>
+        <w:rPr>
+          <w:rFonts w:hint="eastAsia"/>
+        </w:rPr>
+        <w:t xml:space="preserve"> +</w:t>
+      </w:r>
+      <w:r>
+        <w:t xml:space="preserve"> Flink CDC”</w:t>
+      </w:r>
+      <w:r>
+        <w:t>的资源数据接入体系，覆盖源库直连及多类</w:t>
+      </w:r>
+      <w:r>
+        <w:rPr>
+          <w:rFonts w:hint="eastAsia"/>
+        </w:rPr>
+        <w:t>异构</w:t>
+      </w:r>
+      <w:r>
+        <w:t>外部数据源；通过统一接入框架降低云产品接入成本，支撑公私有云资源数据的规模化覆盖、实时变更同步与最终一致。</w:t>
       </w:r>
     </w:p>
     <w:p>
@@ -2036,24 +2161,54 @@
       </w:pPr>
       <w:r>
         <w:rPr>
-          <w:b/>
-        </w:rPr>
-        <w:t>配置拓扑知识图谱：</w:t>
+          <w:rFonts w:hint="eastAsia"/>
+          <w:b/>
+        </w:rPr>
+        <w:t>模型</w:t>
+      </w:r>
+      <w:r>
+        <w:rPr>
+          <w:b/>
+        </w:rPr>
+        <w:t>拓扑知识图谱：</w:t>
       </w:r>
       <w:r>
         <w:t>基于</w:t>
       </w:r>
-      <w:r>
-        <w:t xml:space="preserve"> CMDB </w:t>
-      </w:r>
-      <w:r>
-        <w:t>配置项及依赖关系构建资源拓扑，并投影至</w:t>
-      </w:r>
-      <w:r>
-        <w:t xml:space="preserve"> Neo4j </w:t>
-      </w:r>
-      <w:r>
-        <w:t>图数据库，支持资源关联、监控实体关联、变更影响与故障影响面分析，为运维</w:t>
+      <w:proofErr w:type="spellStart"/>
+      <w:r>
+        <w:rPr>
+          <w:rFonts w:hint="eastAsia"/>
+        </w:rPr>
+        <w:t>Tdsql</w:t>
+      </w:r>
+      <w:proofErr w:type="spellEnd"/>
+      <w:r>
+        <w:rPr>
+          <w:rFonts w:hint="eastAsia"/>
+        </w:rPr>
+        <w:t>和</w:t>
+      </w:r>
+      <w:r>
+        <w:t>Neo4j</w:t>
+      </w:r>
+      <w:r>
+        <w:t>构建</w:t>
+      </w:r>
+      <w:r>
+        <w:rPr>
+          <w:rFonts w:hint="eastAsia"/>
+        </w:rPr>
+        <w:t>CMDB</w:t>
+      </w:r>
+      <w:r>
+        <w:rPr>
+          <w:rFonts w:hint="eastAsia"/>
+        </w:rPr>
+        <w:t>元数据</w:t>
+      </w:r>
+      <w:r>
+        <w:t>资源拓扑，支持资源关联、监控实体关联、变更影响与故障影响面分析，为运维</w:t>
       </w:r>
       <w:r>
         <w:t xml:space="preserve"> AI Agent </w:t>
@@ -2089,69 +2244,69 @@
         <w:rPr>
           <w:color w:val="000000"/>
         </w:rPr>
+        <w:t xml:space="preserve"> 100+ </w:t>
+      </w:r>
+      <w:r>
+        <w:rPr>
+          <w:color w:val="000000"/>
+        </w:rPr>
+        <w:t>云产品、</w:t>
+      </w:r>
+      <w:r>
+        <w:rPr>
+          <w:color w:val="000000"/>
+        </w:rPr>
+        <w:t xml:space="preserve">2000+ </w:t>
+      </w:r>
+      <w:r>
+        <w:rPr>
+          <w:color w:val="000000"/>
+        </w:rPr>
+        <w:t>拓扑级资源实例（</w:t>
+      </w:r>
+      <w:r>
+        <w:rPr>
+          <w:color w:val="000000"/>
+        </w:rPr>
+        <w:t xml:space="preserve">IaaS / PaaS / SaaS </w:t>
+      </w:r>
+      <w:r>
+        <w:rPr>
+          <w:color w:val="000000"/>
+        </w:rPr>
+        <w:t>三层），单产品</w:t>
+      </w:r>
+      <w:r>
+        <w:rPr>
+          <w:rFonts w:hint="eastAsia"/>
+          <w:color w:val="000000"/>
+        </w:rPr>
+        <w:t>模型</w:t>
+      </w:r>
+      <w:r>
+        <w:rPr>
+          <w:color w:val="000000"/>
+        </w:rPr>
+        <w:t>接入成本从</w:t>
+      </w:r>
+      <w:r>
+        <w:rPr>
+          <w:color w:val="000000"/>
+        </w:rPr>
         <w:t xml:space="preserve"> </w:t>
       </w:r>
       <w:r>
         <w:rPr>
-          <w:b/>
-          <w:bCs/>
-          <w:color w:val="000000"/>
-        </w:rPr>
-        <w:t xml:space="preserve">100+ </w:t>
-      </w:r>
-      <w:r>
-        <w:rPr>
-          <w:b/>
-          <w:bCs/>
-          <w:color w:val="000000"/>
-        </w:rPr>
-        <w:t>云产品、</w:t>
-      </w:r>
-      <w:r>
-        <w:rPr>
-          <w:b/>
-          <w:bCs/>
-          <w:color w:val="000000"/>
-        </w:rPr>
-        <w:t xml:space="preserve">2000+ </w:t>
-      </w:r>
-      <w:r>
-        <w:rPr>
-          <w:b/>
-          <w:bCs/>
-          <w:color w:val="000000"/>
-        </w:rPr>
-        <w:t>拓扑级资源实例</w:t>
-      </w:r>
-      <w:r>
-        <w:rPr>
-          <w:color w:val="000000"/>
-        </w:rPr>
-        <w:t>（</w:t>
-      </w:r>
-      <w:r>
-        <w:rPr>
-          <w:color w:val="000000"/>
-        </w:rPr>
-        <w:t xml:space="preserve">IaaS / PaaS / SaaS </w:t>
-      </w:r>
-      <w:r>
-        <w:rPr>
-          <w:color w:val="000000"/>
-        </w:rPr>
-        <w:t>三层），单产品接入成本从</w:t>
-      </w:r>
-      <w:r>
-        <w:rPr>
-          <w:color w:val="000000"/>
-        </w:rPr>
-        <w:t xml:space="preserve"> 3~5 </w:t>
-      </w:r>
-      <w:r>
-        <w:rPr>
-          <w:color w:val="000000"/>
-        </w:rPr>
-        <w:t>人月降至</w:t>
+          <w:rFonts w:hint="eastAsia"/>
+          <w:color w:val="000000"/>
+        </w:rPr>
+        <w:t>周级</w:t>
+      </w:r>
+      <w:r>
+        <w:rPr>
+          <w:color w:val="000000"/>
+        </w:rPr>
+        <w:t>降至</w:t>
       </w:r>
       <w:r>
         <w:rPr>
@@ -2161,31 +2316,23 @@
       </w:r>
       <w:r>
         <w:rPr>
-          <w:b/>
-          <w:bCs/>
-          <w:color w:val="000000"/>
-        </w:rPr>
-        <w:t xml:space="preserve">5~10 </w:t>
-      </w:r>
-      <w:r>
-        <w:rPr>
-          <w:b/>
-          <w:bCs/>
-          <w:color w:val="000000"/>
-        </w:rPr>
-        <w:t>人日</w:t>
-      </w:r>
-      <w:r>
-        <w:rPr>
-          <w:color w:val="000000"/>
-        </w:rPr>
-        <w:t>，与集团</w:t>
-      </w:r>
-      <w:r>
-        <w:rPr>
-          <w:color w:val="000000"/>
-        </w:rPr>
-        <w:t xml:space="preserve"> CMDB </w:t>
+          <w:rFonts w:hint="eastAsia"/>
+          <w:color w:val="000000"/>
+        </w:rPr>
+        <w:t>小时级</w:t>
+      </w:r>
+      <w:r>
+        <w:rPr>
+          <w:color w:val="000000"/>
+        </w:rPr>
+        <w:t>，与</w:t>
+      </w:r>
+      <w:r>
+        <w:rPr>
+          <w:rFonts w:hint="eastAsia"/>
+          <w:color w:val="000000"/>
+        </w:rPr>
+        <w:t>源头</w:t>
       </w:r>
       <w:r>
         <w:rPr>
@@ -2203,21 +2350,7 @@
         <w:rPr>
           <w:color w:val="000000"/>
         </w:rPr>
-        <w:t>天级延迟收敛至</w:t>
-      </w:r>
-      <w:r>
-        <w:rPr>
-          <w:b/>
-          <w:bCs/>
-          <w:color w:val="000000"/>
-        </w:rPr>
-        <w:t>分钟级最终一致</w:t>
-      </w:r>
-      <w:r>
-        <w:rPr>
-          <w:color w:val="000000"/>
-        </w:rPr>
-        <w:t>；构建的关系拓扑与业务架构模型经</w:t>
+        <w:t>天级延迟收敛至分钟级最终一致；构建的关系拓扑与业务架构模型经</w:t>
       </w:r>
       <w:r>
         <w:rPr>
@@ -2245,24 +2378,18 @@
       </w:r>
       <w:r>
         <w:rPr>
-          <w:b/>
-          <w:bCs/>
           <w:color w:val="000000"/>
         </w:rPr>
         <w:t xml:space="preserve">CMDB </w:t>
       </w:r>
       <w:r>
         <w:rPr>
-          <w:b/>
-          <w:bCs/>
           <w:color w:val="000000"/>
         </w:rPr>
         <w:t>日活一年内提升</w:t>
       </w:r>
       <w:r>
         <w:rPr>
-          <w:b/>
-          <w:bCs/>
           <w:color w:val="000000"/>
         </w:rPr>
         <w:t xml:space="preserve"> 50%</w:t>
@@ -2429,100 +2556,130 @@
     </w:p>
     <w:p>
       <w:pPr>
-        <w:spacing w:after="30" w:line="250" w:lineRule="auto"/>
-        <w:ind w:left="170"/>
-      </w:pPr>
-      <w:r>
-        <w:rPr>
+        <w:spacing w:after="20" w:line="250" w:lineRule="auto"/>
+        <w:ind w:firstLine="170"/>
+        <w:rPr>
+          <w:sz w:val="18"/>
+        </w:rPr>
+      </w:pPr>
+      <w:r>
+        <w:rPr>
+          <w:rFonts w:hint="eastAsia"/>
           <w:color w:val="000000"/>
         </w:rPr>
         <w:t>负责从</w:t>
       </w:r>
       <w:r>
         <w:rPr>
+          <w:rFonts w:hint="eastAsia"/>
           <w:color w:val="000000"/>
         </w:rPr>
         <w:t xml:space="preserve"> 0 </w:t>
       </w:r>
       <w:r>
         <w:rPr>
+          <w:rFonts w:hint="eastAsia"/>
           <w:color w:val="000000"/>
         </w:rPr>
         <w:t>到</w:t>
       </w:r>
       <w:r>
         <w:rPr>
+          <w:rFonts w:hint="eastAsia"/>
           <w:color w:val="000000"/>
         </w:rPr>
         <w:t xml:space="preserve"> 1 </w:t>
       </w:r>
       <w:r>
         <w:rPr>
+          <w:rFonts w:hint="eastAsia"/>
           <w:color w:val="000000"/>
         </w:rPr>
         <w:t>搭建腾讯云运维端</w:t>
       </w:r>
       <w:r>
         <w:rPr>
+          <w:rFonts w:hint="eastAsia"/>
           <w:color w:val="000000"/>
         </w:rPr>
         <w:t xml:space="preserve"> AI Agent </w:t>
       </w:r>
       <w:r>
         <w:rPr>
+          <w:rFonts w:hint="eastAsia"/>
           <w:color w:val="000000"/>
         </w:rPr>
         <w:t>底座，基于</w:t>
       </w:r>
       <w:r>
         <w:rPr>
-          <w:color w:val="000000"/>
-        </w:rPr>
-        <w:t xml:space="preserve"> </w:t>
-      </w:r>
-      <w:proofErr w:type="spellStart"/>
-      <w:r>
-        <w:rPr>
-          <w:color w:val="000000"/>
-        </w:rPr>
-        <w:t>eino</w:t>
-      </w:r>
-      <w:proofErr w:type="spellEnd"/>
-      <w:r>
-        <w:rPr>
-          <w:color w:val="000000"/>
-        </w:rPr>
-        <w:t xml:space="preserve"> ADK </w:t>
-      </w:r>
-      <w:r>
-        <w:rPr>
-          <w:color w:val="000000"/>
-        </w:rPr>
-        <w:t>构建多</w:t>
-      </w:r>
-      <w:r>
-        <w:rPr>
+          <w:rFonts w:hint="eastAsia"/>
+          <w:color w:val="000000"/>
+        </w:rPr>
+        <w:t xml:space="preserve"> Eino</w:t>
+      </w:r>
+      <w:r>
+        <w:rPr>
+          <w:rFonts w:hint="eastAsia"/>
+          <w:color w:val="000000"/>
+        </w:rPr>
+        <w:t>构建</w:t>
+      </w:r>
+      <w:r>
+        <w:rPr>
+          <w:rFonts w:hint="eastAsia"/>
+          <w:color w:val="000000"/>
+        </w:rPr>
+        <w:t>动态</w:t>
+      </w:r>
+      <w:r>
+        <w:rPr>
+          <w:rFonts w:hint="eastAsia"/>
+          <w:color w:val="000000"/>
+        </w:rPr>
+        <w:t>配置多</w:t>
+      </w:r>
+      <w:r>
+        <w:rPr>
+          <w:rFonts w:hint="eastAsia"/>
           <w:color w:val="000000"/>
         </w:rPr>
         <w:t xml:space="preserve"> Agent </w:t>
       </w:r>
       <w:r>
         <w:rPr>
-          <w:color w:val="000000"/>
-        </w:rPr>
-        <w:t>编排与上下文治理核心链路，并推动智能可观测、智能</w:t>
-      </w:r>
-      <w:r>
-        <w:rPr>
-          <w:color w:val="000000"/>
-        </w:rPr>
-        <w:t xml:space="preserve"> CMDB </w:t>
-      </w:r>
-      <w:r>
-        <w:rPr>
-          <w:color w:val="000000"/>
-        </w:rPr>
-        <w:t>等运维场景的智能化落地。</w:t>
+          <w:rFonts w:hint="eastAsia"/>
+          <w:color w:val="000000"/>
+        </w:rPr>
+        <w:t>协作与上下文治理链路，并将监控、</w:t>
+      </w:r>
+      <w:r>
+        <w:rPr>
+          <w:rFonts w:hint="eastAsia"/>
+          <w:color w:val="000000"/>
+        </w:rPr>
+        <w:t xml:space="preserve">CMDB </w:t>
+      </w:r>
+      <w:r>
+        <w:rPr>
+          <w:rFonts w:hint="eastAsia"/>
+          <w:color w:val="000000"/>
+        </w:rPr>
+        <w:t>等系统能力沉淀为可复用的智能运维</w:t>
+      </w:r>
+      <w:r>
+        <w:rPr>
+          <w:rFonts w:hint="eastAsia"/>
+          <w:color w:val="000000"/>
+        </w:rPr>
+        <w:t xml:space="preserve"> Agent</w:t>
+      </w:r>
+      <w:r>
+        <w:rPr>
+          <w:rFonts w:hint="eastAsia"/>
+          <w:color w:val="000000"/>
+        </w:rPr>
+        <w:t>。</w:t>
       </w:r>
     </w:p>
     <w:p>
@@ -2533,9 +2690,13 @@
           <w:numId w:val="2"/>
         </w:numPr>
         <w:spacing w:after="20" w:line="250" w:lineRule="auto"/>
-      </w:pPr>
-      <w:r>
-        <w:rPr>
+        <w:rPr>
+          <w:rFonts w:hint="eastAsia"/>
+        </w:rPr>
+      </w:pPr>
+      <w:r>
+        <w:rPr>
+          <w:rFonts w:hint="eastAsia"/>
           <w:b/>
           <w:bCs/>
           <w:color w:val="000000"/>
@@ -2544,6 +2705,7 @@
       </w:r>
       <w:r>
         <w:rPr>
+          <w:rFonts w:hint="eastAsia"/>
           <w:b/>
           <w:bCs/>
           <w:color w:val="000000"/>
@@ -2552,177 +2714,212 @@
       </w:r>
       <w:r>
         <w:rPr>
-          <w:b/>
-          <w:bCs/>
-          <w:color w:val="000000"/>
-        </w:rPr>
-        <w:t>编排底座：</w:t>
-      </w:r>
-      <w:r>
-        <w:rPr>
-          <w:color w:val="000000"/>
-        </w:rPr>
-        <w:t>主导设计</w:t>
-      </w:r>
-      <w:r>
-        <w:rPr>
-          <w:color w:val="000000"/>
-        </w:rPr>
-        <w:t xml:space="preserve"> 5 </w:t>
-      </w:r>
-      <w:r>
-        <w:rPr>
-          <w:color w:val="000000"/>
-        </w:rPr>
-        <w:t>种</w:t>
-      </w:r>
-      <w:r>
-        <w:rPr>
+          <w:rFonts w:hint="eastAsia"/>
+          <w:b/>
+          <w:bCs/>
+          <w:color w:val="000000"/>
+        </w:rPr>
+        <w:t>与能力扩展底座</w:t>
+      </w:r>
+      <w:r>
+        <w:rPr>
+          <w:rFonts w:hint="eastAsia"/>
+          <w:color w:val="000000"/>
+        </w:rPr>
+        <w:t>：基于</w:t>
+      </w:r>
+      <w:r>
+        <w:rPr>
+          <w:rFonts w:hint="eastAsia"/>
+          <w:color w:val="000000"/>
+        </w:rPr>
+        <w:t xml:space="preserve"> Eino-</w:t>
+      </w:r>
+      <w:proofErr w:type="spellStart"/>
+      <w:r>
+        <w:rPr>
+          <w:rFonts w:hint="eastAsia"/>
+          <w:color w:val="000000"/>
+        </w:rPr>
+        <w:t>DeepAgent</w:t>
+      </w:r>
+      <w:proofErr w:type="spellEnd"/>
+      <w:r>
+        <w:rPr>
+          <w:rFonts w:hint="eastAsia"/>
+          <w:color w:val="000000"/>
+        </w:rPr>
+        <w:t xml:space="preserve"> </w:t>
+      </w:r>
+      <w:r>
+        <w:rPr>
+          <w:rFonts w:hint="eastAsia"/>
+          <w:color w:val="000000"/>
+        </w:rPr>
+        <w:t>实现</w:t>
+      </w:r>
+      <w:r>
+        <w:rPr>
+          <w:rFonts w:hint="eastAsia"/>
           <w:color w:val="000000"/>
         </w:rPr>
         <w:t xml:space="preserve"> Agent </w:t>
       </w:r>
       <w:r>
         <w:rPr>
-          <w:color w:val="000000"/>
-        </w:rPr>
-        <w:t>执行形态与</w:t>
-      </w:r>
-      <w:r>
-        <w:rPr>
-          <w:color w:val="000000"/>
-        </w:rPr>
-        <w:t xml:space="preserve"> 3 </w:t>
-      </w:r>
-      <w:r>
-        <w:rPr>
-          <w:color w:val="000000"/>
-        </w:rPr>
-        <w:t>种协作拓扑：总入口</w:t>
-      </w:r>
-      <w:r>
-        <w:rPr>
-          <w:color w:val="000000"/>
-        </w:rPr>
-        <w:t xml:space="preserve"> Agent </w:t>
-      </w:r>
-      <w:r>
-        <w:rPr>
-          <w:color w:val="000000"/>
-        </w:rPr>
-        <w:t>在请求期查库动态装配子</w:t>
-      </w:r>
-      <w:r>
-        <w:rPr>
-          <w:color w:val="000000"/>
-        </w:rPr>
-        <w:t xml:space="preserve"> Agent </w:t>
-      </w:r>
-      <w:r>
-        <w:rPr>
-          <w:color w:val="000000"/>
-        </w:rPr>
-        <w:t>清单，子</w:t>
-      </w:r>
-      <w:r>
-        <w:rPr>
-          <w:color w:val="000000"/>
-        </w:rPr>
-        <w:t xml:space="preserve"> Agent </w:t>
-      </w:r>
-      <w:r>
-        <w:rPr>
-          <w:color w:val="000000"/>
-        </w:rPr>
-        <w:t>以</w:t>
-      </w:r>
-      <w:r>
-        <w:rPr>
+          <w:rFonts w:hint="eastAsia"/>
+          <w:color w:val="000000"/>
+        </w:rPr>
+        <w:t>的配置驱动构建与热更新：总入口按请求装配子</w:t>
+      </w:r>
+      <w:r>
+        <w:rPr>
+          <w:rFonts w:hint="eastAsia"/>
+          <w:color w:val="000000"/>
+        </w:rPr>
+        <w:t xml:space="preserve"> Agent</w:t>
+      </w:r>
+      <w:r>
+        <w:rPr>
+          <w:rFonts w:hint="eastAsia"/>
+          <w:color w:val="000000"/>
+        </w:rPr>
+        <w:t>，以</w:t>
+      </w:r>
+      <w:r>
+        <w:rPr>
+          <w:rFonts w:hint="eastAsia"/>
+          <w:color w:val="000000"/>
+        </w:rPr>
+        <w:t xml:space="preserve"> Agent-as-Tool </w:t>
+      </w:r>
+      <w:r>
+        <w:rPr>
+          <w:rFonts w:hint="eastAsia"/>
+          <w:color w:val="000000"/>
+        </w:rPr>
+        <w:t>隔离上下文并支持并行委派；通过</w:t>
+      </w:r>
+      <w:r>
+        <w:rPr>
+          <w:rFonts w:hint="eastAsia"/>
+          <w:color w:val="000000"/>
+        </w:rPr>
+        <w:t xml:space="preserve"> A2A / AG-UI</w:t>
+      </w:r>
+      <w:r>
+        <w:rPr>
+          <w:rFonts w:hint="eastAsia"/>
+          <w:color w:val="000000"/>
+        </w:rPr>
+        <w:t>统一跨服务协作。建设</w:t>
+      </w:r>
+      <w:r>
+        <w:rPr>
+          <w:rFonts w:hint="eastAsia"/>
+          <w:color w:val="000000"/>
+        </w:rPr>
+        <w:t xml:space="preserve"> Skill + MCP </w:t>
+      </w:r>
+      <w:r>
+        <w:rPr>
+          <w:rFonts w:hint="eastAsia"/>
+          <w:color w:val="000000"/>
+        </w:rPr>
+        <w:t>双层扩展模型，</w:t>
+      </w:r>
+      <w:r>
+        <w:rPr>
+          <w:rFonts w:hint="eastAsia"/>
+          <w:color w:val="000000"/>
+        </w:rPr>
+        <w:t xml:space="preserve">Skill </w:t>
+      </w:r>
+      <w:r>
+        <w:rPr>
+          <w:rFonts w:hint="eastAsia"/>
+          <w:color w:val="000000"/>
+        </w:rPr>
+        <w:t>支持本地</w:t>
+      </w:r>
+      <w:r>
+        <w:rPr>
+          <w:rFonts w:hint="eastAsia"/>
+          <w:color w:val="000000"/>
+        </w:rPr>
+        <w:t xml:space="preserve"> / COS </w:t>
+      </w:r>
+      <w:r>
+        <w:rPr>
+          <w:rFonts w:hint="eastAsia"/>
+          <w:color w:val="000000"/>
+        </w:rPr>
+        <w:t>加载、热更新与沙箱执行，远端</w:t>
+      </w:r>
+      <w:r>
+        <w:rPr>
+          <w:rFonts w:hint="eastAsia"/>
+          <w:color w:val="000000"/>
+        </w:rPr>
+        <w:t xml:space="preserve"> MCP </w:t>
+      </w:r>
+      <w:r>
+        <w:rPr>
+          <w:rFonts w:hint="eastAsia"/>
+          <w:color w:val="000000"/>
+        </w:rPr>
+        <w:t>工具经</w:t>
+      </w:r>
+      <w:r>
+        <w:rPr>
+          <w:rFonts w:hint="eastAsia"/>
           <w:color w:val="000000"/>
         </w:rPr>
         <w:t xml:space="preserve"> </w:t>
       </w:r>
-      <w:r>
-        <w:rPr>
-          <w:b/>
-          <w:bCs/>
-          <w:color w:val="000000"/>
-        </w:rPr>
-        <w:t>Agent-as-Tool</w:t>
-      </w:r>
-      <w:r>
-        <w:rPr>
+      <w:proofErr w:type="spellStart"/>
+      <w:r>
+        <w:rPr>
+          <w:rFonts w:hint="eastAsia"/>
+          <w:color w:val="000000"/>
+        </w:rPr>
+        <w:t>mcporter</w:t>
+      </w:r>
+      <w:proofErr w:type="spellEnd"/>
+      <w:r>
+        <w:rPr>
+          <w:rFonts w:hint="eastAsia"/>
           <w:color w:val="000000"/>
         </w:rPr>
         <w:t xml:space="preserve"> </w:t>
       </w:r>
       <w:r>
         <w:rPr>
-          <w:color w:val="000000"/>
-        </w:rPr>
-        <w:t>形式挂载实现上下文隔离与并行委派；跨进程</w:t>
-      </w:r>
-      <w:r>
-        <w:rPr>
-          <w:color w:val="000000"/>
-        </w:rPr>
-        <w:t xml:space="preserve"> Agent </w:t>
-      </w:r>
-      <w:r>
-        <w:rPr>
-          <w:color w:val="000000"/>
-        </w:rPr>
-        <w:t>通过</w:t>
-      </w:r>
-      <w:r>
-        <w:rPr>
-          <w:color w:val="000000"/>
-        </w:rPr>
-        <w:t xml:space="preserve"> </w:t>
-      </w:r>
-      <w:r>
-        <w:rPr>
-          <w:b/>
-          <w:bCs/>
-          <w:color w:val="000000"/>
-        </w:rPr>
-        <w:t>A2A / AG-UI</w:t>
-      </w:r>
-      <w:r>
-        <w:rPr>
-          <w:color w:val="000000"/>
-        </w:rPr>
-        <w:t xml:space="preserve"> </w:t>
-      </w:r>
-      <w:r>
-        <w:rPr>
-          <w:color w:val="000000"/>
-        </w:rPr>
-        <w:t>远程壳以</w:t>
-      </w:r>
-      <w:r>
-        <w:rPr>
-          <w:color w:val="000000"/>
-        </w:rPr>
-        <w:t xml:space="preserve"> HTTP + SSE </w:t>
-      </w:r>
-      <w:r>
-        <w:rPr>
-          <w:color w:val="000000"/>
-        </w:rPr>
-        <w:t>编排，实现</w:t>
-      </w:r>
-      <w:r>
-        <w:rPr>
-          <w:color w:val="000000"/>
-        </w:rPr>
-        <w:t xml:space="preserve"> Agent </w:t>
-      </w:r>
-      <w:r>
-        <w:rPr>
-          <w:color w:val="000000"/>
-        </w:rPr>
-        <w:t>能力的配置化注入与跨服务复用。</w:t>
+          <w:rFonts w:hint="eastAsia"/>
+          <w:color w:val="000000"/>
+        </w:rPr>
+        <w:t>按需暴露，避免大规模</w:t>
+      </w:r>
+      <w:r>
+        <w:rPr>
+          <w:rFonts w:hint="eastAsia"/>
+          <w:color w:val="000000"/>
+        </w:rPr>
+        <w:t xml:space="preserve"> tool schema </w:t>
+      </w:r>
+      <w:r>
+        <w:rPr>
+          <w:rFonts w:hint="eastAsia"/>
+          <w:color w:val="000000"/>
+        </w:rPr>
+        <w:t>常驻上下文。</w:t>
+      </w:r>
+      <w:r>
+        <w:rPr>
+          <w:rFonts w:hint="eastAsia"/>
+          <w:color w:val="000000"/>
+        </w:rPr>
+        <w:t>构建数字分身框架，支撑无人值守和职能运维。</w:t>
       </w:r>
     </w:p>
     <w:p>
@@ -2736,235 +2933,153 @@
       </w:pPr>
       <w:r>
         <w:rPr>
-          <w:b/>
-          <w:bCs/>
-          <w:color w:val="000000"/>
-        </w:rPr>
-        <w:t>上下文工程与七层压缩：</w:t>
-      </w:r>
-      <w:r>
-        <w:rPr>
-          <w:color w:val="000000"/>
-        </w:rPr>
-        <w:t>针对长会话频发</w:t>
-      </w:r>
-      <w:r>
-        <w:rPr>
-          <w:color w:val="000000"/>
+          <w:rFonts w:hint="eastAsia"/>
+          <w:b/>
+          <w:bCs/>
+        </w:rPr>
+        <w:t>上下文与生产治理</w:t>
+      </w:r>
+      <w:r>
+        <w:rPr>
+          <w:rFonts w:hint="eastAsia"/>
+        </w:rPr>
+        <w:t>：围绕</w:t>
+      </w:r>
+      <w:r>
+        <w:rPr>
+          <w:rFonts w:hint="eastAsia"/>
+        </w:rPr>
+        <w:t>Agent</w:t>
+      </w:r>
+      <w:r>
+        <w:rPr>
+          <w:rFonts w:hint="eastAsia"/>
+        </w:rPr>
+        <w:t>稳定性命题</w:t>
+      </w:r>
+      <w:r>
+        <w:rPr>
+          <w:rFonts w:hint="eastAsia"/>
+        </w:rPr>
+        <w:t>，构建“工具结果截断并卸载</w:t>
+      </w:r>
+      <w:r>
+        <w:rPr>
+          <w:rFonts w:hint="eastAsia"/>
+        </w:rPr>
+        <w:t xml:space="preserve"> COS</w:t>
+      </w:r>
+      <w:r>
+        <w:rPr>
+          <w:rFonts w:hint="eastAsia"/>
+        </w:rPr>
+        <w:t>—</w:t>
+      </w:r>
+      <w:r>
+        <w:rPr>
+          <w:rFonts w:hint="eastAsia"/>
+        </w:rPr>
+        <w:t xml:space="preserve">Skill </w:t>
+      </w:r>
+      <w:r>
+        <w:rPr>
+          <w:rFonts w:hint="eastAsia"/>
+        </w:rPr>
+        <w:t>精简注入—周期摘要—超限自适应压缩重试”链路，并保留工具调用完整性；配套工具异常兜底、超时</w:t>
+      </w:r>
+      <w:r>
+        <w:rPr>
+          <w:rFonts w:hint="eastAsia"/>
+        </w:rPr>
+        <w:t>/</w:t>
+      </w:r>
+      <w:r>
+        <w:rPr>
+          <w:rFonts w:hint="eastAsia"/>
+        </w:rPr>
+        <w:t>并发控制、</w:t>
+      </w:r>
+      <w:proofErr w:type="spellStart"/>
+      <w:r>
+        <w:rPr>
+          <w:rFonts w:hint="eastAsia"/>
+        </w:rPr>
+        <w:t>Langfuse</w:t>
+      </w:r>
+      <w:proofErr w:type="spellEnd"/>
+      <w:r>
+        <w:rPr>
+          <w:rFonts w:hint="eastAsia"/>
+        </w:rPr>
+        <w:t xml:space="preserve"> tracing </w:t>
+      </w:r>
+      <w:r>
+        <w:rPr>
+          <w:rFonts w:hint="eastAsia"/>
+        </w:rPr>
+        <w:t>与</w:t>
+      </w:r>
+      <w:r>
+        <w:rPr>
+          <w:rFonts w:hint="eastAsia"/>
         </w:rPr>
         <w:t xml:space="preserve"> </w:t>
       </w:r>
       <w:proofErr w:type="spellStart"/>
       <w:r>
         <w:rPr>
-          <w:b/>
-          <w:bCs/>
-          <w:color w:val="000000"/>
-        </w:rPr>
-        <w:t>ContextWindowExceeded</w:t>
+          <w:rFonts w:hint="eastAsia"/>
+        </w:rPr>
+        <w:t>eval_suite</w:t>
       </w:r>
       <w:proofErr w:type="spellEnd"/>
       <w:r>
         <w:rPr>
-          <w:color w:val="000000"/>
+          <w:rFonts w:hint="eastAsia"/>
         </w:rPr>
         <w:t xml:space="preserve"> </w:t>
       </w:r>
       <w:r>
         <w:rPr>
-          <w:color w:val="000000"/>
-        </w:rPr>
-        <w:t>的问题，设计</w:t>
-      </w:r>
-      <w:r>
-        <w:rPr>
-          <w:color w:val="000000"/>
-        </w:rPr>
-        <w:t>“</w:t>
-      </w:r>
-      <w:r>
-        <w:rPr>
-          <w:color w:val="000000"/>
-        </w:rPr>
-        <w:t>源头减少</w:t>
-      </w:r>
-      <w:r>
-        <w:rPr>
-          <w:color w:val="000000"/>
-        </w:rPr>
-        <w:t>—</w:t>
-      </w:r>
-      <w:r>
-        <w:rPr>
-          <w:color w:val="000000"/>
-        </w:rPr>
-        <w:t>中间隔离</w:t>
-      </w:r>
-      <w:r>
-        <w:rPr>
-          <w:color w:val="000000"/>
-        </w:rPr>
-        <w:t>—</w:t>
-      </w:r>
-      <w:r>
-        <w:rPr>
-          <w:color w:val="000000"/>
-        </w:rPr>
-        <w:t>事后压缩</w:t>
-      </w:r>
-      <w:r>
-        <w:rPr>
-          <w:color w:val="000000"/>
-        </w:rPr>
-        <w:t>”</w:t>
-      </w:r>
-      <w:r>
-        <w:rPr>
-          <w:color w:val="000000"/>
-        </w:rPr>
-        <w:t>三段式防御：工具结果超</w:t>
-      </w:r>
-      <w:r>
-        <w:rPr>
-          <w:color w:val="000000"/>
-        </w:rPr>
-        <w:t xml:space="preserve"> 64KB </w:t>
-      </w:r>
-      <w:r>
-        <w:rPr>
-          <w:color w:val="000000"/>
-        </w:rPr>
-        <w:t>结构化截断并卸载至</w:t>
-      </w:r>
-      <w:r>
-        <w:rPr>
-          <w:color w:val="000000"/>
-        </w:rPr>
-        <w:t xml:space="preserve"> </w:t>
-      </w:r>
-      <w:r>
-        <w:rPr>
-          <w:b/>
-          <w:bCs/>
-          <w:color w:val="000000"/>
-        </w:rPr>
-        <w:t>COS</w:t>
-      </w:r>
-      <w:r>
-        <w:rPr>
-          <w:color w:val="000000"/>
-        </w:rPr>
-        <w:t>（沙箱按需回捞）、</w:t>
-      </w:r>
-      <w:r>
-        <w:rPr>
-          <w:color w:val="000000"/>
-        </w:rPr>
-        <w:t xml:space="preserve">Skill </w:t>
-      </w:r>
-      <w:r>
-        <w:rPr>
-          <w:color w:val="000000"/>
-        </w:rPr>
-        <w:t>说明书喂模型用精简版、</w:t>
-      </w:r>
-      <w:proofErr w:type="spellStart"/>
-      <w:r>
-        <w:rPr>
-          <w:b/>
-          <w:bCs/>
-          <w:color w:val="000000"/>
-        </w:rPr>
-        <w:t>RunLocalValue</w:t>
-      </w:r>
-      <w:proofErr w:type="spellEnd"/>
-      <w:r>
-        <w:rPr>
-          <w:color w:val="000000"/>
-        </w:rPr>
-        <w:t xml:space="preserve"> </w:t>
-      </w:r>
-      <w:r>
-        <w:rPr>
-          <w:color w:val="000000"/>
-        </w:rPr>
-        <w:t>哨兵保证一次性上下文只注入一次、周期性</w:t>
-      </w:r>
-      <w:r>
-        <w:rPr>
-          <w:color w:val="000000"/>
-        </w:rPr>
-        <w:t xml:space="preserve"> summarization </w:t>
-      </w:r>
-      <w:r>
-        <w:rPr>
-          <w:color w:val="000000"/>
-        </w:rPr>
-        <w:t>与撞限后自适应压缩重试；配套</w:t>
-      </w:r>
-      <w:r>
-        <w:rPr>
-          <w:color w:val="000000"/>
-        </w:rPr>
-        <w:t xml:space="preserve"> </w:t>
-      </w:r>
-      <w:r>
-        <w:rPr>
-          <w:b/>
-          <w:bCs/>
-          <w:color w:val="000000"/>
-        </w:rPr>
-        <w:t xml:space="preserve">Token </w:t>
-      </w:r>
-      <w:r>
-        <w:rPr>
-          <w:b/>
-          <w:bCs/>
-          <w:color w:val="000000"/>
-        </w:rPr>
-        <w:t>三级计数降级与熔断</w:t>
-      </w:r>
-      <w:r>
-        <w:rPr>
-          <w:color w:val="000000"/>
-        </w:rPr>
-        <w:t>，将单次工具注入从</w:t>
-      </w:r>
-      <w:r>
-        <w:rPr>
-          <w:color w:val="000000"/>
+          <w:rFonts w:hint="eastAsia"/>
+        </w:rPr>
+        <w:t>回归评测，将单次工具注入从</w:t>
+      </w:r>
+      <w:r>
+        <w:rPr>
+          <w:rFonts w:hint="eastAsia"/>
         </w:rPr>
         <w:t xml:space="preserve"> MB </w:t>
       </w:r>
       <w:r>
         <w:rPr>
-          <w:color w:val="000000"/>
-        </w:rPr>
-        <w:t>级压到</w:t>
-      </w:r>
-      <w:r>
-        <w:rPr>
-          <w:color w:val="000000"/>
+          <w:rFonts w:hint="eastAsia"/>
+        </w:rPr>
+        <w:t>级压至</w:t>
+      </w:r>
+      <w:r>
+        <w:rPr>
+          <w:rFonts w:hint="eastAsia"/>
         </w:rPr>
         <w:t xml:space="preserve"> KB </w:t>
       </w:r>
       <w:r>
         <w:rPr>
-          <w:color w:val="000000"/>
+          <w:rFonts w:hint="eastAsia"/>
         </w:rPr>
         <w:t>级，支撑</w:t>
       </w:r>
       <w:r>
         <w:rPr>
-          <w:color w:val="000000"/>
+          <w:rFonts w:hint="eastAsia"/>
         </w:rPr>
         <w:t xml:space="preserve"> 20~30 </w:t>
       </w:r>
       <w:r>
         <w:rPr>
-          <w:color w:val="000000"/>
-        </w:rPr>
-        <w:t>轮跨产品根因分析稳定收敛。</w:t>
+          <w:rFonts w:hint="eastAsia"/>
+        </w:rPr>
+        <w:t>轮跨产品分析稳定收敛。</w:t>
       </w:r>
     </w:p>
     <w:p>
@@ -2978,213 +3093,311 @@
       </w:pPr>
       <w:r>
         <w:rPr>
-          <w:b/>
-          <w:bCs/>
-          <w:color w:val="000000"/>
-        </w:rPr>
-        <w:t xml:space="preserve">Skill </w:t>
-      </w:r>
-      <w:r>
-        <w:rPr>
-          <w:b/>
-          <w:bCs/>
-          <w:color w:val="000000"/>
-        </w:rPr>
-        <w:t>与</w:t>
-      </w:r>
-      <w:r>
-        <w:rPr>
-          <w:b/>
-          <w:bCs/>
-          <w:color w:val="000000"/>
-        </w:rPr>
-        <w:t xml:space="preserve"> MCP </w:t>
-      </w:r>
-      <w:r>
-        <w:rPr>
-          <w:b/>
-          <w:bCs/>
-          <w:color w:val="000000"/>
-        </w:rPr>
-        <w:t>工具体系：</w:t>
-      </w:r>
-      <w:r>
-        <w:rPr>
-          <w:color w:val="000000"/>
-        </w:rPr>
-        <w:t>设计声明式</w:t>
-      </w:r>
-      <w:r>
-        <w:rPr>
-          <w:color w:val="000000"/>
-        </w:rPr>
-        <w:t xml:space="preserve"> Skill </w:t>
-      </w:r>
-      <w:r>
-        <w:rPr>
-          <w:color w:val="000000"/>
-        </w:rPr>
-        <w:t>体系（</w:t>
-      </w:r>
-      <w:r>
-        <w:rPr>
-          <w:color w:val="000000"/>
-        </w:rPr>
-        <w:t xml:space="preserve">4 </w:t>
-      </w:r>
-      <w:r>
-        <w:rPr>
-          <w:color w:val="000000"/>
-        </w:rPr>
-        <w:t>种</w:t>
-      </w:r>
-      <w:r>
-        <w:rPr>
-          <w:color w:val="000000"/>
-        </w:rPr>
-        <w:t xml:space="preserve"> Backend + </w:t>
-      </w:r>
-      <w:r>
-        <w:rPr>
-          <w:color w:val="000000"/>
-        </w:rPr>
-        <w:t>沙箱执行</w:t>
-      </w:r>
-      <w:r>
-        <w:rPr>
-          <w:color w:val="000000"/>
-        </w:rPr>
-        <w:t xml:space="preserve"> + </w:t>
-      </w:r>
-      <w:r>
-        <w:rPr>
-          <w:color w:val="000000"/>
-        </w:rPr>
-        <w:t>轮次距离淡出缓存）实现能力零代码扩展；</w:t>
-      </w:r>
-      <w:r>
-        <w:rPr>
-          <w:color w:val="000000"/>
-        </w:rPr>
-        <w:t xml:space="preserve">MCP </w:t>
-      </w:r>
-      <w:r>
-        <w:rPr>
-          <w:color w:val="000000"/>
-        </w:rPr>
-        <w:t>侧采用</w:t>
-      </w:r>
-      <w:r>
-        <w:rPr>
-          <w:color w:val="000000"/>
+          <w:rFonts w:hint="eastAsia"/>
+          <w:b/>
+          <w:bCs/>
+        </w:rPr>
+        <w:t>智能运维</w:t>
+      </w:r>
+      <w:r>
+        <w:rPr>
+          <w:rFonts w:hint="eastAsia"/>
+          <w:b/>
+          <w:bCs/>
+        </w:rPr>
+        <w:t>子</w:t>
+      </w:r>
+      <w:r>
+        <w:rPr>
+          <w:rFonts w:hint="eastAsia"/>
+          <w:b/>
+          <w:bCs/>
+        </w:rPr>
+        <w:t>Agent</w:t>
+      </w:r>
+      <w:r>
+        <w:rPr>
+          <w:rFonts w:hint="eastAsia"/>
+        </w:rPr>
+        <w:t>：面向告警、指标、</w:t>
+      </w:r>
+      <w:r>
+        <w:rPr>
+          <w:rFonts w:hint="eastAsia"/>
+        </w:rPr>
+        <w:t>SLO</w:t>
+      </w:r>
+      <w:r>
+        <w:rPr>
+          <w:rFonts w:hint="eastAsia"/>
+        </w:rPr>
+        <w:t>、巡检与变更的诊断分析</w:t>
+      </w:r>
+      <w:r>
+        <w:rPr>
+          <w:rFonts w:hint="eastAsia"/>
+        </w:rPr>
+        <w:t>；</w:t>
+      </w:r>
+      <w:r>
+        <w:rPr>
+          <w:rFonts w:hint="eastAsia"/>
+        </w:rPr>
+        <w:t>面向</w:t>
+      </w:r>
+      <w:r>
+        <w:rPr>
+          <w:rFonts w:hint="eastAsia"/>
         </w:rPr>
         <w:t xml:space="preserve"> </w:t>
       </w:r>
       <w:proofErr w:type="spellStart"/>
       <w:r>
         <w:rPr>
-          <w:b/>
-          <w:bCs/>
-          <w:color w:val="000000"/>
-        </w:rPr>
-        <w:t>mcporter</w:t>
+          <w:rFonts w:hint="eastAsia"/>
+        </w:rPr>
+        <w:t>PromQL</w:t>
       </w:r>
       <w:proofErr w:type="spellEnd"/>
       <w:r>
         <w:rPr>
-          <w:b/>
-          <w:bCs/>
-          <w:color w:val="000000"/>
-        </w:rPr>
-        <w:t xml:space="preserve"> </w:t>
-      </w:r>
-      <w:r>
-        <w:rPr>
-          <w:b/>
-          <w:bCs/>
-          <w:color w:val="000000"/>
-        </w:rPr>
-        <w:t>零</w:t>
-      </w:r>
-      <w:r>
-        <w:rPr>
-          <w:b/>
-          <w:bCs/>
-          <w:color w:val="000000"/>
-        </w:rPr>
-        <w:t xml:space="preserve"> tool-schema</w:t>
-      </w:r>
-      <w:r>
-        <w:rPr>
-          <w:color w:val="000000"/>
-        </w:rPr>
-        <w:t xml:space="preserve"> </w:t>
-      </w:r>
-      <w:r>
-        <w:rPr>
-          <w:color w:val="000000"/>
-        </w:rPr>
-        <w:t>路线，远端工具不注册为</w:t>
-      </w:r>
-      <w:r>
-        <w:rPr>
-          <w:color w:val="000000"/>
-        </w:rPr>
-        <w:t xml:space="preserve"> N </w:t>
-      </w:r>
-      <w:r>
-        <w:rPr>
-          <w:color w:val="000000"/>
-        </w:rPr>
-        <w:t>个</w:t>
-      </w:r>
-      <w:r>
-        <w:rPr>
-          <w:color w:val="000000"/>
-        </w:rPr>
-        <w:t xml:space="preserve"> tool schema</w:t>
-      </w:r>
-      <w:r>
-        <w:rPr>
-          <w:color w:val="000000"/>
-        </w:rPr>
-        <w:t>，改为加载</w:t>
-      </w:r>
-      <w:r>
-        <w:rPr>
-          <w:color w:val="000000"/>
-        </w:rPr>
-        <w:t xml:space="preserve"> Skill </w:t>
-      </w:r>
-      <w:r>
-        <w:rPr>
-          <w:color w:val="000000"/>
-        </w:rPr>
-        <w:t>后以</w:t>
-      </w:r>
-      <w:r>
-        <w:rPr>
-          <w:color w:val="000000"/>
-        </w:rPr>
-        <w:t xml:space="preserve"> tool result </w:t>
-      </w:r>
-      <w:r>
-        <w:rPr>
-          <w:color w:val="000000"/>
-        </w:rPr>
-        <w:t>按需呈现，从源头消除工具说明书的常驻</w:t>
-      </w:r>
-      <w:r>
-        <w:rPr>
-          <w:color w:val="000000"/>
-        </w:rPr>
-        <w:t xml:space="preserve"> token </w:t>
-      </w:r>
-      <w:r>
-        <w:rPr>
-          <w:color w:val="000000"/>
-        </w:rPr>
-        <w:t>占用。</w:t>
+          <w:rFonts w:hint="eastAsia"/>
+        </w:rPr>
+        <w:t xml:space="preserve"> / </w:t>
+      </w:r>
+      <w:proofErr w:type="spellStart"/>
+      <w:r>
+        <w:rPr>
+          <w:rFonts w:hint="eastAsia"/>
+        </w:rPr>
+        <w:t>InfluxQL</w:t>
+      </w:r>
+      <w:proofErr w:type="spellEnd"/>
+      <w:r>
+        <w:rPr>
+          <w:rFonts w:hint="eastAsia"/>
+        </w:rPr>
+        <w:t>、</w:t>
+      </w:r>
+      <w:r>
+        <w:rPr>
+          <w:rFonts w:hint="eastAsia"/>
+        </w:rPr>
+        <w:t xml:space="preserve">Grafana </w:t>
+      </w:r>
+      <w:r>
+        <w:rPr>
+          <w:rFonts w:hint="eastAsia"/>
+        </w:rPr>
+        <w:t>的查询与配置生成</w:t>
+      </w:r>
+      <w:r>
+        <w:rPr>
+          <w:rFonts w:hint="eastAsia"/>
+        </w:rPr>
+        <w:t>；</w:t>
+      </w:r>
+      <w:r>
+        <w:rPr>
+          <w:rFonts w:hint="eastAsia"/>
+        </w:rPr>
+        <w:t>以及面向</w:t>
+      </w:r>
+      <w:r>
+        <w:rPr>
+          <w:rFonts w:hint="eastAsia"/>
+        </w:rPr>
+        <w:t xml:space="preserve"> CMDB </w:t>
+      </w:r>
+      <w:r>
+        <w:rPr>
+          <w:rFonts w:hint="eastAsia"/>
+        </w:rPr>
+        <w:t>拓扑、影响面、数字分身与沙箱的资产理解和主动运维</w:t>
+      </w:r>
+      <w:r>
+        <w:rPr>
+          <w:rFonts w:hint="eastAsia"/>
+        </w:rPr>
+        <w:t>。</w:t>
+      </w:r>
+      <w:r>
+        <w:rPr>
+          <w:rFonts w:hint="eastAsia"/>
+        </w:rPr>
+        <w:t>支撑</w:t>
+      </w:r>
+      <w:r>
+        <w:rPr>
+          <w:rFonts w:hint="eastAsia"/>
+        </w:rPr>
+        <w:t xml:space="preserve"> 20+ </w:t>
+      </w:r>
+      <w:r>
+        <w:rPr>
+          <w:rFonts w:hint="eastAsia"/>
+        </w:rPr>
+        <w:t>核心云产品接入</w:t>
+      </w:r>
+      <w:r>
+        <w:rPr>
+          <w:rFonts w:hint="eastAsia"/>
+        </w:rPr>
+        <w:t xml:space="preserve"> AI </w:t>
+      </w:r>
+      <w:r>
+        <w:rPr>
+          <w:rFonts w:hint="eastAsia"/>
+        </w:rPr>
+        <w:t>可观测、</w:t>
+      </w:r>
+      <w:r>
+        <w:rPr>
+          <w:rFonts w:hint="eastAsia"/>
+        </w:rPr>
+        <w:t xml:space="preserve">30 </w:t>
+      </w:r>
+      <w:r>
+        <w:rPr>
+          <w:rFonts w:hint="eastAsia"/>
+        </w:rPr>
+        <w:t>个云产品低成本接入智能运维，</w:t>
+      </w:r>
+      <w:r>
+        <w:rPr>
+          <w:rFonts w:hint="eastAsia"/>
+        </w:rPr>
+        <w:t>帮助腾讯云监控告警</w:t>
+      </w:r>
+      <w:r>
+        <w:rPr>
+          <w:rFonts w:hint="eastAsia"/>
+        </w:rPr>
+        <w:t>覆盖</w:t>
+      </w:r>
+      <w:r>
+        <w:rPr>
+          <w:rFonts w:hint="eastAsia"/>
+        </w:rPr>
+        <w:t>、故障分析等场景提效。</w:t>
+      </w:r>
+    </w:p>
+    <w:p>
+      <w:pPr>
+        <w:pStyle w:val="a4"/>
+        <w:spacing w:after="20" w:line="250" w:lineRule="auto"/>
+        <w:ind w:left="340"/>
+        <w:rPr>
+          <w:rFonts w:hint="eastAsia"/>
+        </w:rPr>
+      </w:pPr>
+    </w:p>
+    <w:p>
+      <w:pPr>
+        <w:tabs>
+          <w:tab w:val="right" w:pos="9906"/>
+        </w:tabs>
+        <w:spacing w:before="100"/>
+      </w:pPr>
+      <w:r>
+        <w:rPr>
+          <w:b/>
+          <w:bCs/>
+          <w:color w:val="000000"/>
+          <w:sz w:val="21"/>
+          <w:szCs w:val="21"/>
+        </w:rPr>
+        <w:t>蚂蚁自动化业务故障发现与根因定位</w:t>
+      </w:r>
+      <w:r>
+        <w:rPr>
+          <w:b/>
+          <w:bCs/>
+          <w:color w:val="000000"/>
+          <w:sz w:val="20"/>
+          <w:szCs w:val="20"/>
+        </w:rPr>
+        <w:tab/>
+      </w:r>
+      <w:r>
+        <w:rPr>
+          <w:b/>
+          <w:bCs/>
+          <w:color w:val="000000"/>
+          <w:sz w:val="20"/>
+          <w:szCs w:val="20"/>
+        </w:rPr>
+        <w:t xml:space="preserve">项目一号位　</w:t>
+      </w:r>
+      <w:r>
+        <w:rPr>
+          <w:b/>
+          <w:bCs/>
+          <w:color w:val="000000"/>
+          <w:sz w:val="20"/>
+          <w:szCs w:val="20"/>
+        </w:rPr>
+        <w:t>2020.09 - 2023.10</w:t>
+      </w:r>
+    </w:p>
+    <w:p>
+      <w:pPr>
+        <w:spacing w:after="30" w:line="250" w:lineRule="auto"/>
+        <w:ind w:left="170"/>
+      </w:pPr>
+      <w:r>
+        <w:rPr>
+          <w:color w:val="000000"/>
+        </w:rPr>
+        <w:t>从</w:t>
+      </w:r>
+      <w:r>
+        <w:rPr>
+          <w:color w:val="000000"/>
+        </w:rPr>
+        <w:t xml:space="preserve"> 0 </w:t>
+      </w:r>
+      <w:r>
+        <w:rPr>
+          <w:color w:val="000000"/>
+        </w:rPr>
+        <w:t>到</w:t>
+      </w:r>
+      <w:r>
+        <w:rPr>
+          <w:color w:val="000000"/>
+        </w:rPr>
+        <w:t xml:space="preserve"> 1 </w:t>
+      </w:r>
+      <w:r>
+        <w:rPr>
+          <w:color w:val="000000"/>
+        </w:rPr>
+        <w:t>建立业务问题自动化处理方案，解决蚂蚁长期存在的业务监控缺失、业务流量识别难、根因不准确三大应急难题，覆盖支付</w:t>
+      </w:r>
+      <w:r>
+        <w:rPr>
+          <w:color w:val="000000"/>
+        </w:rPr>
+        <w:t xml:space="preserve"> / </w:t>
+      </w:r>
+      <w:r>
+        <w:rPr>
+          <w:color w:val="000000"/>
+        </w:rPr>
+        <w:t>基金</w:t>
+      </w:r>
+      <w:r>
+        <w:rPr>
+          <w:color w:val="000000"/>
+        </w:rPr>
+        <w:t xml:space="preserve"> / </w:t>
+      </w:r>
+      <w:r>
+        <w:rPr>
+          <w:color w:val="000000"/>
+        </w:rPr>
+        <w:t>中间件等全栈域。</w:t>
       </w:r>
     </w:p>
     <w:p>
@@ -3202,33 +3415,13 @@
           <w:bCs/>
           <w:color w:val="000000"/>
         </w:rPr>
-        <w:t xml:space="preserve">SRE </w:t>
-      </w:r>
-      <w:r>
-        <w:rPr>
-          <w:b/>
-          <w:bCs/>
-          <w:color w:val="000000"/>
-        </w:rPr>
-        <w:t>数字分身：</w:t>
-      </w:r>
-      <w:r>
-        <w:rPr>
-          <w:color w:val="000000"/>
-        </w:rPr>
-        <w:t>设计运行时人格装配机制：同一</w:t>
-      </w:r>
-      <w:r>
-        <w:rPr>
-          <w:color w:val="000000"/>
-        </w:rPr>
-        <w:t xml:space="preserve"> Agent </w:t>
-      </w:r>
-      <w:r>
-        <w:rPr>
-          <w:color w:val="000000"/>
-        </w:rPr>
-        <w:t>实例通过</w:t>
+        <w:t>稳定性中间件与全站覆盖：</w:t>
+      </w:r>
+      <w:r>
+        <w:rPr>
+          <w:color w:val="000000"/>
+        </w:rPr>
+        <w:t>基于</w:t>
       </w:r>
       <w:r>
         <w:rPr>
@@ -3239,96 +3432,60 @@
       <w:proofErr w:type="spellStart"/>
       <w:r>
         <w:rPr>
-          <w:b/>
-          <w:bCs/>
-          <w:color w:val="000000"/>
-        </w:rPr>
-        <w:t>BeforeAgent</w:t>
+          <w:color w:val="000000"/>
+        </w:rPr>
+        <w:t>JavaAgent</w:t>
       </w:r>
       <w:proofErr w:type="spellEnd"/>
       <w:r>
         <w:rPr>
-          <w:b/>
-          <w:bCs/>
+          <w:color w:val="000000"/>
+        </w:rPr>
+        <w:t xml:space="preserve"> + </w:t>
+      </w:r>
+      <w:proofErr w:type="spellStart"/>
+      <w:r>
+        <w:rPr>
+          <w:color w:val="000000"/>
+        </w:rPr>
+        <w:t>OpenTelemetry</w:t>
+      </w:r>
+      <w:proofErr w:type="spellEnd"/>
+      <w:r>
+        <w:rPr>
           <w:color w:val="000000"/>
         </w:rPr>
         <w:t xml:space="preserve"> </w:t>
       </w:r>
       <w:r>
         <w:rPr>
-          <w:b/>
-          <w:bCs/>
-          <w:color w:val="000000"/>
-        </w:rPr>
-        <w:t>中间件链</w:t>
-      </w:r>
-      <w:r>
-        <w:rPr>
-          <w:color w:val="000000"/>
-        </w:rPr>
-        <w:t>在请求期注入人格、工具白名单与知识库，</w:t>
-      </w:r>
-      <w:r>
-        <w:rPr>
-          <w:color w:val="000000"/>
-        </w:rPr>
-        <w:t xml:space="preserve">Tools </w:t>
-      </w:r>
-      <w:r>
-        <w:rPr>
-          <w:color w:val="000000"/>
-        </w:rPr>
-        <w:t>由空变非空触发</w:t>
-      </w:r>
-      <w:r>
-        <w:rPr>
-          <w:color w:val="000000"/>
-        </w:rPr>
-        <w:t xml:space="preserve"> </w:t>
-      </w:r>
-      <w:proofErr w:type="spellStart"/>
-      <w:r>
-        <w:rPr>
-          <w:b/>
-          <w:bCs/>
-          <w:color w:val="000000"/>
-        </w:rPr>
-        <w:t>ReAct</w:t>
-      </w:r>
-      <w:proofErr w:type="spellEnd"/>
-      <w:r>
-        <w:rPr>
-          <w:b/>
-          <w:bCs/>
-          <w:color w:val="000000"/>
-        </w:rPr>
-        <w:t xml:space="preserve"> </w:t>
-      </w:r>
-      <w:r>
-        <w:rPr>
-          <w:b/>
-          <w:bCs/>
-          <w:color w:val="000000"/>
-        </w:rPr>
-        <w:t>图重编译</w:t>
-      </w:r>
-      <w:r>
-        <w:rPr>
-          <w:color w:val="000000"/>
-        </w:rPr>
-        <w:t>，实现一个实例服务</w:t>
-      </w:r>
-      <w:r>
-        <w:rPr>
-          <w:color w:val="000000"/>
-        </w:rPr>
-        <w:t xml:space="preserve"> N </w:t>
-      </w:r>
-      <w:r>
-        <w:rPr>
-          <w:color w:val="000000"/>
-        </w:rPr>
-        <w:t>个不同权限边界的分身，承接主动式巡检与告警值守。</w:t>
+          <w:color w:val="000000"/>
+        </w:rPr>
+        <w:t>研发业务无感知的埋点与流量识别中间件，支撑业务监控自动化布防、业务流量画像、耗时优化点识别与错误码体系建设，并主导技术能力在全站的推广接入，覆盖</w:t>
+      </w:r>
+      <w:r>
+        <w:rPr>
+          <w:color w:val="000000"/>
+        </w:rPr>
+        <w:t xml:space="preserve"> 3000+ </w:t>
+      </w:r>
+      <w:r>
+        <w:rPr>
+          <w:color w:val="000000"/>
+        </w:rPr>
+        <w:t>标准</w:t>
+      </w:r>
+      <w:r>
+        <w:rPr>
+          <w:color w:val="000000"/>
+        </w:rPr>
+        <w:t xml:space="preserve"> Java </w:t>
+      </w:r>
+      <w:r>
+        <w:rPr>
+          <w:color w:val="000000"/>
+        </w:rPr>
+        <w:t>应用。</w:t>
       </w:r>
     </w:p>
     <w:p>
@@ -3346,105 +3503,37 @@
           <w:bCs/>
           <w:color w:val="000000"/>
         </w:rPr>
-        <w:t>生产可靠性与效果度量：</w:t>
-      </w:r>
-      <w:r>
-        <w:rPr>
-          <w:color w:val="000000"/>
-        </w:rPr>
-        <w:t>落地工具异常兜底中间件避免单点报错终止全会话、沙箱数据面失效自愈、工具超时与并发控制；接入</w:t>
-      </w:r>
-      <w:r>
-        <w:rPr>
-          <w:color w:val="000000"/>
-        </w:rPr>
-        <w:t xml:space="preserve"> </w:t>
-      </w:r>
-      <w:proofErr w:type="spellStart"/>
-      <w:r>
-        <w:rPr>
-          <w:b/>
-          <w:bCs/>
-          <w:color w:val="000000"/>
-        </w:rPr>
-        <w:t>Langfuse</w:t>
-      </w:r>
-      <w:proofErr w:type="spellEnd"/>
-      <w:r>
-        <w:rPr>
-          <w:color w:val="000000"/>
-        </w:rPr>
-        <w:t xml:space="preserve"> </w:t>
-      </w:r>
-      <w:r>
-        <w:rPr>
-          <w:color w:val="000000"/>
-        </w:rPr>
-        <w:t>四层零侵入</w:t>
-      </w:r>
-      <w:r>
-        <w:rPr>
-          <w:color w:val="000000"/>
-        </w:rPr>
-        <w:t xml:space="preserve"> tracing</w:t>
-      </w:r>
-      <w:r>
-        <w:rPr>
-          <w:color w:val="000000"/>
-        </w:rPr>
-        <w:t>，并自建</w:t>
-      </w:r>
-      <w:r>
-        <w:rPr>
-          <w:color w:val="000000"/>
-        </w:rPr>
-        <w:t xml:space="preserve"> </w:t>
-      </w:r>
-      <w:proofErr w:type="spellStart"/>
-      <w:r>
-        <w:rPr>
-          <w:b/>
-          <w:bCs/>
-          <w:color w:val="000000"/>
-        </w:rPr>
-        <w:t>eval_suite</w:t>
-      </w:r>
-      <w:proofErr w:type="spellEnd"/>
-      <w:r>
-        <w:rPr>
-          <w:color w:val="000000"/>
-        </w:rPr>
-        <w:t xml:space="preserve"> </w:t>
-      </w:r>
-      <w:r>
-        <w:rPr>
-          <w:color w:val="000000"/>
-        </w:rPr>
-        <w:t>评测框架（</w:t>
-      </w:r>
-      <w:r>
-        <w:rPr>
-          <w:color w:val="000000"/>
-        </w:rPr>
-        <w:t xml:space="preserve">case / skill </w:t>
-      </w:r>
-      <w:r>
-        <w:rPr>
-          <w:color w:val="000000"/>
-        </w:rPr>
-        <w:t>服务</w:t>
-      </w:r>
-      <w:r>
-        <w:rPr>
-          <w:color w:val="000000"/>
-        </w:rPr>
-        <w:t xml:space="preserve"> + </w:t>
-      </w:r>
-      <w:r>
-        <w:rPr>
-          <w:color w:val="000000"/>
-        </w:rPr>
-        <w:t>多评分器），形成</w:t>
+        <w:t>自动化根因定位与租户级重保：</w:t>
+      </w:r>
+      <w:r>
+        <w:rPr>
+          <w:color w:val="000000"/>
+        </w:rPr>
+        <w:t>构建根因定位平台，将故障发现与定位从依赖人工经验转为自动化决策；面向</w:t>
+      </w:r>
+      <w:r>
+        <w:rPr>
+          <w:color w:val="000000"/>
+        </w:rPr>
+        <w:t xml:space="preserve"> KA </w:t>
+      </w:r>
+      <w:r>
+        <w:rPr>
+          <w:color w:val="000000"/>
+        </w:rPr>
+        <w:t>商户建立租户维度</w:t>
+      </w:r>
+      <w:r>
+        <w:rPr>
+          <w:color w:val="000000"/>
+        </w:rPr>
+        <w:t xml:space="preserve"> SLA </w:t>
+      </w:r>
+      <w:r>
+        <w:rPr>
+          <w:color w:val="000000"/>
+        </w:rPr>
+        <w:t>度量与重保机制，把稳定性能力从</w:t>
       </w:r>
       <w:r>
         <w:rPr>
@@ -3456,31 +3545,7 @@
         <w:rPr>
           <w:color w:val="000000"/>
         </w:rPr>
-        <w:t>上线</w:t>
-      </w:r>
-      <w:r>
-        <w:rPr>
-          <w:color w:val="000000"/>
-        </w:rPr>
-        <w:t>—</w:t>
-      </w:r>
-      <w:r>
-        <w:rPr>
-          <w:color w:val="000000"/>
-        </w:rPr>
-        <w:t>评测</w:t>
-      </w:r>
-      <w:r>
-        <w:rPr>
-          <w:color w:val="000000"/>
-        </w:rPr>
-        <w:t>—</w:t>
-      </w:r>
-      <w:r>
-        <w:rPr>
-          <w:color w:val="000000"/>
-        </w:rPr>
-        <w:t>回归</w:t>
+        <w:t>应用视角</w:t>
       </w:r>
       <w:r>
         <w:rPr>
@@ -3492,7 +3557,31 @@
         <w:rPr>
           <w:color w:val="000000"/>
         </w:rPr>
-        <w:t>闭环。</w:t>
+        <w:t>扩展到</w:t>
+      </w:r>
+      <w:r>
+        <w:rPr>
+          <w:color w:val="000000"/>
+        </w:rPr>
+        <w:t>“</w:t>
+      </w:r>
+      <w:r>
+        <w:rPr>
+          <w:color w:val="000000"/>
+        </w:rPr>
+        <w:t>客户视角</w:t>
+      </w:r>
+      <w:r>
+        <w:rPr>
+          <w:color w:val="000000"/>
+        </w:rPr>
+        <w:t>”</w:t>
+      </w:r>
+      <w:r>
+        <w:rPr>
+          <w:color w:val="000000"/>
+        </w:rPr>
+        <w:t>。</w:t>
       </w:r>
     </w:p>
     <w:p>
@@ -3516,238 +3605,162 @@
         <w:rPr>
           <w:color w:val="000000"/>
         </w:rPr>
-        <w:t>建成</w:t>
-      </w:r>
-      <w:r>
-        <w:rPr>
-          <w:color w:val="000000"/>
-        </w:rPr>
-        <w:t xml:space="preserve"> </w:t>
-      </w:r>
-      <w:r>
-        <w:rPr>
-          <w:b/>
-          <w:bCs/>
-          <w:color w:val="000000"/>
-        </w:rPr>
-        <w:t xml:space="preserve">13 </w:t>
-      </w:r>
-      <w:r>
-        <w:rPr>
-          <w:b/>
-          <w:bCs/>
-          <w:color w:val="000000"/>
-        </w:rPr>
-        <w:t>个运维</w:t>
-      </w:r>
-      <w:r>
-        <w:rPr>
-          <w:b/>
-          <w:bCs/>
-          <w:color w:val="000000"/>
-        </w:rPr>
-        <w:t xml:space="preserve"> Agent</w:t>
-      </w:r>
-      <w:r>
-        <w:rPr>
-          <w:b/>
-          <w:bCs/>
-          <w:color w:val="000000"/>
-        </w:rPr>
-        <w:t>、</w:t>
-      </w:r>
-      <w:r>
-        <w:rPr>
-          <w:b/>
-          <w:bCs/>
-          <w:color w:val="000000"/>
-        </w:rPr>
-        <w:t xml:space="preserve">11 </w:t>
-      </w:r>
-      <w:r>
-        <w:rPr>
-          <w:b/>
-          <w:bCs/>
-          <w:color w:val="000000"/>
-        </w:rPr>
-        <w:t>个</w:t>
-      </w:r>
-      <w:r>
-        <w:rPr>
-          <w:b/>
-          <w:bCs/>
-          <w:color w:val="000000"/>
-        </w:rPr>
-        <w:t xml:space="preserve"> MCP Server</w:t>
-      </w:r>
-      <w:r>
-        <w:rPr>
-          <w:b/>
-          <w:bCs/>
-          <w:color w:val="000000"/>
-        </w:rPr>
-        <w:t>（约</w:t>
-      </w:r>
-      <w:r>
-        <w:rPr>
-          <w:b/>
-          <w:bCs/>
-          <w:color w:val="000000"/>
-        </w:rPr>
-        <w:t xml:space="preserve"> 128 </w:t>
-      </w:r>
-      <w:r>
-        <w:rPr>
-          <w:b/>
-          <w:bCs/>
-          <w:color w:val="000000"/>
-        </w:rPr>
-        <w:t>个工具）、</w:t>
-      </w:r>
-      <w:r>
-        <w:rPr>
-          <w:b/>
-          <w:bCs/>
-          <w:color w:val="000000"/>
-        </w:rPr>
-        <w:t xml:space="preserve">48 </w:t>
-      </w:r>
-      <w:r>
-        <w:rPr>
-          <w:b/>
-          <w:bCs/>
-          <w:color w:val="000000"/>
-        </w:rPr>
-        <w:t>个声明式技能</w:t>
-      </w:r>
-      <w:r>
-        <w:rPr>
-          <w:color w:val="000000"/>
-        </w:rPr>
-        <w:t>，覆盖告警诊断、指标问数、</w:t>
-      </w:r>
-      <w:proofErr w:type="spellStart"/>
-      <w:r>
-        <w:rPr>
-          <w:color w:val="000000"/>
-        </w:rPr>
-        <w:t>PromQL</w:t>
-      </w:r>
-      <w:proofErr w:type="spellEnd"/>
-      <w:r>
-        <w:rPr>
-          <w:color w:val="000000"/>
-        </w:rPr>
-        <w:t xml:space="preserve"> / </w:t>
-      </w:r>
-      <w:proofErr w:type="spellStart"/>
-      <w:r>
-        <w:rPr>
-          <w:color w:val="000000"/>
-        </w:rPr>
-        <w:t>InfluxQL</w:t>
-      </w:r>
-      <w:proofErr w:type="spellEnd"/>
-      <w:r>
-        <w:rPr>
-          <w:color w:val="000000"/>
-        </w:rPr>
-        <w:t xml:space="preserve"> </w:t>
-      </w:r>
-      <w:r>
-        <w:rPr>
-          <w:color w:val="000000"/>
-        </w:rPr>
-        <w:t>生成、巡检解读、变更观测与影响面分析；</w:t>
-      </w:r>
-      <w:r>
-        <w:rPr>
-          <w:b/>
-          <w:bCs/>
-          <w:color w:val="000000"/>
-        </w:rPr>
-        <w:t xml:space="preserve">20+ </w:t>
-      </w:r>
-      <w:r>
-        <w:rPr>
-          <w:b/>
-          <w:bCs/>
-          <w:color w:val="000000"/>
-        </w:rPr>
-        <w:t>核心云产品</w:t>
-      </w:r>
-      <w:r>
-        <w:rPr>
-          <w:color w:val="000000"/>
-        </w:rPr>
-        <w:t>接入</w:t>
-      </w:r>
-      <w:r>
-        <w:rPr>
-          <w:color w:val="000000"/>
-        </w:rPr>
-        <w:t xml:space="preserve"> AI </w:t>
-      </w:r>
-      <w:r>
-        <w:rPr>
-          <w:color w:val="000000"/>
-        </w:rPr>
-        <w:t>可观测体系，</w:t>
-      </w:r>
-      <w:r>
-        <w:rPr>
-          <w:b/>
-          <w:bCs/>
-          <w:color w:val="000000"/>
-        </w:rPr>
-        <w:t xml:space="preserve">30 </w:t>
-      </w:r>
-      <w:r>
-        <w:rPr>
-          <w:b/>
-          <w:bCs/>
-          <w:color w:val="000000"/>
-        </w:rPr>
-        <w:t>个云产品</w:t>
-      </w:r>
-      <w:r>
-        <w:rPr>
-          <w:color w:val="000000"/>
-        </w:rPr>
-        <w:t>低成本接入智能运维（月活</w:t>
-      </w:r>
-      <w:r>
-        <w:rPr>
-          <w:color w:val="000000"/>
-        </w:rPr>
-        <w:t xml:space="preserve"> UV 100+</w:t>
-      </w:r>
-      <w:r>
-        <w:rPr>
-          <w:color w:val="000000"/>
-        </w:rPr>
-        <w:t>），告警自动诊断覆盖率达</w:t>
-      </w:r>
-      <w:r>
-        <w:rPr>
-          <w:color w:val="000000"/>
-        </w:rPr>
-        <w:t xml:space="preserve"> </w:t>
-      </w:r>
-      <w:r>
-        <w:rPr>
-          <w:b/>
-          <w:bCs/>
-          <w:color w:val="000000"/>
-        </w:rPr>
-        <w:t>85%</w:t>
-      </w:r>
-      <w:r>
-        <w:rPr>
-          <w:color w:val="000000"/>
-        </w:rPr>
-        <w:t>。</w:t>
-      </w:r>
+        <w:t>支付域应急效率提升</w:t>
+      </w:r>
+      <w:r>
+        <w:rPr>
+          <w:color w:val="000000"/>
+        </w:rPr>
+        <w:t xml:space="preserve"> 50%</w:t>
+      </w:r>
+      <w:r>
+        <w:rPr>
+          <w:color w:val="000000"/>
+        </w:rPr>
+        <w:t>、根因定位准确率</w:t>
+      </w:r>
+      <w:r>
+        <w:rPr>
+          <w:color w:val="000000"/>
+        </w:rPr>
+        <w:t xml:space="preserve"> 90%</w:t>
+      </w:r>
+      <w:r>
+        <w:rPr>
+          <w:color w:val="000000"/>
+        </w:rPr>
+        <w:t>、监控布防覆盖率提升</w:t>
+      </w:r>
+      <w:r>
+        <w:rPr>
+          <w:color w:val="000000"/>
+        </w:rPr>
+        <w:t xml:space="preserve"> 40%</w:t>
+      </w:r>
+      <w:r>
+        <w:rPr>
+          <w:color w:val="000000"/>
+        </w:rPr>
+        <w:t>；全年主动识别问题</w:t>
+      </w:r>
+      <w:r>
+        <w:rPr>
+          <w:color w:val="000000"/>
+        </w:rPr>
+        <w:t xml:space="preserve"> 132 </w:t>
+      </w:r>
+      <w:r>
+        <w:rPr>
+          <w:color w:val="000000"/>
+        </w:rPr>
+        <w:t>个，挽回业务失败超</w:t>
+      </w:r>
+      <w:r>
+        <w:rPr>
+          <w:color w:val="000000"/>
+        </w:rPr>
+        <w:t xml:space="preserve"> 2700w </w:t>
+      </w:r>
+      <w:r>
+        <w:rPr>
+          <w:color w:val="000000"/>
+        </w:rPr>
+        <w:t>笔，识别并优化核心链路</w:t>
+      </w:r>
+      <w:r>
+        <w:rPr>
+          <w:color w:val="000000"/>
+        </w:rPr>
+        <w:t xml:space="preserve"> 80ms </w:t>
+      </w:r>
+      <w:r>
+        <w:rPr>
+          <w:color w:val="000000"/>
+        </w:rPr>
+        <w:t>耗时；重保</w:t>
+      </w:r>
+      <w:r>
+        <w:rPr>
+          <w:color w:val="000000"/>
+        </w:rPr>
+        <w:t xml:space="preserve"> 30+ </w:t>
+      </w:r>
+      <w:r>
+        <w:rPr>
+          <w:color w:val="000000"/>
+        </w:rPr>
+        <w:t>核心</w:t>
+      </w:r>
+      <w:r>
+        <w:rPr>
+          <w:color w:val="000000"/>
+        </w:rPr>
+        <w:t xml:space="preserve"> KA </w:t>
+      </w:r>
+      <w:r>
+        <w:rPr>
+          <w:color w:val="000000"/>
+        </w:rPr>
+        <w:t>商户</w:t>
+      </w:r>
+      <w:r>
+        <w:rPr>
+          <w:color w:val="000000"/>
+        </w:rPr>
+        <w:t xml:space="preserve"> SLA </w:t>
+      </w:r>
+      <w:r>
+        <w:rPr>
+          <w:color w:val="000000"/>
+        </w:rPr>
+        <w:t>达标。项目获蚂蚁</w:t>
+      </w:r>
+      <w:r>
+        <w:rPr>
+          <w:color w:val="000000"/>
+        </w:rPr>
+        <w:t xml:space="preserve"> BG </w:t>
+      </w:r>
+      <w:r>
+        <w:rPr>
+          <w:color w:val="000000"/>
+        </w:rPr>
+        <w:t>级技术创新奖（</w:t>
+      </w:r>
+      <w:r>
+        <w:rPr>
+          <w:color w:val="000000"/>
+        </w:rPr>
+        <w:t xml:space="preserve">Westar + </w:t>
+      </w:r>
+      <w:r>
+        <w:rPr>
+          <w:color w:val="000000"/>
+        </w:rPr>
+        <w:t>蓝宝石），申请专利</w:t>
+      </w:r>
+      <w:r>
+        <w:rPr>
+          <w:color w:val="000000"/>
+        </w:rPr>
+        <w:t xml:space="preserve"> 2 </w:t>
+      </w:r>
+      <w:r>
+        <w:rPr>
+          <w:color w:val="000000"/>
+        </w:rPr>
+        <w:t>篇。</w:t>
+      </w:r>
+    </w:p>
+    <w:p>
+      <w:pPr>
+        <w:pStyle w:val="a4"/>
+        <w:spacing w:after="20" w:line="250" w:lineRule="auto"/>
+        <w:ind w:left="340"/>
+        <w:rPr>
+          <w:rFonts w:hint="eastAsia"/>
+        </w:rPr>
+      </w:pPr>
     </w:p>
     <w:p>
       <w:pPr>
@@ -3764,7 +3777,7 @@
           <w:sz w:val="21"/>
           <w:szCs w:val="21"/>
         </w:rPr>
-        <w:t>蚂蚁自动化业务故障发现与根因定位</w:t>
+        <w:t>蚂蚁业务单元化隔离</w:t>
       </w:r>
       <w:r>
         <w:rPr>
@@ -3784,7 +3797,7 @@
           <w:sz w:val="20"/>
           <w:szCs w:val="20"/>
         </w:rPr>
-        <w:t xml:space="preserve">项目一号位　</w:t>
+        <w:t xml:space="preserve">核心研发　</w:t>
       </w:r>
       <w:r>
         <w:rPr>
@@ -3794,7 +3807,7 @@
           <w:sz w:val="20"/>
           <w:szCs w:val="20"/>
         </w:rPr>
-        <w:t>2020.09 - 2023.10</w:t>
+        <w:t>2020.09 - 2022.12</w:t>
       </w:r>
     </w:p>
     <w:p>
@@ -3806,467 +3819,7 @@
         <w:rPr>
           <w:color w:val="000000"/>
         </w:rPr>
-        <w:t>从</w:t>
-      </w:r>
-      <w:r>
-        <w:rPr>
-          <w:color w:val="000000"/>
-        </w:rPr>
-        <w:t xml:space="preserve"> 0 </w:t>
-      </w:r>
-      <w:r>
-        <w:rPr>
-          <w:color w:val="000000"/>
-        </w:rPr>
-        <w:t>到</w:t>
-      </w:r>
-      <w:r>
-        <w:rPr>
-          <w:color w:val="000000"/>
-        </w:rPr>
-        <w:t xml:space="preserve"> 1 </w:t>
-      </w:r>
-      <w:r>
-        <w:rPr>
-          <w:color w:val="000000"/>
-        </w:rPr>
-        <w:t>建立业务问题自动化处理方案，解决蚂蚁长期存在的业务监控缺失、业务流量识别难、根因不准确三大应急难题，覆盖支付</w:t>
-      </w:r>
-      <w:r>
-        <w:rPr>
-          <w:color w:val="000000"/>
-        </w:rPr>
-        <w:t xml:space="preserve"> / </w:t>
-      </w:r>
-      <w:r>
-        <w:rPr>
-          <w:color w:val="000000"/>
-        </w:rPr>
-        <w:t>基金</w:t>
-      </w:r>
-      <w:r>
-        <w:rPr>
-          <w:color w:val="000000"/>
-        </w:rPr>
-        <w:t xml:space="preserve"> / </w:t>
-      </w:r>
-      <w:r>
-        <w:rPr>
-          <w:color w:val="000000"/>
-        </w:rPr>
-        <w:t>中间件等全栈域。</w:t>
-      </w:r>
-    </w:p>
-    <w:p>
-      <w:pPr>
-        <w:pStyle w:val="a4"/>
-        <w:numPr>
-          <w:ilvl w:val="0"/>
-          <w:numId w:val="2"/>
-        </w:numPr>
-        <w:spacing w:after="20" w:line="250" w:lineRule="auto"/>
-      </w:pPr>
-      <w:r>
-        <w:rPr>
-          <w:b/>
-          <w:bCs/>
-          <w:color w:val="000000"/>
-        </w:rPr>
-        <w:t>稳定性中间件与全站覆盖：</w:t>
-      </w:r>
-      <w:r>
-        <w:rPr>
-          <w:color w:val="000000"/>
-        </w:rPr>
-        <w:t>基于</w:t>
-      </w:r>
-      <w:r>
-        <w:rPr>
-          <w:color w:val="000000"/>
-        </w:rPr>
-        <w:t xml:space="preserve"> </w:t>
-      </w:r>
-      <w:proofErr w:type="spellStart"/>
-      <w:r>
-        <w:rPr>
-          <w:color w:val="000000"/>
-        </w:rPr>
-        <w:t>JavaAgent</w:t>
-      </w:r>
-      <w:proofErr w:type="spellEnd"/>
-      <w:r>
-        <w:rPr>
-          <w:color w:val="000000"/>
-        </w:rPr>
-        <w:t xml:space="preserve"> + </w:t>
-      </w:r>
-      <w:proofErr w:type="spellStart"/>
-      <w:r>
-        <w:rPr>
-          <w:color w:val="000000"/>
-        </w:rPr>
-        <w:t>OpenTelemetry</w:t>
-      </w:r>
-      <w:proofErr w:type="spellEnd"/>
-      <w:r>
-        <w:rPr>
-          <w:color w:val="000000"/>
-        </w:rPr>
-        <w:t xml:space="preserve"> </w:t>
-      </w:r>
-      <w:r>
-        <w:rPr>
-          <w:color w:val="000000"/>
-        </w:rPr>
-        <w:t>研发业务无感知的埋点与流量识别中间件，支撑业务监控自动化布防、业务流量画像、耗时优化点识别与错误码体系建设，并主导技术能力在全站的推广接入，覆盖</w:t>
-      </w:r>
-      <w:r>
-        <w:rPr>
-          <w:color w:val="000000"/>
-        </w:rPr>
-        <w:t xml:space="preserve"> 3000+ </w:t>
-      </w:r>
-      <w:r>
-        <w:rPr>
-          <w:color w:val="000000"/>
-        </w:rPr>
-        <w:t>标准</w:t>
-      </w:r>
-      <w:r>
-        <w:rPr>
-          <w:color w:val="000000"/>
-        </w:rPr>
-        <w:t xml:space="preserve"> Java </w:t>
-      </w:r>
-      <w:r>
-        <w:rPr>
-          <w:color w:val="000000"/>
-        </w:rPr>
-        <w:t>应用。</w:t>
-      </w:r>
-    </w:p>
-    <w:p>
-      <w:pPr>
-        <w:pStyle w:val="a4"/>
-        <w:numPr>
-          <w:ilvl w:val="0"/>
-          <w:numId w:val="2"/>
-        </w:numPr>
-        <w:spacing w:after="20" w:line="250" w:lineRule="auto"/>
-      </w:pPr>
-      <w:r>
-        <w:rPr>
-          <w:b/>
-          <w:bCs/>
-          <w:color w:val="000000"/>
-        </w:rPr>
         <w:lastRenderedPageBreak/>
-        <w:t>自动化根因定位与租户级重保：</w:t>
-      </w:r>
-      <w:r>
-        <w:rPr>
-          <w:color w:val="000000"/>
-        </w:rPr>
-        <w:t>构建根因定位平台，将故障发现与定位从依赖人工经验转为自动化决策；面向</w:t>
-      </w:r>
-      <w:r>
-        <w:rPr>
-          <w:color w:val="000000"/>
-        </w:rPr>
-        <w:t xml:space="preserve"> KA </w:t>
-      </w:r>
-      <w:r>
-        <w:rPr>
-          <w:color w:val="000000"/>
-        </w:rPr>
-        <w:t>商户建立租户维度</w:t>
-      </w:r>
-      <w:r>
-        <w:rPr>
-          <w:color w:val="000000"/>
-        </w:rPr>
-        <w:t xml:space="preserve"> SLA </w:t>
-      </w:r>
-      <w:r>
-        <w:rPr>
-          <w:color w:val="000000"/>
-        </w:rPr>
-        <w:t>度量与重保机制，把稳定性能力从</w:t>
-      </w:r>
-      <w:r>
-        <w:rPr>
-          <w:color w:val="000000"/>
-        </w:rPr>
-        <w:t>“</w:t>
-      </w:r>
-      <w:r>
-        <w:rPr>
-          <w:color w:val="000000"/>
-        </w:rPr>
-        <w:t>应用视角</w:t>
-      </w:r>
-      <w:r>
-        <w:rPr>
-          <w:color w:val="000000"/>
-        </w:rPr>
-        <w:t>”</w:t>
-      </w:r>
-      <w:r>
-        <w:rPr>
-          <w:color w:val="000000"/>
-        </w:rPr>
-        <w:t>扩展到</w:t>
-      </w:r>
-      <w:r>
-        <w:rPr>
-          <w:color w:val="000000"/>
-        </w:rPr>
-        <w:t>“</w:t>
-      </w:r>
-      <w:r>
-        <w:rPr>
-          <w:color w:val="000000"/>
-        </w:rPr>
-        <w:t>客户视角</w:t>
-      </w:r>
-      <w:r>
-        <w:rPr>
-          <w:color w:val="000000"/>
-        </w:rPr>
-        <w:t>”</w:t>
-      </w:r>
-      <w:r>
-        <w:rPr>
-          <w:color w:val="000000"/>
-        </w:rPr>
-        <w:t>。</w:t>
-      </w:r>
-    </w:p>
-    <w:p>
-      <w:pPr>
-        <w:pStyle w:val="a4"/>
-        <w:numPr>
-          <w:ilvl w:val="0"/>
-          <w:numId w:val="2"/>
-        </w:numPr>
-        <w:spacing w:after="20" w:line="250" w:lineRule="auto"/>
-      </w:pPr>
-      <w:r>
-        <w:rPr>
-          <w:b/>
-          <w:bCs/>
-          <w:color w:val="000000"/>
-        </w:rPr>
-        <w:t>业务收益：</w:t>
-      </w:r>
-      <w:r>
-        <w:rPr>
-          <w:color w:val="000000"/>
-        </w:rPr>
-        <w:t>支付域应急效率提升</w:t>
-      </w:r>
-      <w:r>
-        <w:rPr>
-          <w:color w:val="000000"/>
-        </w:rPr>
-        <w:t xml:space="preserve"> 50%</w:t>
-      </w:r>
-      <w:r>
-        <w:rPr>
-          <w:color w:val="000000"/>
-        </w:rPr>
-        <w:t>、根因定位准确率</w:t>
-      </w:r>
-      <w:r>
-        <w:rPr>
-          <w:color w:val="000000"/>
-        </w:rPr>
-        <w:t xml:space="preserve"> 90%</w:t>
-      </w:r>
-      <w:r>
-        <w:rPr>
-          <w:color w:val="000000"/>
-        </w:rPr>
-        <w:t>、监控布防覆盖率提升</w:t>
-      </w:r>
-      <w:r>
-        <w:rPr>
-          <w:color w:val="000000"/>
-        </w:rPr>
-        <w:t xml:space="preserve"> 40%</w:t>
-      </w:r>
-      <w:r>
-        <w:rPr>
-          <w:color w:val="000000"/>
-        </w:rPr>
-        <w:t>；全年主动识别问题</w:t>
-      </w:r>
-      <w:r>
-        <w:rPr>
-          <w:color w:val="000000"/>
-        </w:rPr>
-        <w:t xml:space="preserve"> 132 </w:t>
-      </w:r>
-      <w:r>
-        <w:rPr>
-          <w:color w:val="000000"/>
-        </w:rPr>
-        <w:t>个，挽回业务失败超</w:t>
-      </w:r>
-      <w:r>
-        <w:rPr>
-          <w:color w:val="000000"/>
-        </w:rPr>
-        <w:t xml:space="preserve"> 2700w </w:t>
-      </w:r>
-      <w:r>
-        <w:rPr>
-          <w:color w:val="000000"/>
-        </w:rPr>
-        <w:t>笔，识别并优化核心链路</w:t>
-      </w:r>
-      <w:r>
-        <w:rPr>
-          <w:color w:val="000000"/>
-        </w:rPr>
-        <w:t xml:space="preserve"> 80ms </w:t>
-      </w:r>
-      <w:r>
-        <w:rPr>
-          <w:color w:val="000000"/>
-        </w:rPr>
-        <w:t>耗时；重保</w:t>
-      </w:r>
-      <w:r>
-        <w:rPr>
-          <w:color w:val="000000"/>
-        </w:rPr>
-        <w:t xml:space="preserve"> 30+ </w:t>
-      </w:r>
-      <w:r>
-        <w:rPr>
-          <w:color w:val="000000"/>
-        </w:rPr>
-        <w:t>核心</w:t>
-      </w:r>
-      <w:r>
-        <w:rPr>
-          <w:color w:val="000000"/>
-        </w:rPr>
-        <w:t xml:space="preserve"> KA </w:t>
-      </w:r>
-      <w:r>
-        <w:rPr>
-          <w:color w:val="000000"/>
-        </w:rPr>
-        <w:t>商户</w:t>
-      </w:r>
-      <w:r>
-        <w:rPr>
-          <w:color w:val="000000"/>
-        </w:rPr>
-        <w:t xml:space="preserve"> SLA </w:t>
-      </w:r>
-      <w:r>
-        <w:rPr>
-          <w:color w:val="000000"/>
-        </w:rPr>
-        <w:t>达标。项目获蚂蚁</w:t>
-      </w:r>
-      <w:r>
-        <w:rPr>
-          <w:color w:val="000000"/>
-        </w:rPr>
-        <w:t xml:space="preserve"> BG </w:t>
-      </w:r>
-      <w:r>
-        <w:rPr>
-          <w:color w:val="000000"/>
-        </w:rPr>
-        <w:t>级技术创新奖（</w:t>
-      </w:r>
-      <w:r>
-        <w:rPr>
-          <w:color w:val="000000"/>
-        </w:rPr>
-        <w:t xml:space="preserve">Westar + </w:t>
-      </w:r>
-      <w:r>
-        <w:rPr>
-          <w:color w:val="000000"/>
-        </w:rPr>
-        <w:t>蓝宝石），申请专利</w:t>
-      </w:r>
-      <w:r>
-        <w:rPr>
-          <w:color w:val="000000"/>
-        </w:rPr>
-        <w:t xml:space="preserve"> 2 </w:t>
-      </w:r>
-      <w:r>
-        <w:rPr>
-          <w:color w:val="000000"/>
-        </w:rPr>
-        <w:t>篇。</w:t>
-      </w:r>
-    </w:p>
-    <w:p>
-      <w:pPr>
-        <w:tabs>
-          <w:tab w:val="right" w:pos="9906"/>
-        </w:tabs>
-        <w:spacing w:before="100"/>
-      </w:pPr>
-      <w:r>
-        <w:rPr>
-          <w:b/>
-          <w:bCs/>
-          <w:color w:val="000000"/>
-          <w:sz w:val="21"/>
-          <w:szCs w:val="21"/>
-        </w:rPr>
-        <w:t>蚂蚁业务单元化隔离</w:t>
-      </w:r>
-      <w:r>
-        <w:rPr>
-          <w:b/>
-          <w:bCs/>
-          <w:color w:val="000000"/>
-          <w:sz w:val="20"/>
-          <w:szCs w:val="20"/>
-        </w:rPr>
-        <w:tab/>
-      </w:r>
-      <w:r>
-        <w:rPr>
-          <w:b/>
-          <w:bCs/>
-          <w:color w:val="000000"/>
-          <w:sz w:val="20"/>
-          <w:szCs w:val="20"/>
-        </w:rPr>
-        <w:t xml:space="preserve">核心研发　</w:t>
-      </w:r>
-      <w:r>
-        <w:rPr>
-          <w:b/>
-          <w:bCs/>
-          <w:color w:val="000000"/>
-          <w:sz w:val="20"/>
-          <w:szCs w:val="20"/>
-        </w:rPr>
-        <w:t>2020.09 - 2022.12</w:t>
-      </w:r>
-    </w:p>
-    <w:p>
-      <w:pPr>
-        <w:spacing w:after="30" w:line="250" w:lineRule="auto"/>
-        <w:ind w:left="170"/>
-      </w:pPr>
-      <w:r>
-        <w:rPr>
-          <w:color w:val="000000"/>
-        </w:rPr>
         <w:t>面向微服务架构下业务流量混合导致的稳定性</w:t>
       </w:r>
       <w:r>
@@ -4719,20 +4272,7 @@
           <w:color w:val="000000"/>
         </w:rPr>
         <w:tab/>
-      </w:r>
-      <w:proofErr w:type="spellStart"/>
-      <w:r>
-        <w:rPr>
-          <w:color w:val="000000"/>
-        </w:rPr>
-        <w:t>Eino</w:t>
-      </w:r>
-      <w:proofErr w:type="spellEnd"/>
-      <w:r>
-        <w:rPr>
-          <w:color w:val="000000"/>
-        </w:rPr>
-        <w:t xml:space="preserve"> ADK</w:t>
+        <w:t>Eino ADK</w:t>
       </w:r>
       <w:r>
         <w:rPr>
@@ -4902,6 +4442,9 @@
           <w:tab w:val="left" w:pos="1400"/>
         </w:tabs>
         <w:spacing w:before="30" w:after="30"/>
+        <w:rPr>
+          <w:rFonts w:hint="eastAsia"/>
+        </w:rPr>
       </w:pPr>
       <w:r>
         <w:rPr>
@@ -4922,7 +4465,7 @@
         <w:rPr>
           <w:color w:val="000000"/>
         </w:rPr>
-        <w:t>、微服务治理、多租户权限、</w:t>
+        <w:t>、微服务治理、</w:t>
       </w:r>
       <w:r>
         <w:rPr>
@@ -4935,6 +4478,13 @@
           <w:color w:val="000000"/>
         </w:rPr>
         <w:t>网关、多地域多集群、两地三中心容灾、模型驱动（元模型）建模</w:t>
+      </w:r>
+      <w:r>
+        <w:rPr>
+          <w:rFonts w:hint="eastAsia"/>
+          <w:color w:val="000000"/>
+        </w:rPr>
+        <w:t>、支付架构</w:t>
       </w:r>
     </w:p>
     <w:sectPr>
@@ -4948,7 +4498,7 @@
 </file>
 
 <file path=word/numbering.xml><?xml version="1.0" encoding="utf-8"?>
-<w:numbering xmlns:wpc="http://schemas.microsoft.com/office/word/2010/wordprocessingCanvas" xmlns:cx="http://schemas.microsoft.com/office/drawing/2014/chartex" xmlns:cx1="http://schemas.microsoft.com/office/drawing/2015/9/8/chartex" xmlns:cx2="http://schemas.microsoft.com/office/drawing/2015/10/21/chartex" xmlns:cx3="http://schemas.microsoft.com/office/drawing/2016/5/9/chartex" xmlns:cx4="http://schemas.microsoft.com/office/drawing/2016/5/10/chartex" xmlns:cx5="http://schemas.microsoft.com/office/drawing/2016/5/11/chartex" xmlns:cx6="http://schemas.microsoft.com/office/drawing/2016/5/12/chartex" xmlns:cx7="http://schemas.microsoft.com/office/drawing/2016/5/13/chartex" xmlns:cx8="http://schemas.microsoft.com/office/drawing/2016/5/14/chartex" xmlns:mc="http://schemas.openxmlformats.org/markup-compatibility/2006" xmlns:aink="http://schemas.microsoft.com/office/drawing/2016/ink" xmlns:am3d="http://schemas.microsoft.com/office/drawing/2017/model3d" xmlns:o="urn:schemas-microsoft-com:office:office" xmlns:oel="http://schemas.microsoft.com/office/2019/extlst" xmlns:r="http://schemas.openxmlformats.org/officeDocument/2006/relationships" xmlns:m="http://schemas.openxmlformats.org/officeDocument/2006/math" xmlns:v="urn:schemas-microsoft-com:vml" xmlns:wp14="http://schemas.microsoft.com/office/word/2010/wordprocessingDrawing" xmlns:wp="http://schemas.openxmlformats.org/drawingml/2006/wordprocessingDrawing" xmlns:w10="urn:schemas-microsoft-com:office:word" xmlns:w="http://schemas.openxmlformats.org/wordprocessingml/2006/main" xmlns:w14="http://schemas.microsoft.com/office/word/2010/wordml" xmlns:w15="http://schemas.microsoft.com/office/word/2012/wordml" xmlns:w16cex="http://schemas.microsoft.com/office/word/2018/wordml/cex" xmlns:w16cid="http://schemas.microsoft.com/office/word/2016/wordml/cid" xmlns:w16="http://schemas.microsoft.com/office/word/2018/wordml" xmlns:w16du="http://schemas.microsoft.com/office/word/2023/wordml/word16du" xmlns:w16sdtdh="http://schemas.microsoft.com/office/word/2020/wordml/sdtdatahash" xmlns:w16se="http://schemas.microsoft.com/office/word/2015/wordml/symex" xmlns:wpg="http://schemas.microsoft.com/office/word/2010/wordprocessingGroup" xmlns:wpi="http://schemas.microsoft.com/office/word/2010/wordprocessingInk" xmlns:wne="http://schemas.microsoft.com/office/word/2006/wordml" xmlns:wps="http://schemas.microsoft.com/office/word/2010/wordprocessingShape" mc:Ignorable="w14 w15 w16se w16cid w16 w16cex w16sdtdh w16du wp14">
+<w:numbering xmlns:wpc="http://schemas.microsoft.com/office/word/2010/wordprocessingCanvas" xmlns:cx="http://schemas.microsoft.com/office/drawing/2014/chartex" xmlns:cx1="http://schemas.microsoft.com/office/drawing/2015/9/8/chartex" xmlns:cx2="http://schemas.microsoft.com/office/drawing/2015/10/21/chartex" xmlns:cx3="http://schemas.microsoft.com/office/drawing/2016/5/9/chartex" xmlns:cx4="http://schemas.microsoft.com/office/drawing/2016/5/10/chartex" xmlns:cx5="http://schemas.microsoft.com/office/drawing/2016/5/11/chartex" xmlns:cx6="http://schemas.microsoft.com/office/drawing/2016/5/12/chartex" xmlns:cx7="http://schemas.microsoft.com/office/drawing/2016/5/13/chartex" xmlns:cx8="http://schemas.microsoft.com/office/drawing/2016/5/14/chartex" xmlns:mc="http://schemas.openxmlformats.org/markup-compatibility/2006" xmlns:aink="http://schemas.microsoft.com/office/drawing/2016/ink" xmlns:am3d="http://schemas.microsoft.com/office/drawing/2017/model3d" xmlns:o="urn:schemas-microsoft-com:office:office" xmlns:oel="http://schemas.microsoft.com/office/2019/extlst" xmlns:r="http://schemas.openxmlformats.org/officeDocument/2006/relationships" xmlns:m="http://schemas.openxmlformats.org/officeDocument/2006/math" xmlns:v="urn:schemas-microsoft-com:vml" xmlns:wp14="http://schemas.microsoft.com/office/word/2010/wordprocessingDrawing" xmlns:wp="http://schemas.openxmlformats.org/drawingml/2006/wordprocessingDrawing" xmlns:w10="urn:schemas-microsoft-com:office:word" xmlns:w="http://schemas.openxmlformats.org/wordprocessingml/2006/main" xmlns:w14="http://schemas.microsoft.com/office/word/2010/wordml" xmlns:w15="http://schemas.microsoft.com/office/word/2012/wordml" xmlns:w16cex="http://schemas.microsoft.com/office/word/2018/wordml/cex" xmlns:w16cid="http://schemas.microsoft.com/office/word/2016/wordml/cid" xmlns:w16="http://schemas.microsoft.com/office/word/2018/wordml" xmlns:w16du="http://schemas.microsoft.com/office/word/2023/wordml/word16du" xmlns:w16sdtdh="http://schemas.microsoft.com/office/word/2020/wordml/sdtdatahash" xmlns:w16sdtfl="http://schemas.microsoft.com/office/word/2024/wordml/sdtformatlock" xmlns:w16se="http://schemas.microsoft.com/office/word/2015/wordml/symex" xmlns:wpg="http://schemas.microsoft.com/office/word/2010/wordprocessingGroup" xmlns:wpi="http://schemas.microsoft.com/office/word/2010/wordprocessingInk" xmlns:wne="http://schemas.microsoft.com/office/word/2006/wordml" xmlns:wps="http://schemas.microsoft.com/office/word/2010/wordprocessingShape" mc:Ignorable="w14 w15 w16se w16cid w16 w16cex w16sdtdh w16sdtfl w16du wp14">
   <w:abstractNum w:abstractNumId="0" w15:restartNumberingAfterBreak="0">
     <w:nsid w:val="088E6E16"/>
     <w:multiLevelType w:val="hybridMultilevel"/>
@@ -5121,7 +4671,7 @@
 </file>
 
 <file path=word/styles.xml><?xml version="1.0" encoding="utf-8"?>
-<w:styles xmlns:mc="http://schemas.openxmlformats.org/markup-compatibility/2006" xmlns:r="http://schemas.openxmlformats.org/officeDocument/2006/relationships" xmlns:w="http://schemas.openxmlformats.org/wordprocessingml/2006/main" xmlns:w14="http://schemas.microsoft.com/office/word/2010/wordml" xmlns:w15="http://schemas.microsoft.com/office/word/2012/wordml" xmlns:w16cex="http://schemas.microsoft.com/office/word/2018/wordml/cex" xmlns:w16cid="http://schemas.microsoft.com/office/word/2016/wordml/cid" xmlns:w16="http://schemas.microsoft.com/office/word/2018/wordml" xmlns:w16du="http://schemas.microsoft.com/office/word/2023/wordml/word16du" xmlns:w16sdtdh="http://schemas.microsoft.com/office/word/2020/wordml/sdtdatahash" xmlns:w16se="http://schemas.microsoft.com/office/word/2015/wordml/symex" mc:Ignorable="w14 w15 w16se w16cid w16 w16cex w16sdtdh w16du">
+<w:styles xmlns:mc="http://schemas.openxmlformats.org/markup-compatibility/2006" xmlns:r="http://schemas.openxmlformats.org/officeDocument/2006/relationships" xmlns:w="http://schemas.openxmlformats.org/wordprocessingml/2006/main" xmlns:w14="http://schemas.microsoft.com/office/word/2010/wordml" xmlns:w15="http://schemas.microsoft.com/office/word/2012/wordml" xmlns:w16cex="http://schemas.microsoft.com/office/word/2018/wordml/cex" xmlns:w16cid="http://schemas.microsoft.com/office/word/2016/wordml/cid" xmlns:w16="http://schemas.microsoft.com/office/word/2018/wordml" xmlns:w16du="http://schemas.microsoft.com/office/word/2023/wordml/word16du" xmlns:w16sdtdh="http://schemas.microsoft.com/office/word/2020/wordml/sdtdatahash" xmlns:w16sdtfl="http://schemas.microsoft.com/office/word/2024/wordml/sdtformatlock" xmlns:w16se="http://schemas.microsoft.com/office/word/2015/wordml/symex" mc:Ignorable="w14 w15 w16se w16cid w16 w16cex w16sdtdh w16sdtfl w16du">
   <w:docDefaults>
     <w:rPrDefault>
       <w:rPr>
